--- a/Proyecto 1C/Informe.docx
+++ b/Proyecto 1C/Informe.docx
@@ -2918,6 +2918,18 @@
                 <w:lang w:val="en-US"/>
               </w:rPr>
             </w:pPr>
+          </w:p>
+          <w:p>
+            <w:pPr>
+              <w:tabs>
+                <w:tab w:val="left" w:pos="3279"/>
+              </w:tabs>
+              <w:ind w:right="-46"/>
+              <w:jc w:val="both"/>
+              <w:rPr>
+                <w:lang w:val="en-US"/>
+              </w:rPr>
+            </w:pPr>
             <w:r>
               <w:rPr>
                 <w:lang w:val="en-US"/>
@@ -3118,6 +3130,15 @@
             <w:tcW w:w="9016" w:type="dxa"/>
             <w:shd w:val="clear" w:color="auto" w:fill="auto"/>
           </w:tcPr>
+          <w:p>
+            <w:pPr>
+              <w:tabs>
+                <w:tab w:val="left" w:pos="3279"/>
+              </w:tabs>
+              <w:ind w:right="-46"/>
+              <w:jc w:val="both"/>
+            </w:pPr>
+          </w:p>
           <w:p>
             <w:pPr>
               <w:tabs>
@@ -13970,7 +13991,7 @@
     <w:p>
       <w:pPr>
         <w:keepNext/>
-        <w:ind w:right="-613"/>
+        <w:ind w:right="-330"/>
         <w:jc w:val="center"/>
       </w:pPr>
       <w:r>
@@ -13978,10 +13999,10 @@
           <w:noProof/>
         </w:rPr>
         <w:drawing>
-          <wp:inline distT="0" distB="0" distL="0" distR="0" wp14:anchorId="366A98F0" wp14:editId="34B9D30E">
-            <wp:extent cx="5730240" cy="3406140"/>
-            <wp:effectExtent l="0" t="0" r="3810" b="3810"/>
-            <wp:docPr id="1720652139" name="Imagen 5"/>
+          <wp:inline distT="0" distB="0" distL="0" distR="0" wp14:anchorId="3B3362AF" wp14:editId="61242D81">
+            <wp:extent cx="5729605" cy="3514725"/>
+            <wp:effectExtent l="0" t="0" r="4445" b="9525"/>
+            <wp:docPr id="1268284397" name="Imagen 9"/>
             <wp:cNvGraphicFramePr>
               <a:graphicFrameLocks xmlns:a="http://schemas.openxmlformats.org/drawingml/2006/main" noChangeAspect="1"/>
             </wp:cNvGraphicFramePr>
@@ -13989,7 +14010,7 @@
               <a:graphicData uri="http://schemas.openxmlformats.org/drawingml/2006/picture">
                 <pic:pic xmlns:pic="http://schemas.openxmlformats.org/drawingml/2006/picture">
                   <pic:nvPicPr>
-                    <pic:cNvPr id="0" name="Picture 5"/>
+                    <pic:cNvPr id="0" name="Picture 9"/>
                     <pic:cNvPicPr>
                       <a:picLocks noChangeAspect="1" noChangeArrowheads="1"/>
                     </pic:cNvPicPr>
@@ -14010,7 +14031,7 @@
                   <pic:spPr bwMode="auto">
                     <a:xfrm>
                       <a:off x="0" y="0"/>
-                      <a:ext cx="5730240" cy="3406140"/>
+                      <a:ext cx="5729605" cy="3514725"/>
                     </a:xfrm>
                     <a:prstGeom prst="rect">
                       <a:avLst/>
@@ -14096,10 +14117,10 @@
           <w:noProof/>
         </w:rPr>
         <w:drawing>
-          <wp:inline distT="0" distB="0" distL="0" distR="0" wp14:anchorId="2F9EB6F2" wp14:editId="089A1A71">
-            <wp:extent cx="5730240" cy="3101340"/>
-            <wp:effectExtent l="0" t="0" r="3810" b="3810"/>
-            <wp:docPr id="1649724593" name="Imagen 6"/>
+          <wp:inline distT="0" distB="0" distL="0" distR="0" wp14:anchorId="5D9EA6A1" wp14:editId="71340ACD">
+            <wp:extent cx="5729605" cy="3018155"/>
+            <wp:effectExtent l="0" t="0" r="4445" b="0"/>
+            <wp:docPr id="1996541865" name="Imagen 10"/>
             <wp:cNvGraphicFramePr>
               <a:graphicFrameLocks xmlns:a="http://schemas.openxmlformats.org/drawingml/2006/main" noChangeAspect="1"/>
             </wp:cNvGraphicFramePr>
@@ -14107,7 +14128,7 @@
               <a:graphicData uri="http://schemas.openxmlformats.org/drawingml/2006/picture">
                 <pic:pic xmlns:pic="http://schemas.openxmlformats.org/drawingml/2006/picture">
                   <pic:nvPicPr>
-                    <pic:cNvPr id="0" name="Picture 6"/>
+                    <pic:cNvPr id="0" name="Picture 10"/>
                     <pic:cNvPicPr>
                       <a:picLocks noChangeAspect="1" noChangeArrowheads="1"/>
                     </pic:cNvPicPr>
@@ -14128,7 +14149,7 @@
                   <pic:spPr bwMode="auto">
                     <a:xfrm>
                       <a:off x="0" y="0"/>
-                      <a:ext cx="5730240" cy="3101340"/>
+                      <a:ext cx="5729605" cy="3018155"/>
                     </a:xfrm>
                     <a:prstGeom prst="rect">
                       <a:avLst/>
@@ -14204,10 +14225,10 @@
           <w:noProof/>
         </w:rPr>
         <w:drawing>
-          <wp:inline distT="0" distB="0" distL="0" distR="0" wp14:anchorId="79086A67" wp14:editId="3B65605C">
-            <wp:extent cx="5820514" cy="3078480"/>
-            <wp:effectExtent l="0" t="0" r="8890" b="7620"/>
-            <wp:docPr id="1253220382" name="Imagen 7"/>
+          <wp:inline distT="0" distB="0" distL="0" distR="0" wp14:anchorId="54F85011" wp14:editId="249B3459">
+            <wp:extent cx="5602682" cy="3321212"/>
+            <wp:effectExtent l="0" t="0" r="0" b="0"/>
+            <wp:docPr id="14281042" name="Imagen 11"/>
             <wp:cNvGraphicFramePr>
               <a:graphicFrameLocks xmlns:a="http://schemas.openxmlformats.org/drawingml/2006/main" noChangeAspect="1"/>
             </wp:cNvGraphicFramePr>
@@ -14215,12 +14236,12 @@
               <a:graphicData uri="http://schemas.openxmlformats.org/drawingml/2006/picture">
                 <pic:pic xmlns:pic="http://schemas.openxmlformats.org/drawingml/2006/picture">
                   <pic:nvPicPr>
-                    <pic:cNvPr id="0" name="Picture 7"/>
+                    <pic:cNvPr id="0" name="Picture 11"/>
                     <pic:cNvPicPr>
                       <a:picLocks noChangeAspect="1" noChangeArrowheads="1"/>
                     </pic:cNvPicPr>
                   </pic:nvPicPr>
-                  <pic:blipFill rotWithShape="1">
+                  <pic:blipFill>
                     <a:blip r:embed="rId19" cstate="print">
                       <a:extLst>
                         <a:ext uri="{28A0092B-C50C-407E-A947-70E740481C1C}">
@@ -14228,7 +14249,7 @@
                         </a:ext>
                       </a:extLst>
                     </a:blip>
-                    <a:srcRect l="4920" t="9220" r="3060" b="4256"/>
+                    <a:srcRect/>
                     <a:stretch>
                       <a:fillRect/>
                     </a:stretch>
@@ -14236,7 +14257,7 @@
                   <pic:spPr bwMode="auto">
                     <a:xfrm>
                       <a:off x="0" y="0"/>
-                      <a:ext cx="5829525" cy="3083246"/>
+                      <a:ext cx="5615433" cy="3328770"/>
                     </a:xfrm>
                     <a:prstGeom prst="rect">
                       <a:avLst/>
@@ -14245,11 +14266,6 @@
                     <a:ln>
                       <a:noFill/>
                     </a:ln>
-                    <a:extLst>
-                      <a:ext uri="{53640926-AAD7-44D8-BBD7-CCE9431645EC}">
-                        <a14:shadowObscured xmlns:a14="http://schemas.microsoft.com/office/drawing/2010/main"/>
-                      </a:ext>
-                    </a:extLst>
                   </pic:spPr>
                 </pic:pic>
               </a:graphicData>

--- a/Proyecto 1C/Informe.docx
+++ b/Proyecto 1C/Informe.docx
@@ -899,7 +899,6 @@
             <w:rPr>
               <w:rFonts w:eastAsiaTheme="minorEastAsia"/>
               <w:noProof/>
-              <w:color w:val="8FBC8F"/>
               <w:sz w:val="24"/>
               <w:szCs w:val="24"/>
               <w:lang w:eastAsia="es-AR"/>
@@ -923,12 +922,11 @@
             </w:rPr>
             <w:fldChar w:fldCharType="separate"/>
           </w:r>
-          <w:hyperlink w:anchor="_Toc202545709" w:history="1">
+          <w:hyperlink w:anchor="_Toc202734997" w:history="1">
             <w:r>
               <w:rPr>
                 <w:rStyle w:val="Hipervnculo"/>
                 <w:noProof/>
-                <w:color w:val="8FBC8F"/>
               </w:rPr>
               <w:t>I.</w:t>
             </w:r>
@@ -936,7 +934,6 @@
               <w:rPr>
                 <w:rFonts w:eastAsiaTheme="minorEastAsia"/>
                 <w:noProof/>
-                <w:color w:val="8FBC8F"/>
                 <w:sz w:val="24"/>
                 <w:szCs w:val="24"/>
                 <w:lang w:eastAsia="es-AR"/>
@@ -947,7 +944,6 @@
               <w:rPr>
                 <w:rStyle w:val="Hipervnculo"/>
                 <w:noProof/>
-                <w:color w:val="8FBC8F"/>
               </w:rPr>
               <w:t>INTRODUCCIÓN</w:t>
             </w:r>
@@ -955,7 +951,6 @@
               <w:rPr>
                 <w:noProof/>
                 <w:webHidden/>
-                <w:color w:val="8FBC8F"/>
               </w:rPr>
               <w:tab/>
             </w:r>
@@ -963,7 +958,6 @@
               <w:rPr>
                 <w:noProof/>
                 <w:webHidden/>
-                <w:color w:val="8FBC8F"/>
               </w:rPr>
               <w:fldChar w:fldCharType="begin"/>
             </w:r>
@@ -971,22 +965,19 @@
               <w:rPr>
                 <w:noProof/>
                 <w:webHidden/>
-                <w:color w:val="8FBC8F"/>
-              </w:rPr>
-              <w:instrText xml:space="preserve"> PAGEREF _Toc202545709 \h </w:instrText>
+              </w:rPr>
+              <w:instrText xml:space="preserve"> PAGEREF _Toc202734997 \h </w:instrText>
             </w:r>
             <w:r>
               <w:rPr>
                 <w:noProof/>
                 <w:webHidden/>
-                <w:color w:val="8FBC8F"/>
               </w:rPr>
             </w:r>
             <w:r>
               <w:rPr>
                 <w:noProof/>
                 <w:webHidden/>
-                <w:color w:val="8FBC8F"/>
               </w:rPr>
               <w:fldChar w:fldCharType="separate"/>
             </w:r>
@@ -994,7 +985,6 @@
               <w:rPr>
                 <w:noProof/>
                 <w:webHidden/>
-                <w:color w:val="8FBC8F"/>
               </w:rPr>
               <w:t>4</w:t>
             </w:r>
@@ -1002,7 +992,6 @@
               <w:rPr>
                 <w:noProof/>
                 <w:webHidden/>
-                <w:color w:val="8FBC8F"/>
               </w:rPr>
               <w:fldChar w:fldCharType="end"/>
             </w:r>
@@ -1018,18 +1007,16 @@
             <w:rPr>
               <w:rFonts w:eastAsiaTheme="minorEastAsia"/>
               <w:noProof/>
-              <w:color w:val="8FBC8F"/>
               <w:sz w:val="24"/>
               <w:szCs w:val="24"/>
               <w:lang w:eastAsia="es-AR"/>
             </w:rPr>
           </w:pPr>
-          <w:hyperlink w:anchor="_Toc202545710" w:history="1">
+          <w:hyperlink w:anchor="_Toc202734998" w:history="1">
             <w:r>
               <w:rPr>
                 <w:rStyle w:val="Hipervnculo"/>
                 <w:noProof/>
-                <w:color w:val="8FBC8F"/>
               </w:rPr>
               <w:t>II.</w:t>
             </w:r>
@@ -1037,7 +1024,6 @@
               <w:rPr>
                 <w:rFonts w:eastAsiaTheme="minorEastAsia"/>
                 <w:noProof/>
-                <w:color w:val="8FBC8F"/>
                 <w:sz w:val="24"/>
                 <w:szCs w:val="24"/>
                 <w:lang w:eastAsia="es-AR"/>
@@ -1048,7 +1034,6 @@
               <w:rPr>
                 <w:rStyle w:val="Hipervnculo"/>
                 <w:noProof/>
-                <w:color w:val="8FBC8F"/>
               </w:rPr>
               <w:t>PRINCIPIO DE FUNCINAMIENTO</w:t>
             </w:r>
@@ -1056,7 +1041,6 @@
               <w:rPr>
                 <w:noProof/>
                 <w:webHidden/>
-                <w:color w:val="8FBC8F"/>
               </w:rPr>
               <w:tab/>
             </w:r>
@@ -1064,7 +1048,6 @@
               <w:rPr>
                 <w:noProof/>
                 <w:webHidden/>
-                <w:color w:val="8FBC8F"/>
               </w:rPr>
               <w:fldChar w:fldCharType="begin"/>
             </w:r>
@@ -1072,22 +1055,19 @@
               <w:rPr>
                 <w:noProof/>
                 <w:webHidden/>
-                <w:color w:val="8FBC8F"/>
-              </w:rPr>
-              <w:instrText xml:space="preserve"> PAGEREF _Toc202545710 \h </w:instrText>
+              </w:rPr>
+              <w:instrText xml:space="preserve"> PAGEREF _Toc202734998 \h </w:instrText>
             </w:r>
             <w:r>
               <w:rPr>
                 <w:noProof/>
                 <w:webHidden/>
-                <w:color w:val="8FBC8F"/>
               </w:rPr>
             </w:r>
             <w:r>
               <w:rPr>
                 <w:noProof/>
                 <w:webHidden/>
-                <w:color w:val="8FBC8F"/>
               </w:rPr>
               <w:fldChar w:fldCharType="separate"/>
             </w:r>
@@ -1095,7 +1075,6 @@
               <w:rPr>
                 <w:noProof/>
                 <w:webHidden/>
-                <w:color w:val="8FBC8F"/>
               </w:rPr>
               <w:t>4</w:t>
             </w:r>
@@ -1103,7 +1082,6 @@
               <w:rPr>
                 <w:noProof/>
                 <w:webHidden/>
-                <w:color w:val="8FBC8F"/>
               </w:rPr>
               <w:fldChar w:fldCharType="end"/>
             </w:r>
@@ -1119,18 +1097,16 @@
             <w:rPr>
               <w:rFonts w:eastAsiaTheme="minorEastAsia"/>
               <w:noProof/>
-              <w:color w:val="8FBC8F"/>
               <w:sz w:val="24"/>
               <w:szCs w:val="24"/>
               <w:lang w:eastAsia="es-AR"/>
             </w:rPr>
           </w:pPr>
-          <w:hyperlink w:anchor="_Toc202545711" w:history="1">
+          <w:hyperlink w:anchor="_Toc202734999" w:history="1">
             <w:r>
               <w:rPr>
                 <w:rStyle w:val="Hipervnculo"/>
                 <w:noProof/>
-                <w:color w:val="8FBC8F"/>
               </w:rPr>
               <w:t>III.</w:t>
             </w:r>
@@ -1138,7 +1114,6 @@
               <w:rPr>
                 <w:rFonts w:eastAsiaTheme="minorEastAsia"/>
                 <w:noProof/>
-                <w:color w:val="8FBC8F"/>
                 <w:sz w:val="24"/>
                 <w:szCs w:val="24"/>
                 <w:lang w:eastAsia="es-AR"/>
@@ -1149,7 +1124,6 @@
               <w:rPr>
                 <w:rStyle w:val="Hipervnculo"/>
                 <w:noProof/>
-                <w:color w:val="8FBC8F"/>
               </w:rPr>
               <w:t>DISEÑO TEÓRICO</w:t>
             </w:r>
@@ -1157,7 +1131,6 @@
               <w:rPr>
                 <w:noProof/>
                 <w:webHidden/>
-                <w:color w:val="8FBC8F"/>
               </w:rPr>
               <w:tab/>
             </w:r>
@@ -1165,7 +1138,6 @@
               <w:rPr>
                 <w:noProof/>
                 <w:webHidden/>
-                <w:color w:val="8FBC8F"/>
               </w:rPr>
               <w:fldChar w:fldCharType="begin"/>
             </w:r>
@@ -1173,22 +1145,19 @@
               <w:rPr>
                 <w:noProof/>
                 <w:webHidden/>
-                <w:color w:val="8FBC8F"/>
-              </w:rPr>
-              <w:instrText xml:space="preserve"> PAGEREF _Toc202545711 \h </w:instrText>
+              </w:rPr>
+              <w:instrText xml:space="preserve"> PAGEREF _Toc202734999 \h </w:instrText>
             </w:r>
             <w:r>
               <w:rPr>
                 <w:noProof/>
                 <w:webHidden/>
-                <w:color w:val="8FBC8F"/>
               </w:rPr>
             </w:r>
             <w:r>
               <w:rPr>
                 <w:noProof/>
                 <w:webHidden/>
-                <w:color w:val="8FBC8F"/>
               </w:rPr>
               <w:fldChar w:fldCharType="separate"/>
             </w:r>
@@ -1196,7 +1165,6 @@
               <w:rPr>
                 <w:noProof/>
                 <w:webHidden/>
-                <w:color w:val="8FBC8F"/>
               </w:rPr>
               <w:t>6</w:t>
             </w:r>
@@ -1204,7 +1172,6 @@
               <w:rPr>
                 <w:noProof/>
                 <w:webHidden/>
-                <w:color w:val="8FBC8F"/>
               </w:rPr>
               <w:fldChar w:fldCharType="end"/>
             </w:r>
@@ -1220,18 +1187,16 @@
             <w:rPr>
               <w:rFonts w:eastAsiaTheme="minorEastAsia"/>
               <w:noProof/>
-              <w:color w:val="8FBC8F"/>
               <w:sz w:val="24"/>
               <w:szCs w:val="24"/>
               <w:lang w:eastAsia="es-AR"/>
             </w:rPr>
           </w:pPr>
-          <w:hyperlink w:anchor="_Toc202545712" w:history="1">
+          <w:hyperlink w:anchor="_Toc202735000" w:history="1">
             <w:r>
               <w:rPr>
                 <w:rStyle w:val="Hipervnculo"/>
                 <w:noProof/>
-                <w:color w:val="8FBC8F"/>
               </w:rPr>
               <w:t>3.1</w:t>
             </w:r>
@@ -1239,7 +1204,6 @@
               <w:rPr>
                 <w:rFonts w:eastAsiaTheme="minorEastAsia"/>
                 <w:noProof/>
-                <w:color w:val="8FBC8F"/>
                 <w:sz w:val="24"/>
                 <w:szCs w:val="24"/>
                 <w:lang w:eastAsia="es-AR"/>
@@ -1250,7 +1214,6 @@
               <w:rPr>
                 <w:rStyle w:val="Hipervnculo"/>
                 <w:noProof/>
-                <w:color w:val="8FBC8F"/>
               </w:rPr>
               <w:t>Especificaciones de Diseño</w:t>
             </w:r>
@@ -1258,7 +1221,6 @@
               <w:rPr>
                 <w:noProof/>
                 <w:webHidden/>
-                <w:color w:val="8FBC8F"/>
               </w:rPr>
               <w:tab/>
             </w:r>
@@ -1266,7 +1228,6 @@
               <w:rPr>
                 <w:noProof/>
                 <w:webHidden/>
-                <w:color w:val="8FBC8F"/>
               </w:rPr>
               <w:fldChar w:fldCharType="begin"/>
             </w:r>
@@ -1274,22 +1235,19 @@
               <w:rPr>
                 <w:noProof/>
                 <w:webHidden/>
-                <w:color w:val="8FBC8F"/>
-              </w:rPr>
-              <w:instrText xml:space="preserve"> PAGEREF _Toc202545712 \h </w:instrText>
+              </w:rPr>
+              <w:instrText xml:space="preserve"> PAGEREF _Toc202735000 \h </w:instrText>
             </w:r>
             <w:r>
               <w:rPr>
                 <w:noProof/>
                 <w:webHidden/>
-                <w:color w:val="8FBC8F"/>
               </w:rPr>
             </w:r>
             <w:r>
               <w:rPr>
                 <w:noProof/>
                 <w:webHidden/>
-                <w:color w:val="8FBC8F"/>
               </w:rPr>
               <w:fldChar w:fldCharType="separate"/>
             </w:r>
@@ -1297,7 +1255,6 @@
               <w:rPr>
                 <w:noProof/>
                 <w:webHidden/>
-                <w:color w:val="8FBC8F"/>
               </w:rPr>
               <w:t>6</w:t>
             </w:r>
@@ -1305,7 +1262,6 @@
               <w:rPr>
                 <w:noProof/>
                 <w:webHidden/>
-                <w:color w:val="8FBC8F"/>
               </w:rPr>
               <w:fldChar w:fldCharType="end"/>
             </w:r>
@@ -1321,18 +1277,16 @@
             <w:rPr>
               <w:rFonts w:eastAsiaTheme="minorEastAsia"/>
               <w:noProof/>
-              <w:color w:val="8FBC8F"/>
               <w:sz w:val="24"/>
               <w:szCs w:val="24"/>
               <w:lang w:eastAsia="es-AR"/>
             </w:rPr>
           </w:pPr>
-          <w:hyperlink w:anchor="_Toc202545713" w:history="1">
+          <w:hyperlink w:anchor="_Toc202735001" w:history="1">
             <w:r>
               <w:rPr>
                 <w:rStyle w:val="Hipervnculo"/>
                 <w:noProof/>
-                <w:color w:val="8FBC8F"/>
               </w:rPr>
               <w:t>3.2</w:t>
             </w:r>
@@ -1340,7 +1294,6 @@
               <w:rPr>
                 <w:rFonts w:eastAsiaTheme="minorEastAsia"/>
                 <w:noProof/>
-                <w:color w:val="8FBC8F"/>
                 <w:sz w:val="24"/>
                 <w:szCs w:val="24"/>
                 <w:lang w:eastAsia="es-AR"/>
@@ -1351,7 +1304,6 @@
               <w:rPr>
                 <w:rStyle w:val="Hipervnculo"/>
                 <w:noProof/>
-                <w:color w:val="8FBC8F"/>
               </w:rPr>
               <w:t>Características Principales del MC34063A</w:t>
             </w:r>
@@ -1359,7 +1311,6 @@
               <w:rPr>
                 <w:noProof/>
                 <w:webHidden/>
-                <w:color w:val="8FBC8F"/>
               </w:rPr>
               <w:tab/>
             </w:r>
@@ -1367,7 +1318,6 @@
               <w:rPr>
                 <w:noProof/>
                 <w:webHidden/>
-                <w:color w:val="8FBC8F"/>
               </w:rPr>
               <w:fldChar w:fldCharType="begin"/>
             </w:r>
@@ -1375,22 +1325,19 @@
               <w:rPr>
                 <w:noProof/>
                 <w:webHidden/>
-                <w:color w:val="8FBC8F"/>
-              </w:rPr>
-              <w:instrText xml:space="preserve"> PAGEREF _Toc202545713 \h </w:instrText>
+              </w:rPr>
+              <w:instrText xml:space="preserve"> PAGEREF _Toc202735001 \h </w:instrText>
             </w:r>
             <w:r>
               <w:rPr>
                 <w:noProof/>
                 <w:webHidden/>
-                <w:color w:val="8FBC8F"/>
               </w:rPr>
             </w:r>
             <w:r>
               <w:rPr>
                 <w:noProof/>
                 <w:webHidden/>
-                <w:color w:val="8FBC8F"/>
               </w:rPr>
               <w:fldChar w:fldCharType="separate"/>
             </w:r>
@@ -1398,7 +1345,6 @@
               <w:rPr>
                 <w:noProof/>
                 <w:webHidden/>
-                <w:color w:val="8FBC8F"/>
               </w:rPr>
               <w:t>6</w:t>
             </w:r>
@@ -1406,7 +1352,6 @@
               <w:rPr>
                 <w:noProof/>
                 <w:webHidden/>
-                <w:color w:val="8FBC8F"/>
               </w:rPr>
               <w:fldChar w:fldCharType="end"/>
             </w:r>
@@ -1422,18 +1367,16 @@
             <w:rPr>
               <w:rFonts w:eastAsiaTheme="minorEastAsia"/>
               <w:noProof/>
-              <w:color w:val="8FBC8F"/>
               <w:sz w:val="24"/>
               <w:szCs w:val="24"/>
               <w:lang w:eastAsia="es-AR"/>
             </w:rPr>
           </w:pPr>
-          <w:hyperlink w:anchor="_Toc202545714" w:history="1">
+          <w:hyperlink w:anchor="_Toc202735002" w:history="1">
             <w:r>
               <w:rPr>
                 <w:rStyle w:val="Hipervnculo"/>
                 <w:noProof/>
-                <w:color w:val="8FBC8F"/>
               </w:rPr>
               <w:t>3.3</w:t>
             </w:r>
@@ -1441,7 +1384,6 @@
               <w:rPr>
                 <w:rFonts w:eastAsiaTheme="minorEastAsia"/>
                 <w:noProof/>
-                <w:color w:val="8FBC8F"/>
                 <w:sz w:val="24"/>
                 <w:szCs w:val="24"/>
                 <w:lang w:eastAsia="es-AR"/>
@@ -1452,7 +1394,6 @@
               <w:rPr>
                 <w:rStyle w:val="Hipervnculo"/>
                 <w:noProof/>
-                <w:color w:val="8FBC8F"/>
               </w:rPr>
               <w:t>Ecuaciones fundamentales de Diseño</w:t>
             </w:r>
@@ -1460,7 +1401,6 @@
               <w:rPr>
                 <w:noProof/>
                 <w:webHidden/>
-                <w:color w:val="8FBC8F"/>
               </w:rPr>
               <w:tab/>
             </w:r>
@@ -1468,7 +1408,6 @@
               <w:rPr>
                 <w:noProof/>
                 <w:webHidden/>
-                <w:color w:val="8FBC8F"/>
               </w:rPr>
               <w:fldChar w:fldCharType="begin"/>
             </w:r>
@@ -1476,22 +1415,19 @@
               <w:rPr>
                 <w:noProof/>
                 <w:webHidden/>
-                <w:color w:val="8FBC8F"/>
-              </w:rPr>
-              <w:instrText xml:space="preserve"> PAGEREF _Toc202545714 \h </w:instrText>
+              </w:rPr>
+              <w:instrText xml:space="preserve"> PAGEREF _Toc202735002 \h </w:instrText>
             </w:r>
             <w:r>
               <w:rPr>
                 <w:noProof/>
                 <w:webHidden/>
-                <w:color w:val="8FBC8F"/>
               </w:rPr>
             </w:r>
             <w:r>
               <w:rPr>
                 <w:noProof/>
                 <w:webHidden/>
-                <w:color w:val="8FBC8F"/>
               </w:rPr>
               <w:fldChar w:fldCharType="separate"/>
             </w:r>
@@ -1499,7 +1435,6 @@
               <w:rPr>
                 <w:noProof/>
                 <w:webHidden/>
-                <w:color w:val="8FBC8F"/>
               </w:rPr>
               <w:t>6</w:t>
             </w:r>
@@ -1507,7 +1442,6 @@
               <w:rPr>
                 <w:noProof/>
                 <w:webHidden/>
-                <w:color w:val="8FBC8F"/>
               </w:rPr>
               <w:fldChar w:fldCharType="end"/>
             </w:r>
@@ -1523,18 +1457,16 @@
             <w:rPr>
               <w:rFonts w:eastAsiaTheme="minorEastAsia"/>
               <w:noProof/>
-              <w:color w:val="8FBC8F"/>
               <w:sz w:val="24"/>
               <w:szCs w:val="24"/>
               <w:lang w:eastAsia="es-AR"/>
             </w:rPr>
           </w:pPr>
-          <w:hyperlink w:anchor="_Toc202545715" w:history="1">
+          <w:hyperlink w:anchor="_Toc202735003" w:history="1">
             <w:r>
               <w:rPr>
                 <w:rStyle w:val="Hipervnculo"/>
                 <w:noProof/>
-                <w:color w:val="8FBC8F"/>
               </w:rPr>
               <w:t>3.4</w:t>
             </w:r>
@@ -1542,7 +1474,6 @@
               <w:rPr>
                 <w:rFonts w:eastAsiaTheme="minorEastAsia"/>
                 <w:noProof/>
-                <w:color w:val="8FBC8F"/>
                 <w:sz w:val="24"/>
                 <w:szCs w:val="24"/>
                 <w:lang w:eastAsia="es-AR"/>
@@ -1553,7 +1484,6 @@
               <w:rPr>
                 <w:rStyle w:val="Hipervnculo"/>
                 <w:noProof/>
-                <w:color w:val="8FBC8F"/>
               </w:rPr>
               <w:t>Circuito Propuesto</w:t>
             </w:r>
@@ -1561,7 +1491,6 @@
               <w:rPr>
                 <w:noProof/>
                 <w:webHidden/>
-                <w:color w:val="8FBC8F"/>
               </w:rPr>
               <w:tab/>
             </w:r>
@@ -1569,7 +1498,6 @@
               <w:rPr>
                 <w:noProof/>
                 <w:webHidden/>
-                <w:color w:val="8FBC8F"/>
               </w:rPr>
               <w:fldChar w:fldCharType="begin"/>
             </w:r>
@@ -1577,22 +1505,19 @@
               <w:rPr>
                 <w:noProof/>
                 <w:webHidden/>
-                <w:color w:val="8FBC8F"/>
-              </w:rPr>
-              <w:instrText xml:space="preserve"> PAGEREF _Toc202545715 \h </w:instrText>
+              </w:rPr>
+              <w:instrText xml:space="preserve"> PAGEREF _Toc202735003 \h </w:instrText>
             </w:r>
             <w:r>
               <w:rPr>
                 <w:noProof/>
                 <w:webHidden/>
-                <w:color w:val="8FBC8F"/>
               </w:rPr>
             </w:r>
             <w:r>
               <w:rPr>
                 <w:noProof/>
                 <w:webHidden/>
-                <w:color w:val="8FBC8F"/>
               </w:rPr>
               <w:fldChar w:fldCharType="separate"/>
             </w:r>
@@ -1600,7 +1525,6 @@
               <w:rPr>
                 <w:noProof/>
                 <w:webHidden/>
-                <w:color w:val="8FBC8F"/>
               </w:rPr>
               <w:t>7</w:t>
             </w:r>
@@ -1608,7 +1532,6 @@
               <w:rPr>
                 <w:noProof/>
                 <w:webHidden/>
-                <w:color w:val="8FBC8F"/>
               </w:rPr>
               <w:fldChar w:fldCharType="end"/>
             </w:r>
@@ -1624,18 +1547,16 @@
             <w:rPr>
               <w:rFonts w:eastAsiaTheme="minorEastAsia"/>
               <w:noProof/>
-              <w:color w:val="8FBC8F"/>
               <w:sz w:val="24"/>
               <w:szCs w:val="24"/>
               <w:lang w:eastAsia="es-AR"/>
             </w:rPr>
           </w:pPr>
-          <w:hyperlink w:anchor="_Toc202545716" w:history="1">
+          <w:hyperlink w:anchor="_Toc202735004" w:history="1">
             <w:r>
               <w:rPr>
                 <w:rStyle w:val="Hipervnculo"/>
                 <w:noProof/>
-                <w:color w:val="8FBC8F"/>
               </w:rPr>
               <w:t>3.5</w:t>
             </w:r>
@@ -1643,7 +1564,6 @@
               <w:rPr>
                 <w:rFonts w:eastAsiaTheme="minorEastAsia"/>
                 <w:noProof/>
-                <w:color w:val="8FBC8F"/>
                 <w:sz w:val="24"/>
                 <w:szCs w:val="24"/>
                 <w:lang w:eastAsia="es-AR"/>
@@ -1654,7 +1574,6 @@
               <w:rPr>
                 <w:rStyle w:val="Hipervnculo"/>
                 <w:noProof/>
-                <w:color w:val="8FBC8F"/>
               </w:rPr>
               <w:t>Cálculo Teórico</w:t>
             </w:r>
@@ -1662,7 +1581,6 @@
               <w:rPr>
                 <w:noProof/>
                 <w:webHidden/>
-                <w:color w:val="8FBC8F"/>
               </w:rPr>
               <w:tab/>
             </w:r>
@@ -1670,7 +1588,6 @@
               <w:rPr>
                 <w:noProof/>
                 <w:webHidden/>
-                <w:color w:val="8FBC8F"/>
               </w:rPr>
               <w:fldChar w:fldCharType="begin"/>
             </w:r>
@@ -1678,22 +1595,19 @@
               <w:rPr>
                 <w:noProof/>
                 <w:webHidden/>
-                <w:color w:val="8FBC8F"/>
-              </w:rPr>
-              <w:instrText xml:space="preserve"> PAGEREF _Toc202545716 \h </w:instrText>
+              </w:rPr>
+              <w:instrText xml:space="preserve"> PAGEREF _Toc202735004 \h </w:instrText>
             </w:r>
             <w:r>
               <w:rPr>
                 <w:noProof/>
                 <w:webHidden/>
-                <w:color w:val="8FBC8F"/>
               </w:rPr>
             </w:r>
             <w:r>
               <w:rPr>
                 <w:noProof/>
                 <w:webHidden/>
-                <w:color w:val="8FBC8F"/>
               </w:rPr>
               <w:fldChar w:fldCharType="separate"/>
             </w:r>
@@ -1701,7 +1615,6 @@
               <w:rPr>
                 <w:noProof/>
                 <w:webHidden/>
-                <w:color w:val="8FBC8F"/>
               </w:rPr>
               <w:t>7</w:t>
             </w:r>
@@ -1709,7 +1622,6 @@
               <w:rPr>
                 <w:noProof/>
                 <w:webHidden/>
-                <w:color w:val="8FBC8F"/>
               </w:rPr>
               <w:fldChar w:fldCharType="end"/>
             </w:r>
@@ -1725,18 +1637,16 @@
             <w:rPr>
               <w:rFonts w:eastAsiaTheme="minorEastAsia"/>
               <w:noProof/>
-              <w:color w:val="8FBC8F"/>
               <w:sz w:val="24"/>
               <w:szCs w:val="24"/>
               <w:lang w:eastAsia="es-AR"/>
             </w:rPr>
           </w:pPr>
-          <w:hyperlink w:anchor="_Toc202545717" w:history="1">
+          <w:hyperlink w:anchor="_Toc202735005" w:history="1">
             <w:r>
               <w:rPr>
                 <w:rStyle w:val="Hipervnculo"/>
                 <w:noProof/>
-                <w:color w:val="8FBC8F"/>
               </w:rPr>
               <w:t>3.6</w:t>
             </w:r>
@@ -1744,7 +1654,6 @@
               <w:rPr>
                 <w:rFonts w:eastAsiaTheme="minorEastAsia"/>
                 <w:noProof/>
-                <w:color w:val="8FBC8F"/>
                 <w:sz w:val="24"/>
                 <w:szCs w:val="24"/>
                 <w:lang w:eastAsia="es-AR"/>
@@ -1755,7 +1664,6 @@
               <w:rPr>
                 <w:rStyle w:val="Hipervnculo"/>
                 <w:noProof/>
-                <w:color w:val="8FBC8F"/>
               </w:rPr>
               <w:t>Componentes Calculados</w:t>
             </w:r>
@@ -1763,7 +1671,6 @@
               <w:rPr>
                 <w:noProof/>
                 <w:webHidden/>
-                <w:color w:val="8FBC8F"/>
               </w:rPr>
               <w:tab/>
             </w:r>
@@ -1771,7 +1678,6 @@
               <w:rPr>
                 <w:noProof/>
                 <w:webHidden/>
-                <w:color w:val="8FBC8F"/>
               </w:rPr>
               <w:fldChar w:fldCharType="begin"/>
             </w:r>
@@ -1779,22 +1685,19 @@
               <w:rPr>
                 <w:noProof/>
                 <w:webHidden/>
-                <w:color w:val="8FBC8F"/>
-              </w:rPr>
-              <w:instrText xml:space="preserve"> PAGEREF _Toc202545717 \h </w:instrText>
+              </w:rPr>
+              <w:instrText xml:space="preserve"> PAGEREF _Toc202735005 \h </w:instrText>
             </w:r>
             <w:r>
               <w:rPr>
                 <w:noProof/>
                 <w:webHidden/>
-                <w:color w:val="8FBC8F"/>
               </w:rPr>
             </w:r>
             <w:r>
               <w:rPr>
                 <w:noProof/>
                 <w:webHidden/>
-                <w:color w:val="8FBC8F"/>
               </w:rPr>
               <w:fldChar w:fldCharType="separate"/>
             </w:r>
@@ -1802,7 +1705,6 @@
               <w:rPr>
                 <w:noProof/>
                 <w:webHidden/>
-                <w:color w:val="8FBC8F"/>
               </w:rPr>
               <w:t>9</w:t>
             </w:r>
@@ -1810,7 +1712,6 @@
               <w:rPr>
                 <w:noProof/>
                 <w:webHidden/>
-                <w:color w:val="8FBC8F"/>
               </w:rPr>
               <w:fldChar w:fldCharType="end"/>
             </w:r>
@@ -1826,18 +1727,16 @@
             <w:rPr>
               <w:rFonts w:eastAsiaTheme="minorEastAsia"/>
               <w:noProof/>
-              <w:color w:val="8FBC8F"/>
               <w:sz w:val="24"/>
               <w:szCs w:val="24"/>
               <w:lang w:eastAsia="es-AR"/>
             </w:rPr>
           </w:pPr>
-          <w:hyperlink w:anchor="_Toc202545718" w:history="1">
+          <w:hyperlink w:anchor="_Toc202735006" w:history="1">
             <w:r>
               <w:rPr>
                 <w:rStyle w:val="Hipervnculo"/>
                 <w:noProof/>
-                <w:color w:val="8FBC8F"/>
               </w:rPr>
               <w:t>3.7</w:t>
             </w:r>
@@ -1845,7 +1744,6 @@
               <w:rPr>
                 <w:rFonts w:eastAsiaTheme="minorEastAsia"/>
                 <w:noProof/>
-                <w:color w:val="8FBC8F"/>
                 <w:sz w:val="24"/>
                 <w:szCs w:val="24"/>
                 <w:lang w:eastAsia="es-AR"/>
@@ -1856,7 +1754,6 @@
               <w:rPr>
                 <w:rStyle w:val="Hipervnculo"/>
                 <w:noProof/>
-                <w:color w:val="8FBC8F"/>
               </w:rPr>
               <w:t>Verificación de Cálculos con Python</w:t>
             </w:r>
@@ -1864,7 +1761,6 @@
               <w:rPr>
                 <w:noProof/>
                 <w:webHidden/>
-                <w:color w:val="8FBC8F"/>
               </w:rPr>
               <w:tab/>
             </w:r>
@@ -1872,7 +1768,6 @@
               <w:rPr>
                 <w:noProof/>
                 <w:webHidden/>
-                <w:color w:val="8FBC8F"/>
               </w:rPr>
               <w:fldChar w:fldCharType="begin"/>
             </w:r>
@@ -1880,22 +1775,19 @@
               <w:rPr>
                 <w:noProof/>
                 <w:webHidden/>
-                <w:color w:val="8FBC8F"/>
-              </w:rPr>
-              <w:instrText xml:space="preserve"> PAGEREF _Toc202545718 \h </w:instrText>
+              </w:rPr>
+              <w:instrText xml:space="preserve"> PAGEREF _Toc202735006 \h </w:instrText>
             </w:r>
             <w:r>
               <w:rPr>
                 <w:noProof/>
                 <w:webHidden/>
-                <w:color w:val="8FBC8F"/>
               </w:rPr>
             </w:r>
             <w:r>
               <w:rPr>
                 <w:noProof/>
                 <w:webHidden/>
-                <w:color w:val="8FBC8F"/>
               </w:rPr>
               <w:fldChar w:fldCharType="separate"/>
             </w:r>
@@ -1903,7 +1795,6 @@
               <w:rPr>
                 <w:noProof/>
                 <w:webHidden/>
-                <w:color w:val="8FBC8F"/>
               </w:rPr>
               <w:t>9</w:t>
             </w:r>
@@ -1911,7 +1802,6 @@
               <w:rPr>
                 <w:noProof/>
                 <w:webHidden/>
-                <w:color w:val="8FBC8F"/>
               </w:rPr>
               <w:fldChar w:fldCharType="end"/>
             </w:r>
@@ -1927,18 +1817,16 @@
             <w:rPr>
               <w:rFonts w:eastAsiaTheme="minorEastAsia"/>
               <w:noProof/>
-              <w:color w:val="8FBC8F"/>
               <w:sz w:val="24"/>
               <w:szCs w:val="24"/>
               <w:lang w:eastAsia="es-AR"/>
             </w:rPr>
           </w:pPr>
-          <w:hyperlink w:anchor="_Toc202545719" w:history="1">
+          <w:hyperlink w:anchor="_Toc202735007" w:history="1">
             <w:r>
               <w:rPr>
                 <w:rStyle w:val="Hipervnculo"/>
                 <w:noProof/>
-                <w:color w:val="8FBC8F"/>
               </w:rPr>
               <w:t>IV.</w:t>
             </w:r>
@@ -1946,7 +1834,6 @@
               <w:rPr>
                 <w:rFonts w:eastAsiaTheme="minorEastAsia"/>
                 <w:noProof/>
-                <w:color w:val="8FBC8F"/>
                 <w:sz w:val="24"/>
                 <w:szCs w:val="24"/>
                 <w:lang w:eastAsia="es-AR"/>
@@ -1957,15 +1844,13 @@
               <w:rPr>
                 <w:rStyle w:val="Hipervnculo"/>
                 <w:noProof/>
-                <w:color w:val="8FBC8F"/>
-              </w:rPr>
-              <w:t>SIMULACIONES EN LTSpice</w:t>
+              </w:rPr>
+              <w:t>SIMULACIONES EN LTspice</w:t>
             </w:r>
             <w:r>
               <w:rPr>
                 <w:noProof/>
                 <w:webHidden/>
-                <w:color w:val="8FBC8F"/>
               </w:rPr>
               <w:tab/>
             </w:r>
@@ -1973,7 +1858,6 @@
               <w:rPr>
                 <w:noProof/>
                 <w:webHidden/>
-                <w:color w:val="8FBC8F"/>
               </w:rPr>
               <w:fldChar w:fldCharType="begin"/>
             </w:r>
@@ -1981,22 +1865,19 @@
               <w:rPr>
                 <w:noProof/>
                 <w:webHidden/>
-                <w:color w:val="8FBC8F"/>
-              </w:rPr>
-              <w:instrText xml:space="preserve"> PAGEREF _Toc202545719 \h </w:instrText>
+              </w:rPr>
+              <w:instrText xml:space="preserve"> PAGEREF _Toc202735007 \h </w:instrText>
             </w:r>
             <w:r>
               <w:rPr>
                 <w:noProof/>
                 <w:webHidden/>
-                <w:color w:val="8FBC8F"/>
               </w:rPr>
             </w:r>
             <w:r>
               <w:rPr>
                 <w:noProof/>
                 <w:webHidden/>
-                <w:color w:val="8FBC8F"/>
               </w:rPr>
               <w:fldChar w:fldCharType="separate"/>
             </w:r>
@@ -2004,7 +1885,6 @@
               <w:rPr>
                 <w:noProof/>
                 <w:webHidden/>
-                <w:color w:val="8FBC8F"/>
               </w:rPr>
               <w:t>10</w:t>
             </w:r>
@@ -2012,7 +1892,6 @@
               <w:rPr>
                 <w:noProof/>
                 <w:webHidden/>
-                <w:color w:val="8FBC8F"/>
               </w:rPr>
               <w:fldChar w:fldCharType="end"/>
             </w:r>
@@ -2028,18 +1907,16 @@
             <w:rPr>
               <w:rFonts w:eastAsiaTheme="minorEastAsia"/>
               <w:noProof/>
-              <w:color w:val="8FBC8F"/>
               <w:sz w:val="24"/>
               <w:szCs w:val="24"/>
               <w:lang w:eastAsia="es-AR"/>
             </w:rPr>
           </w:pPr>
-          <w:hyperlink w:anchor="_Toc202545720" w:history="1">
+          <w:hyperlink w:anchor="_Toc202735008" w:history="1">
             <w:r>
               <w:rPr>
                 <w:rStyle w:val="Hipervnculo"/>
                 <w:noProof/>
-                <w:color w:val="8FBC8F"/>
               </w:rPr>
               <w:t>V.</w:t>
             </w:r>
@@ -2047,7 +1924,6 @@
               <w:rPr>
                 <w:rFonts w:eastAsiaTheme="minorEastAsia"/>
                 <w:noProof/>
-                <w:color w:val="8FBC8F"/>
                 <w:sz w:val="24"/>
                 <w:szCs w:val="24"/>
                 <w:lang w:eastAsia="es-AR"/>
@@ -2058,15 +1934,13 @@
               <w:rPr>
                 <w:rStyle w:val="Hipervnculo"/>
                 <w:noProof/>
-                <w:color w:val="8FBC8F"/>
-              </w:rPr>
-              <w:t>IMPLEMENTACIÓN PRÁCITCA</w:t>
+              </w:rPr>
+              <w:t>IMPLEMENTACIÓN PRÁCTICA</w:t>
             </w:r>
             <w:r>
               <w:rPr>
                 <w:noProof/>
                 <w:webHidden/>
-                <w:color w:val="8FBC8F"/>
               </w:rPr>
               <w:tab/>
             </w:r>
@@ -2074,7 +1948,6 @@
               <w:rPr>
                 <w:noProof/>
                 <w:webHidden/>
-                <w:color w:val="8FBC8F"/>
               </w:rPr>
               <w:fldChar w:fldCharType="begin"/>
             </w:r>
@@ -2082,22 +1955,19 @@
               <w:rPr>
                 <w:noProof/>
                 <w:webHidden/>
-                <w:color w:val="8FBC8F"/>
-              </w:rPr>
-              <w:instrText xml:space="preserve"> PAGEREF _Toc202545720 \h </w:instrText>
+              </w:rPr>
+              <w:instrText xml:space="preserve"> PAGEREF _Toc202735008 \h </w:instrText>
             </w:r>
             <w:r>
               <w:rPr>
                 <w:noProof/>
                 <w:webHidden/>
-                <w:color w:val="8FBC8F"/>
               </w:rPr>
             </w:r>
             <w:r>
               <w:rPr>
                 <w:noProof/>
                 <w:webHidden/>
-                <w:color w:val="8FBC8F"/>
               </w:rPr>
               <w:fldChar w:fldCharType="separate"/>
             </w:r>
@@ -2105,7 +1975,6 @@
               <w:rPr>
                 <w:noProof/>
                 <w:webHidden/>
-                <w:color w:val="8FBC8F"/>
               </w:rPr>
               <w:t>11</w:t>
             </w:r>
@@ -2113,7 +1982,6 @@
               <w:rPr>
                 <w:noProof/>
                 <w:webHidden/>
-                <w:color w:val="8FBC8F"/>
               </w:rPr>
               <w:fldChar w:fldCharType="end"/>
             </w:r>
@@ -2129,18 +1997,16 @@
             <w:rPr>
               <w:rFonts w:eastAsiaTheme="minorEastAsia"/>
               <w:noProof/>
-              <w:color w:val="8FBC8F"/>
               <w:sz w:val="24"/>
               <w:szCs w:val="24"/>
               <w:lang w:eastAsia="es-AR"/>
             </w:rPr>
           </w:pPr>
-          <w:hyperlink w:anchor="_Toc202545721" w:history="1">
+          <w:hyperlink w:anchor="_Toc202735009" w:history="1">
             <w:r>
               <w:rPr>
                 <w:rStyle w:val="Hipervnculo"/>
                 <w:noProof/>
-                <w:color w:val="8FBC8F"/>
               </w:rPr>
               <w:t>5.1</w:t>
             </w:r>
@@ -2148,7 +2014,6 @@
               <w:rPr>
                 <w:rFonts w:eastAsiaTheme="minorEastAsia"/>
                 <w:noProof/>
-                <w:color w:val="8FBC8F"/>
                 <w:sz w:val="24"/>
                 <w:szCs w:val="24"/>
                 <w:lang w:eastAsia="es-AR"/>
@@ -2159,7 +2024,6 @@
               <w:rPr>
                 <w:rStyle w:val="Hipervnculo"/>
                 <w:noProof/>
-                <w:color w:val="8FBC8F"/>
               </w:rPr>
               <w:t>Esquemático</w:t>
             </w:r>
@@ -2167,7 +2031,6 @@
               <w:rPr>
                 <w:noProof/>
                 <w:webHidden/>
-                <w:color w:val="8FBC8F"/>
               </w:rPr>
               <w:tab/>
             </w:r>
@@ -2175,7 +2038,6 @@
               <w:rPr>
                 <w:noProof/>
                 <w:webHidden/>
-                <w:color w:val="8FBC8F"/>
               </w:rPr>
               <w:fldChar w:fldCharType="begin"/>
             </w:r>
@@ -2183,22 +2045,19 @@
               <w:rPr>
                 <w:noProof/>
                 <w:webHidden/>
-                <w:color w:val="8FBC8F"/>
-              </w:rPr>
-              <w:instrText xml:space="preserve"> PAGEREF _Toc202545721 \h </w:instrText>
+              </w:rPr>
+              <w:instrText xml:space="preserve"> PAGEREF _Toc202735009 \h </w:instrText>
             </w:r>
             <w:r>
               <w:rPr>
                 <w:noProof/>
                 <w:webHidden/>
-                <w:color w:val="8FBC8F"/>
               </w:rPr>
             </w:r>
             <w:r>
               <w:rPr>
                 <w:noProof/>
                 <w:webHidden/>
-                <w:color w:val="8FBC8F"/>
               </w:rPr>
               <w:fldChar w:fldCharType="separate"/>
             </w:r>
@@ -2206,7 +2065,6 @@
               <w:rPr>
                 <w:noProof/>
                 <w:webHidden/>
-                <w:color w:val="8FBC8F"/>
               </w:rPr>
               <w:t>11</w:t>
             </w:r>
@@ -2214,7 +2072,6 @@
               <w:rPr>
                 <w:noProof/>
                 <w:webHidden/>
-                <w:color w:val="8FBC8F"/>
               </w:rPr>
               <w:fldChar w:fldCharType="end"/>
             </w:r>
@@ -2230,18 +2087,16 @@
             <w:rPr>
               <w:rFonts w:eastAsiaTheme="minorEastAsia"/>
               <w:noProof/>
-              <w:color w:val="8FBC8F"/>
               <w:sz w:val="24"/>
               <w:szCs w:val="24"/>
               <w:lang w:eastAsia="es-AR"/>
             </w:rPr>
           </w:pPr>
-          <w:hyperlink w:anchor="_Toc202545722" w:history="1">
+          <w:hyperlink w:anchor="_Toc202735010" w:history="1">
             <w:r>
               <w:rPr>
                 <w:rStyle w:val="Hipervnculo"/>
                 <w:noProof/>
-                <w:color w:val="8FBC8F"/>
               </w:rPr>
               <w:t>5.2</w:t>
             </w:r>
@@ -2249,7 +2104,6 @@
               <w:rPr>
                 <w:rFonts w:eastAsiaTheme="minorEastAsia"/>
                 <w:noProof/>
-                <w:color w:val="8FBC8F"/>
                 <w:sz w:val="24"/>
                 <w:szCs w:val="24"/>
                 <w:lang w:eastAsia="es-AR"/>
@@ -2260,7 +2114,6 @@
               <w:rPr>
                 <w:rStyle w:val="Hipervnculo"/>
                 <w:noProof/>
-                <w:color w:val="8FBC8F"/>
               </w:rPr>
               <w:t>PCB</w:t>
             </w:r>
@@ -2268,7 +2121,6 @@
               <w:rPr>
                 <w:noProof/>
                 <w:webHidden/>
-                <w:color w:val="8FBC8F"/>
               </w:rPr>
               <w:tab/>
             </w:r>
@@ -2276,7 +2128,6 @@
               <w:rPr>
                 <w:noProof/>
                 <w:webHidden/>
-                <w:color w:val="8FBC8F"/>
               </w:rPr>
               <w:fldChar w:fldCharType="begin"/>
             </w:r>
@@ -2284,22 +2135,19 @@
               <w:rPr>
                 <w:noProof/>
                 <w:webHidden/>
-                <w:color w:val="8FBC8F"/>
-              </w:rPr>
-              <w:instrText xml:space="preserve"> PAGEREF _Toc202545722 \h </w:instrText>
+              </w:rPr>
+              <w:instrText xml:space="preserve"> PAGEREF _Toc202735010 \h </w:instrText>
             </w:r>
             <w:r>
               <w:rPr>
                 <w:noProof/>
                 <w:webHidden/>
-                <w:color w:val="8FBC8F"/>
               </w:rPr>
             </w:r>
             <w:r>
               <w:rPr>
                 <w:noProof/>
                 <w:webHidden/>
-                <w:color w:val="8FBC8F"/>
               </w:rPr>
               <w:fldChar w:fldCharType="separate"/>
             </w:r>
@@ -2307,7 +2155,6 @@
               <w:rPr>
                 <w:noProof/>
                 <w:webHidden/>
-                <w:color w:val="8FBC8F"/>
               </w:rPr>
               <w:t>12</w:t>
             </w:r>
@@ -2315,7 +2162,6 @@
               <w:rPr>
                 <w:noProof/>
                 <w:webHidden/>
-                <w:color w:val="8FBC8F"/>
               </w:rPr>
               <w:fldChar w:fldCharType="end"/>
             </w:r>
@@ -2331,18 +2177,16 @@
             <w:rPr>
               <w:rFonts w:eastAsiaTheme="minorEastAsia"/>
               <w:noProof/>
-              <w:color w:val="8FBC8F"/>
               <w:sz w:val="24"/>
               <w:szCs w:val="24"/>
               <w:lang w:eastAsia="es-AR"/>
             </w:rPr>
           </w:pPr>
-          <w:hyperlink w:anchor="_Toc202545723" w:history="1">
+          <w:hyperlink w:anchor="_Toc202735011" w:history="1">
             <w:r>
               <w:rPr>
                 <w:rStyle w:val="Hipervnculo"/>
                 <w:noProof/>
-                <w:color w:val="8FBC8F"/>
               </w:rPr>
               <w:t>5.3</w:t>
             </w:r>
@@ -2350,7 +2194,6 @@
               <w:rPr>
                 <w:rFonts w:eastAsiaTheme="minorEastAsia"/>
                 <w:noProof/>
-                <w:color w:val="8FBC8F"/>
                 <w:sz w:val="24"/>
                 <w:szCs w:val="24"/>
                 <w:lang w:eastAsia="es-AR"/>
@@ -2361,7 +2204,6 @@
               <w:rPr>
                 <w:rStyle w:val="Hipervnculo"/>
                 <w:noProof/>
-                <w:color w:val="8FBC8F"/>
               </w:rPr>
               <w:t>Diseño 3D</w:t>
             </w:r>
@@ -2369,7 +2211,6 @@
               <w:rPr>
                 <w:noProof/>
                 <w:webHidden/>
-                <w:color w:val="8FBC8F"/>
               </w:rPr>
               <w:tab/>
             </w:r>
@@ -2377,7 +2218,6 @@
               <w:rPr>
                 <w:noProof/>
                 <w:webHidden/>
-                <w:color w:val="8FBC8F"/>
               </w:rPr>
               <w:fldChar w:fldCharType="begin"/>
             </w:r>
@@ -2385,22 +2225,19 @@
               <w:rPr>
                 <w:noProof/>
                 <w:webHidden/>
-                <w:color w:val="8FBC8F"/>
-              </w:rPr>
-              <w:instrText xml:space="preserve"> PAGEREF _Toc202545723 \h </w:instrText>
+              </w:rPr>
+              <w:instrText xml:space="preserve"> PAGEREF _Toc202735011 \h </w:instrText>
             </w:r>
             <w:r>
               <w:rPr>
                 <w:noProof/>
                 <w:webHidden/>
-                <w:color w:val="8FBC8F"/>
               </w:rPr>
             </w:r>
             <w:r>
               <w:rPr>
                 <w:noProof/>
                 <w:webHidden/>
-                <w:color w:val="8FBC8F"/>
               </w:rPr>
               <w:fldChar w:fldCharType="separate"/>
             </w:r>
@@ -2408,7 +2245,6 @@
               <w:rPr>
                 <w:noProof/>
                 <w:webHidden/>
-                <w:color w:val="8FBC8F"/>
               </w:rPr>
               <w:t>12</w:t>
             </w:r>
@@ -2416,7 +2252,6 @@
               <w:rPr>
                 <w:noProof/>
                 <w:webHidden/>
-                <w:color w:val="8FBC8F"/>
               </w:rPr>
               <w:fldChar w:fldCharType="end"/>
             </w:r>
@@ -2432,18 +2267,16 @@
             <w:rPr>
               <w:rFonts w:eastAsiaTheme="minorEastAsia"/>
               <w:noProof/>
-              <w:color w:val="8FBC8F"/>
               <w:sz w:val="24"/>
               <w:szCs w:val="24"/>
               <w:lang w:eastAsia="es-AR"/>
             </w:rPr>
           </w:pPr>
-          <w:hyperlink w:anchor="_Toc202545724" w:history="1">
+          <w:hyperlink w:anchor="_Toc202735012" w:history="1">
             <w:r>
               <w:rPr>
                 <w:rStyle w:val="Hipervnculo"/>
                 <w:noProof/>
-                <w:color w:val="8FBC8F"/>
               </w:rPr>
               <w:t>5.4</w:t>
             </w:r>
@@ -2451,7 +2284,6 @@
               <w:rPr>
                 <w:rFonts w:eastAsiaTheme="minorEastAsia"/>
                 <w:noProof/>
-                <w:color w:val="8FBC8F"/>
                 <w:sz w:val="24"/>
                 <w:szCs w:val="24"/>
                 <w:lang w:eastAsia="es-AR"/>
@@ -2462,7 +2294,6 @@
               <w:rPr>
                 <w:rStyle w:val="Hipervnculo"/>
                 <w:noProof/>
-                <w:color w:val="8FBC8F"/>
               </w:rPr>
               <w:t>Diseño Final</w:t>
             </w:r>
@@ -2470,7 +2301,6 @@
               <w:rPr>
                 <w:noProof/>
                 <w:webHidden/>
-                <w:color w:val="8FBC8F"/>
               </w:rPr>
               <w:tab/>
             </w:r>
@@ -2478,7 +2308,6 @@
               <w:rPr>
                 <w:noProof/>
                 <w:webHidden/>
-                <w:color w:val="8FBC8F"/>
               </w:rPr>
               <w:fldChar w:fldCharType="begin"/>
             </w:r>
@@ -2486,22 +2315,19 @@
               <w:rPr>
                 <w:noProof/>
                 <w:webHidden/>
-                <w:color w:val="8FBC8F"/>
-              </w:rPr>
-              <w:instrText xml:space="preserve"> PAGEREF _Toc202545724 \h </w:instrText>
+              </w:rPr>
+              <w:instrText xml:space="preserve"> PAGEREF _Toc202735012 \h </w:instrText>
             </w:r>
             <w:r>
               <w:rPr>
                 <w:noProof/>
                 <w:webHidden/>
-                <w:color w:val="8FBC8F"/>
               </w:rPr>
             </w:r>
             <w:r>
               <w:rPr>
                 <w:noProof/>
                 <w:webHidden/>
-                <w:color w:val="8FBC8F"/>
               </w:rPr>
               <w:fldChar w:fldCharType="separate"/>
             </w:r>
@@ -2509,7 +2335,6 @@
               <w:rPr>
                 <w:noProof/>
                 <w:webHidden/>
-                <w:color w:val="8FBC8F"/>
               </w:rPr>
               <w:t>13</w:t>
             </w:r>
@@ -2517,7 +2342,6 @@
               <w:rPr>
                 <w:noProof/>
                 <w:webHidden/>
-                <w:color w:val="8FBC8F"/>
               </w:rPr>
               <w:fldChar w:fldCharType="end"/>
             </w:r>
@@ -2533,18 +2357,16 @@
             <w:rPr>
               <w:rFonts w:eastAsiaTheme="minorEastAsia"/>
               <w:noProof/>
-              <w:color w:val="8FBC8F"/>
               <w:sz w:val="24"/>
               <w:szCs w:val="24"/>
               <w:lang w:eastAsia="es-AR"/>
             </w:rPr>
           </w:pPr>
-          <w:hyperlink w:anchor="_Toc202545725" w:history="1">
+          <w:hyperlink w:anchor="_Toc202735013" w:history="1">
             <w:r>
               <w:rPr>
                 <w:rStyle w:val="Hipervnculo"/>
                 <w:noProof/>
-                <w:color w:val="8FBC8F"/>
               </w:rPr>
               <w:t>VI.</w:t>
             </w:r>
@@ -2552,7 +2374,6 @@
               <w:rPr>
                 <w:rFonts w:eastAsiaTheme="minorEastAsia"/>
                 <w:noProof/>
-                <w:color w:val="8FBC8F"/>
                 <w:sz w:val="24"/>
                 <w:szCs w:val="24"/>
                 <w:lang w:eastAsia="es-AR"/>
@@ -2563,15 +2384,13 @@
               <w:rPr>
                 <w:rStyle w:val="Hipervnculo"/>
                 <w:noProof/>
-                <w:color w:val="8FBC8F"/>
-              </w:rPr>
-              <w:t>CONCLUCIÓN</w:t>
+              </w:rPr>
+              <w:t>MEDICIONES DE LABORATORIO</w:t>
             </w:r>
             <w:r>
               <w:rPr>
                 <w:noProof/>
                 <w:webHidden/>
-                <w:color w:val="8FBC8F"/>
               </w:rPr>
               <w:tab/>
             </w:r>
@@ -2579,7 +2398,6 @@
               <w:rPr>
                 <w:noProof/>
                 <w:webHidden/>
-                <w:color w:val="8FBC8F"/>
               </w:rPr>
               <w:fldChar w:fldCharType="begin"/>
             </w:r>
@@ -2587,22 +2405,19 @@
               <w:rPr>
                 <w:noProof/>
                 <w:webHidden/>
-                <w:color w:val="8FBC8F"/>
-              </w:rPr>
-              <w:instrText xml:space="preserve"> PAGEREF _Toc202545725 \h </w:instrText>
+              </w:rPr>
+              <w:instrText xml:space="preserve"> PAGEREF _Toc202735013 \h </w:instrText>
             </w:r>
             <w:r>
               <w:rPr>
                 <w:noProof/>
                 <w:webHidden/>
-                <w:color w:val="8FBC8F"/>
               </w:rPr>
             </w:r>
             <w:r>
               <w:rPr>
                 <w:noProof/>
                 <w:webHidden/>
-                <w:color w:val="8FBC8F"/>
               </w:rPr>
               <w:fldChar w:fldCharType="separate"/>
             </w:r>
@@ -2610,7 +2425,6 @@
               <w:rPr>
                 <w:noProof/>
                 <w:webHidden/>
-                <w:color w:val="8FBC8F"/>
               </w:rPr>
               <w:t>13</w:t>
             </w:r>
@@ -2618,7 +2432,276 @@
               <w:rPr>
                 <w:noProof/>
                 <w:webHidden/>
-                <w:color w:val="8FBC8F"/>
+              </w:rPr>
+              <w:fldChar w:fldCharType="end"/>
+            </w:r>
+          </w:hyperlink>
+        </w:p>
+        <w:p>
+          <w:pPr>
+            <w:pStyle w:val="TDC2"/>
+            <w:tabs>
+              <w:tab w:val="left" w:pos="960"/>
+              <w:tab w:val="right" w:leader="dot" w:pos="9016"/>
+            </w:tabs>
+            <w:rPr>
+              <w:rFonts w:eastAsiaTheme="minorEastAsia"/>
+              <w:noProof/>
+              <w:sz w:val="24"/>
+              <w:szCs w:val="24"/>
+              <w:lang w:eastAsia="es-AR"/>
+            </w:rPr>
+          </w:pPr>
+          <w:hyperlink w:anchor="_Toc202735014" w:history="1">
+            <w:r>
+              <w:rPr>
+                <w:rStyle w:val="Hipervnculo"/>
+                <w:noProof/>
+              </w:rPr>
+              <w:t>6.1</w:t>
+            </w:r>
+            <w:r>
+              <w:rPr>
+                <w:rFonts w:eastAsiaTheme="minorEastAsia"/>
+                <w:noProof/>
+                <w:sz w:val="24"/>
+                <w:szCs w:val="24"/>
+                <w:lang w:eastAsia="es-AR"/>
+              </w:rPr>
+              <w:tab/>
+            </w:r>
+            <w:r>
+              <w:rPr>
+                <w:rStyle w:val="Hipervnculo"/>
+                <w:noProof/>
+              </w:rPr>
+              <w:t>Condiciones de la medición</w:t>
+            </w:r>
+            <w:r>
+              <w:rPr>
+                <w:noProof/>
+                <w:webHidden/>
+              </w:rPr>
+              <w:tab/>
+            </w:r>
+            <w:r>
+              <w:rPr>
+                <w:noProof/>
+                <w:webHidden/>
+              </w:rPr>
+              <w:fldChar w:fldCharType="begin"/>
+            </w:r>
+            <w:r>
+              <w:rPr>
+                <w:noProof/>
+                <w:webHidden/>
+              </w:rPr>
+              <w:instrText xml:space="preserve"> PAGEREF _Toc202735014 \h </w:instrText>
+            </w:r>
+            <w:r>
+              <w:rPr>
+                <w:noProof/>
+                <w:webHidden/>
+              </w:rPr>
+            </w:r>
+            <w:r>
+              <w:rPr>
+                <w:noProof/>
+                <w:webHidden/>
+              </w:rPr>
+              <w:fldChar w:fldCharType="separate"/>
+            </w:r>
+            <w:r>
+              <w:rPr>
+                <w:noProof/>
+                <w:webHidden/>
+              </w:rPr>
+              <w:t>13</w:t>
+            </w:r>
+            <w:r>
+              <w:rPr>
+                <w:noProof/>
+                <w:webHidden/>
+              </w:rPr>
+              <w:fldChar w:fldCharType="end"/>
+            </w:r>
+          </w:hyperlink>
+        </w:p>
+        <w:p>
+          <w:pPr>
+            <w:pStyle w:val="TDC2"/>
+            <w:tabs>
+              <w:tab w:val="left" w:pos="960"/>
+              <w:tab w:val="right" w:leader="dot" w:pos="9016"/>
+            </w:tabs>
+            <w:rPr>
+              <w:rFonts w:eastAsiaTheme="minorEastAsia"/>
+              <w:noProof/>
+              <w:sz w:val="24"/>
+              <w:szCs w:val="24"/>
+              <w:lang w:eastAsia="es-AR"/>
+            </w:rPr>
+          </w:pPr>
+          <w:hyperlink w:anchor="_Toc202735015" w:history="1">
+            <w:r>
+              <w:rPr>
+                <w:rStyle w:val="Hipervnculo"/>
+                <w:noProof/>
+              </w:rPr>
+              <w:t>6.2</w:t>
+            </w:r>
+            <w:r>
+              <w:rPr>
+                <w:rFonts w:eastAsiaTheme="minorEastAsia"/>
+                <w:noProof/>
+                <w:sz w:val="24"/>
+                <w:szCs w:val="24"/>
+                <w:lang w:eastAsia="es-AR"/>
+              </w:rPr>
+              <w:tab/>
+            </w:r>
+            <w:r>
+              <w:rPr>
+                <w:rStyle w:val="Hipervnculo"/>
+                <w:noProof/>
+              </w:rPr>
+              <w:t>Instrumentos utilizados para la medición:</w:t>
+            </w:r>
+            <w:r>
+              <w:rPr>
+                <w:noProof/>
+                <w:webHidden/>
+              </w:rPr>
+              <w:tab/>
+            </w:r>
+            <w:r>
+              <w:rPr>
+                <w:noProof/>
+                <w:webHidden/>
+              </w:rPr>
+              <w:fldChar w:fldCharType="begin"/>
+            </w:r>
+            <w:r>
+              <w:rPr>
+                <w:noProof/>
+                <w:webHidden/>
+              </w:rPr>
+              <w:instrText xml:space="preserve"> PAGEREF _Toc202735015 \h </w:instrText>
+            </w:r>
+            <w:r>
+              <w:rPr>
+                <w:noProof/>
+                <w:webHidden/>
+              </w:rPr>
+            </w:r>
+            <w:r>
+              <w:rPr>
+                <w:noProof/>
+                <w:webHidden/>
+              </w:rPr>
+              <w:fldChar w:fldCharType="separate"/>
+            </w:r>
+            <w:r>
+              <w:rPr>
+                <w:noProof/>
+                <w:webHidden/>
+              </w:rPr>
+              <w:t>13</w:t>
+            </w:r>
+            <w:r>
+              <w:rPr>
+                <w:noProof/>
+                <w:webHidden/>
+              </w:rPr>
+              <w:fldChar w:fldCharType="end"/>
+            </w:r>
+          </w:hyperlink>
+        </w:p>
+        <w:p>
+          <w:pPr>
+            <w:pStyle w:val="TDC2"/>
+            <w:tabs>
+              <w:tab w:val="left" w:pos="960"/>
+              <w:tab w:val="right" w:leader="dot" w:pos="9016"/>
+            </w:tabs>
+            <w:rPr>
+              <w:rFonts w:eastAsiaTheme="minorEastAsia"/>
+              <w:noProof/>
+              <w:sz w:val="24"/>
+              <w:szCs w:val="24"/>
+              <w:lang w:eastAsia="es-AR"/>
+            </w:rPr>
+          </w:pPr>
+          <w:hyperlink w:anchor="_Toc202735016" w:history="1">
+            <w:r>
+              <w:rPr>
+                <w:rStyle w:val="Hipervnculo"/>
+                <w:noProof/>
+              </w:rPr>
+              <w:t>6.3</w:t>
+            </w:r>
+            <w:r>
+              <w:rPr>
+                <w:rFonts w:eastAsiaTheme="minorEastAsia"/>
+                <w:noProof/>
+                <w:sz w:val="24"/>
+                <w:szCs w:val="24"/>
+                <w:lang w:eastAsia="es-AR"/>
+              </w:rPr>
+              <w:tab/>
+            </w:r>
+            <w:r>
+              <w:rPr>
+                <w:rStyle w:val="Hipervnculo"/>
+                <w:noProof/>
+              </w:rPr>
+              <w:t>Resultados de la medición:</w:t>
+            </w:r>
+            <w:r>
+              <w:rPr>
+                <w:noProof/>
+                <w:webHidden/>
+              </w:rPr>
+              <w:tab/>
+            </w:r>
+            <w:r>
+              <w:rPr>
+                <w:noProof/>
+                <w:webHidden/>
+              </w:rPr>
+              <w:fldChar w:fldCharType="begin"/>
+            </w:r>
+            <w:r>
+              <w:rPr>
+                <w:noProof/>
+                <w:webHidden/>
+              </w:rPr>
+              <w:instrText xml:space="preserve"> PAGEREF _Toc202735016 \h </w:instrText>
+            </w:r>
+            <w:r>
+              <w:rPr>
+                <w:noProof/>
+                <w:webHidden/>
+              </w:rPr>
+            </w:r>
+            <w:r>
+              <w:rPr>
+                <w:noProof/>
+                <w:webHidden/>
+              </w:rPr>
+              <w:fldChar w:fldCharType="separate"/>
+            </w:r>
+            <w:r>
+              <w:rPr>
+                <w:noProof/>
+                <w:webHidden/>
+              </w:rPr>
+              <w:t>13</w:t>
+            </w:r>
+            <w:r>
+              <w:rPr>
+                <w:noProof/>
+                <w:webHidden/>
               </w:rPr>
               <w:fldChar w:fldCharType="end"/>
             </w:r>
@@ -2634,18 +2717,16 @@
             <w:rPr>
               <w:rFonts w:eastAsiaTheme="minorEastAsia"/>
               <w:noProof/>
-              <w:color w:val="8FBC8F"/>
               <w:sz w:val="24"/>
               <w:szCs w:val="24"/>
               <w:lang w:eastAsia="es-AR"/>
             </w:rPr>
           </w:pPr>
-          <w:hyperlink w:anchor="_Toc202545726" w:history="1">
+          <w:hyperlink w:anchor="_Toc202735017" w:history="1">
             <w:r>
               <w:rPr>
                 <w:rStyle w:val="Hipervnculo"/>
                 <w:noProof/>
-                <w:color w:val="8FBC8F"/>
               </w:rPr>
               <w:t>VII.</w:t>
             </w:r>
@@ -2653,7 +2734,6 @@
               <w:rPr>
                 <w:rFonts w:eastAsiaTheme="minorEastAsia"/>
                 <w:noProof/>
-                <w:color w:val="8FBC8F"/>
                 <w:sz w:val="24"/>
                 <w:szCs w:val="24"/>
                 <w:lang w:eastAsia="es-AR"/>
@@ -2664,7 +2744,96 @@
               <w:rPr>
                 <w:rStyle w:val="Hipervnculo"/>
                 <w:noProof/>
-                <w:color w:val="8FBC8F"/>
+              </w:rPr>
+              <w:t>CONCLUCIÓN</w:t>
+            </w:r>
+            <w:r>
+              <w:rPr>
+                <w:noProof/>
+                <w:webHidden/>
+              </w:rPr>
+              <w:tab/>
+            </w:r>
+            <w:r>
+              <w:rPr>
+                <w:noProof/>
+                <w:webHidden/>
+              </w:rPr>
+              <w:fldChar w:fldCharType="begin"/>
+            </w:r>
+            <w:r>
+              <w:rPr>
+                <w:noProof/>
+                <w:webHidden/>
+              </w:rPr>
+              <w:instrText xml:space="preserve"> PAGEREF _Toc202735017 \h </w:instrText>
+            </w:r>
+            <w:r>
+              <w:rPr>
+                <w:noProof/>
+                <w:webHidden/>
+              </w:rPr>
+            </w:r>
+            <w:r>
+              <w:rPr>
+                <w:noProof/>
+                <w:webHidden/>
+              </w:rPr>
+              <w:fldChar w:fldCharType="separate"/>
+            </w:r>
+            <w:r>
+              <w:rPr>
+                <w:noProof/>
+                <w:webHidden/>
+              </w:rPr>
+              <w:t>14</w:t>
+            </w:r>
+            <w:r>
+              <w:rPr>
+                <w:noProof/>
+                <w:webHidden/>
+              </w:rPr>
+              <w:fldChar w:fldCharType="end"/>
+            </w:r>
+          </w:hyperlink>
+        </w:p>
+        <w:p>
+          <w:pPr>
+            <w:pStyle w:val="TDC1"/>
+            <w:tabs>
+              <w:tab w:val="left" w:pos="720"/>
+              <w:tab w:val="right" w:leader="dot" w:pos="9016"/>
+            </w:tabs>
+            <w:rPr>
+              <w:rFonts w:eastAsiaTheme="minorEastAsia"/>
+              <w:noProof/>
+              <w:sz w:val="24"/>
+              <w:szCs w:val="24"/>
+              <w:lang w:eastAsia="es-AR"/>
+            </w:rPr>
+          </w:pPr>
+          <w:hyperlink w:anchor="_Toc202735018" w:history="1">
+            <w:r>
+              <w:rPr>
+                <w:rStyle w:val="Hipervnculo"/>
+                <w:noProof/>
+              </w:rPr>
+              <w:t>VIII.</w:t>
+            </w:r>
+            <w:r>
+              <w:rPr>
+                <w:rFonts w:eastAsiaTheme="minorEastAsia"/>
+                <w:noProof/>
+                <w:sz w:val="24"/>
+                <w:szCs w:val="24"/>
+                <w:lang w:eastAsia="es-AR"/>
+              </w:rPr>
+              <w:tab/>
+            </w:r>
+            <w:r>
+              <w:rPr>
+                <w:rStyle w:val="Hipervnculo"/>
+                <w:noProof/>
               </w:rPr>
               <w:t>REFERENCIAS</w:t>
             </w:r>
@@ -2672,7 +2841,6 @@
               <w:rPr>
                 <w:noProof/>
                 <w:webHidden/>
-                <w:color w:val="8FBC8F"/>
               </w:rPr>
               <w:tab/>
             </w:r>
@@ -2680,7 +2848,6 @@
               <w:rPr>
                 <w:noProof/>
                 <w:webHidden/>
-                <w:color w:val="8FBC8F"/>
               </w:rPr>
               <w:fldChar w:fldCharType="begin"/>
             </w:r>
@@ -2688,22 +2855,19 @@
               <w:rPr>
                 <w:noProof/>
                 <w:webHidden/>
-                <w:color w:val="8FBC8F"/>
-              </w:rPr>
-              <w:instrText xml:space="preserve"> PAGEREF _Toc202545726 \h </w:instrText>
+              </w:rPr>
+              <w:instrText xml:space="preserve"> PAGEREF _Toc202735018 \h </w:instrText>
             </w:r>
             <w:r>
               <w:rPr>
                 <w:noProof/>
                 <w:webHidden/>
-                <w:color w:val="8FBC8F"/>
               </w:rPr>
             </w:r>
             <w:r>
               <w:rPr>
                 <w:noProof/>
                 <w:webHidden/>
-                <w:color w:val="8FBC8F"/>
               </w:rPr>
               <w:fldChar w:fldCharType="separate"/>
             </w:r>
@@ -2711,15 +2875,13 @@
               <w:rPr>
                 <w:noProof/>
                 <w:webHidden/>
-                <w:color w:val="8FBC8F"/>
-              </w:rPr>
-              <w:t>13</w:t>
+              </w:rPr>
+              <w:t>14</w:t>
             </w:r>
             <w:r>
               <w:rPr>
                 <w:noProof/>
                 <w:webHidden/>
-                <w:color w:val="8FBC8F"/>
               </w:rPr>
               <w:fldChar w:fldCharType="end"/>
             </w:r>
@@ -2790,38 +2952,6 @@
           <w:tab w:val="left" w:pos="3279"/>
         </w:tabs>
         <w:ind w:right="-755"/>
-      </w:pPr>
-    </w:p>
-    <w:p>
-      <w:pPr>
-        <w:tabs>
-          <w:tab w:val="left" w:pos="3279"/>
-        </w:tabs>
-        <w:ind w:right="-755"/>
-      </w:pPr>
-    </w:p>
-    <w:p>
-      <w:pPr>
-        <w:tabs>
-          <w:tab w:val="left" w:pos="3279"/>
-        </w:tabs>
-        <w:ind w:right="-755"/>
-      </w:pPr>
-    </w:p>
-    <w:p>
-      <w:pPr>
-        <w:tabs>
-          <w:tab w:val="left" w:pos="3279"/>
-        </w:tabs>
-        <w:ind w:right="-755"/>
-      </w:pPr>
-    </w:p>
-    <w:p>
-      <w:pPr>
-        <w:tabs>
-          <w:tab w:val="left" w:pos="3279"/>
-        </w:tabs>
-        <w:ind w:right="-755"/>
         <w:rPr>
           <w:rFonts w:cstheme="minorHAnsi"/>
           <w:b/>
@@ -2846,10 +2976,10 @@
         <w:tblStyle w:val="Tablaconcuadrcula"/>
         <w:tblW w:w="0" w:type="auto"/>
         <w:tblBorders>
-          <w:top w:val="single" w:sz="4" w:space="0" w:color="FFFFFF" w:themeColor="background1"/>
-          <w:left w:val="single" w:sz="4" w:space="0" w:color="FFFFFF" w:themeColor="background1"/>
-          <w:bottom w:val="single" w:sz="4" w:space="0" w:color="FFFFFF" w:themeColor="background1"/>
-          <w:right w:val="single" w:sz="4" w:space="0" w:color="FFFFFF" w:themeColor="background1"/>
+          <w:top w:val="none" w:sz="0" w:space="0" w:color="auto"/>
+          <w:left w:val="none" w:sz="0" w:space="0" w:color="auto"/>
+          <w:bottom w:val="none" w:sz="0" w:space="0" w:color="auto"/>
+          <w:right w:val="none" w:sz="0" w:space="0" w:color="auto"/>
           <w:insideH w:val="none" w:sz="0" w:space="0" w:color="auto"/>
           <w:insideV w:val="none" w:sz="0" w:space="0" w:color="auto"/>
         </w:tblBorders>
@@ -2934,7 +3064,7 @@
               <w:rPr>
                 <w:lang w:val="en-US"/>
               </w:rPr>
-              <w:t xml:space="preserve">Within the framework of the Power Electronics course, this project focuses on the complete development of a Buck-type switching power supply (step-down converter), designed to convert a 12V DC input voltage to a regulated 5V output. The design was based on the use of the MC34063A integrated circuit, a classic controller known for its simplicity, low cost, and ease of implementation. Throughout the project, theoretical and practical aspects were combined, ranging from the analysis of the Buck topology's operation and the calculation of key components (inductor, capacitor, diode, and resistors) to circuit simulation in LTSpice to evaluate its performance.  </w:t>
+              <w:t>As part of the Power Electronics course, this project focused on the development of a Buck-type switched-mode power supply (step-down converter), designed to convert a 12V input voltage into a regulated 5V output. The design was based on the MC34063A integrated circuit, a widely used controller due to its simplicity, low cost, and ease of implementation.</w:t>
             </w:r>
           </w:p>
           <w:p>
@@ -2964,7 +3094,7 @@
               <w:rPr>
                 <w:lang w:val="en-US"/>
               </w:rPr>
-              <w:t xml:space="preserve">Subsequently, the schematic and PCB design were carried out using CAD tools (KiCad), followed by the construction of a functional prototype to verify the real-world behavior of the system. Experimental tests validated the output voltage regulation and the correct operation of the regulator under different load conditions.  </w:t>
+              <w:t>The project encompassed both theoretical and practical aspects, including an analysis of the Buck converter's operating principle and the calculation of key components—inductor, capacitor, diode, and resistors—as well as circuit simulation using LTSpice to verify the theoretical results.</w:t>
             </w:r>
           </w:p>
           <w:p>
@@ -2994,7 +3124,7 @@
               <w:rPr>
                 <w:lang w:val="en-US"/>
               </w:rPr>
-              <w:t xml:space="preserve">In conclusion, the project demonstrates that it is possible to design a compact, efficient, and reliable switching power supply using accessible resources, integrating simulation and design tools to achieve consistent results between theory and practice.  </w:t>
+              <w:t>Subsequently, the schematic and printed circuit board (PCB) were designed using the KiCad CAD tool, followed by the construction of a functional prototype to assess the system’s real-world performance. Experimental measurements carried out with laboratory instruments validated the output voltage regulation and confirmed the proper operation of the converter under maximum load conditions.</w:t>
             </w:r>
           </w:p>
           <w:p>
@@ -3015,6 +3145,36 @@
                 <w:tab w:val="left" w:pos="3279"/>
               </w:tabs>
               <w:ind w:right="-46"/>
+              <w:jc w:val="both"/>
+              <w:rPr>
+                <w:lang w:val="en-US"/>
+              </w:rPr>
+            </w:pPr>
+            <w:r>
+              <w:rPr>
+                <w:lang w:val="en-US"/>
+              </w:rPr>
+              <w:t>In conclusion, the objectives defined at the outset of the project were successfully achieved, demonstrating the effective integration of the theoretical knowledge and practical skills developed throughout the course.</w:t>
+            </w:r>
+          </w:p>
+          <w:p>
+            <w:pPr>
+              <w:tabs>
+                <w:tab w:val="left" w:pos="3279"/>
+              </w:tabs>
+              <w:ind w:right="-46"/>
+              <w:jc w:val="both"/>
+              <w:rPr>
+                <w:lang w:val="en-US"/>
+              </w:rPr>
+            </w:pPr>
+          </w:p>
+          <w:p>
+            <w:pPr>
+              <w:tabs>
+                <w:tab w:val="left" w:pos="3279"/>
+              </w:tabs>
+              <w:ind w:right="-46"/>
               <w:rPr>
                 <w:lang w:val="en-US"/>
               </w:rPr>
@@ -3045,13 +3205,7 @@
               <w:rPr>
                 <w:lang w:val="en-US"/>
               </w:rPr>
-              <w:t>Buck</w:t>
-            </w:r>
-            <w:r>
-              <w:rPr>
-                <w:lang w:val="en-US"/>
-              </w:rPr>
-              <w:t>, MC34063A, switching, switching power supply, design.</w:t>
+              <w:t>Buck, MC34063A, switching, switching power supply, design.</w:t>
             </w:r>
           </w:p>
           <w:p>
@@ -3080,10 +3234,10 @@
         <w:tblStyle w:val="Tablaconcuadrcula"/>
         <w:tblW w:w="0" w:type="auto"/>
         <w:tblBorders>
-          <w:top w:val="single" w:sz="4" w:space="0" w:color="FFFFFF" w:themeColor="background1"/>
-          <w:left w:val="single" w:sz="4" w:space="0" w:color="FFFFFF" w:themeColor="background1"/>
-          <w:bottom w:val="single" w:sz="4" w:space="0" w:color="FFFFFF" w:themeColor="background1"/>
-          <w:right w:val="single" w:sz="4" w:space="0" w:color="FFFFFF" w:themeColor="background1"/>
+          <w:top w:val="none" w:sz="0" w:space="0" w:color="auto"/>
+          <w:left w:val="none" w:sz="0" w:space="0" w:color="auto"/>
+          <w:bottom w:val="none" w:sz="0" w:space="0" w:color="auto"/>
+          <w:right w:val="none" w:sz="0" w:space="0" w:color="auto"/>
           <w:insideH w:val="none" w:sz="0" w:space="0" w:color="auto"/>
           <w:insideV w:val="none" w:sz="0" w:space="0" w:color="auto"/>
         </w:tblBorders>
@@ -3148,7 +3302,19 @@
               <w:jc w:val="both"/>
             </w:pPr>
             <w:r>
-              <w:t xml:space="preserve">En el marco de la asignatura Electrónica de Potencia, este proyecto se centra en el desarrollo completo de una fuente conmutada tipo </w:t>
+              <w:t>En el marco de la asignatura</w:t>
+            </w:r>
+            <w:r>
+              <w:t xml:space="preserve"> de</w:t>
+            </w:r>
+            <w:r>
+              <w:t xml:space="preserve"> Electrónica de Potencia, este proyecto se </w:t>
+            </w:r>
+            <w:r>
+              <w:t>enfocó</w:t>
+            </w:r>
+            <w:r>
+              <w:t xml:space="preserve"> en el desarrollo de una fuente conmutada tipo </w:t>
             </w:r>
             <w:r>
               <w:rPr>
@@ -3158,7 +3324,19 @@
               <w:t>Buck</w:t>
             </w:r>
             <w:r>
-              <w:t xml:space="preserve"> (reductor), orientada a convertir una tensión continua de entrada de 12V a una salida regulada de 5V. El diseño se basó en el uso del circuito integrado </w:t>
+              <w:t xml:space="preserve"> (reductor), </w:t>
+            </w:r>
+            <w:r>
+              <w:t>con el objetivo de</w:t>
+            </w:r>
+            <w:r>
+              <w:t xml:space="preserve"> convertir una tensión de entrada de 12</w:t>
+            </w:r>
+            <w:r>
+              <w:t>V, a</w:t>
+            </w:r>
+            <w:r>
+              <w:t xml:space="preserve"> una salida regulada de 5V. El diseño se basó en el uso del circuito integrado </w:t>
             </w:r>
             <w:r>
               <w:rPr>
@@ -3168,49 +3346,19 @@
               <w:t>MC34063A</w:t>
             </w:r>
             <w:r>
-              <w:t xml:space="preserve">, un controlador clásico por su simpleza, bajo costo y facilidad de implementación. A lo largo del trabajo se combinaron aspectos teóricos y prácticos, desde el análisis del funcionamiento de la topología </w:t>
-            </w:r>
-            <w:r>
-              <w:rPr>
-                <w:i/>
-                <w:iCs/>
-              </w:rPr>
-              <w:t>Buck</w:t>
-            </w:r>
-            <w:r>
-              <w:t xml:space="preserve"> y el cálculo de los componentes claves (Inductor, Capacitor, Diodo, y resistencias), hasta la simulación del circuito en LTSpice para Evaluar su desempeño.</w:t>
-            </w:r>
-          </w:p>
-          <w:p>
-            <w:pPr>
-              <w:tabs>
-                <w:tab w:val="left" w:pos="3279"/>
-              </w:tabs>
-              <w:ind w:right="-46"/>
-            </w:pPr>
-          </w:p>
-          <w:p>
-            <w:pPr>
-              <w:tabs>
-                <w:tab w:val="left" w:pos="3279"/>
-              </w:tabs>
-              <w:ind w:right="-46"/>
-              <w:jc w:val="both"/>
-            </w:pPr>
-            <w:r>
-              <w:t xml:space="preserve">Posteriormente, se </w:t>
-            </w:r>
-            <w:r>
-              <w:t>llevó</w:t>
-            </w:r>
-            <w:r>
-              <w:t xml:space="preserve"> </w:t>
-            </w:r>
-            <w:r>
-              <w:t>a cabo</w:t>
-            </w:r>
-            <w:r>
-              <w:t xml:space="preserve"> el diseño del esquemático y del PCB utilizando herramienta CAD (KiCad), seguido de la construcción de un prototipo funcional que permitió comprobar el comportamiento real del sistema. Las pruebas experimentales permitieron validar la regulación de la tensión de salida y el correcto funcionamiento del regulador bajo distintas condiciones de carga.</w:t>
+              <w:t xml:space="preserve">, un controlador </w:t>
+            </w:r>
+            <w:r>
+              <w:t>ampliamente utilizado</w:t>
+            </w:r>
+            <w:r>
+              <w:t xml:space="preserve"> por su </w:t>
+            </w:r>
+            <w:r>
+              <w:t>simplicidad</w:t>
+            </w:r>
+            <w:r>
+              <w:t xml:space="preserve">, bajo costo y facilidad de implementación. </w:t>
             </w:r>
           </w:p>
           <w:p>
@@ -3231,13 +3379,130 @@
               <w:jc w:val="both"/>
             </w:pPr>
             <w:r>
-              <w:t>En conclusión, el proyecto demuestra que es posible</w:t>
-            </w:r>
-            <w:r>
-              <w:t xml:space="preserve"> diseñar una fuente conmutada compacta, eficiente y confiable con recursos accesibles, integrando herramientas de simulación y </w:t>
-            </w:r>
-            <w:r>
-              <w:t>diseño para lograr resultados consistentes entre la teoría y la práctica.</w:t>
+              <w:t xml:space="preserve">A lo largo del trabajo se </w:t>
+            </w:r>
+            <w:r>
+              <w:t>trataron tanto</w:t>
+            </w:r>
+            <w:r>
+              <w:t xml:space="preserve"> aspectos teóricos </w:t>
+            </w:r>
+            <w:r>
+              <w:t>como</w:t>
+            </w:r>
+            <w:r>
+              <w:t xml:space="preserve"> prácticos</w:t>
+            </w:r>
+            <w:r>
+              <w:t>:</w:t>
+            </w:r>
+            <w:r>
+              <w:t xml:space="preserve"> desde el análisis del </w:t>
+            </w:r>
+            <w:r>
+              <w:t xml:space="preserve">principio de </w:t>
+            </w:r>
+            <w:r>
+              <w:t xml:space="preserve">funcionamiento de la topología </w:t>
+            </w:r>
+            <w:r>
+              <w:rPr>
+                <w:i/>
+                <w:iCs/>
+              </w:rPr>
+              <w:t>Buck</w:t>
+            </w:r>
+            <w:r>
+              <w:t xml:space="preserve"> y el cálculo de los componentes claves (Inductor, Capacitor, Diodo, y resistencias), hasta la simulación del circuito en LTSpice </w:t>
+            </w:r>
+            <w:r>
+              <w:t>con el fin de</w:t>
+            </w:r>
+            <w:r>
+              <w:t xml:space="preserve"> </w:t>
+            </w:r>
+            <w:r>
+              <w:t xml:space="preserve">validar los </w:t>
+            </w:r>
+            <w:r>
+              <w:t xml:space="preserve">resultados obtenidos en los </w:t>
+            </w:r>
+            <w:r>
+              <w:t>cálculos</w:t>
+            </w:r>
+            <w:r>
+              <w:t xml:space="preserve"> </w:t>
+            </w:r>
+            <w:r>
+              <w:t>previos</w:t>
+            </w:r>
+            <w:r>
+              <w:t>.</w:t>
+            </w:r>
+          </w:p>
+          <w:p>
+            <w:pPr>
+              <w:tabs>
+                <w:tab w:val="left" w:pos="3279"/>
+              </w:tabs>
+              <w:ind w:right="-46"/>
+            </w:pPr>
+          </w:p>
+          <w:p>
+            <w:pPr>
+              <w:tabs>
+                <w:tab w:val="left" w:pos="3279"/>
+              </w:tabs>
+              <w:ind w:right="-46"/>
+              <w:jc w:val="both"/>
+            </w:pPr>
+            <w:r>
+              <w:t>Posteriormente</w:t>
+            </w:r>
+            <w:r>
+              <w:t xml:space="preserve">, se llevó a cabo el diseño del esquemático y del PCB utilizando herramienta CAD (KiCad), </w:t>
+            </w:r>
+            <w:r>
+              <w:t>y se</w:t>
+            </w:r>
+            <w:r>
+              <w:t xml:space="preserve"> </w:t>
+            </w:r>
+            <w:r>
+              <w:t>construyó</w:t>
+            </w:r>
+            <w:r>
+              <w:t xml:space="preserve"> un</w:t>
+            </w:r>
+            <w:r>
+              <w:t xml:space="preserve"> prototipo funcional que permitió comprobar el comportamiento real del sistema. Las </w:t>
+            </w:r>
+            <w:r>
+              <w:t>medici</w:t>
+            </w:r>
+            <w:r>
+              <w:t>o</w:t>
+            </w:r>
+            <w:r>
+              <w:t xml:space="preserve">nes con los instrumentos de </w:t>
+            </w:r>
+            <w:r>
+              <w:t>laboratorio</w:t>
+            </w:r>
+            <w:r>
+              <w:t xml:space="preserve"> permitieron validar la regulación de la tensión de salida y el correcto funcionamiento del regulador bajo </w:t>
+            </w:r>
+            <w:r>
+              <w:t xml:space="preserve">condición de </w:t>
+            </w:r>
+            <w:r>
+              <w:t>máxima</w:t>
+            </w:r>
+            <w:r>
+              <w:t xml:space="preserve"> carga.</w:t>
+            </w:r>
+            <w:r>
+              <w:t xml:space="preserve"> </w:t>
             </w:r>
           </w:p>
           <w:p>
@@ -3258,29 +3523,55 @@
               <w:jc w:val="both"/>
             </w:pPr>
             <w:r>
-              <w:rPr>
-                <w:b/>
-                <w:bCs/>
-              </w:rPr>
-              <w:t>Palabras claves</w:t>
-            </w:r>
-            <w:r>
-              <w:t xml:space="preserve">: </w:t>
+              <w:t>En conclusión</w:t>
+            </w:r>
+            <w:r>
+              <w:t xml:space="preserve">, </w:t>
+            </w:r>
+            <w:r>
+              <w:t>tras cumplir con los objetivos planteados al inicio del presente proyecto</w:t>
+            </w:r>
+            <w:r>
+              <w:t xml:space="preserve">, </w:t>
+            </w:r>
+            <w:r>
+              <w:t>se l</w:t>
+            </w:r>
+            <w:r>
+              <w:t xml:space="preserve">ogró </w:t>
+            </w:r>
+            <w:r>
+              <w:t>integrar</w:t>
+            </w:r>
+            <w:r>
+              <w:t xml:space="preserve"> de forma</w:t>
             </w:r>
             <w:r>
               <w:t xml:space="preserve"> </w:t>
             </w:r>
             <w:r>
-              <w:t>Buck, MC34063A</w:t>
-            </w:r>
-            <w:r>
-              <w:t>, conmutada</w:t>
-            </w:r>
-            <w:r>
-              <w:t>, fuente</w:t>
-            </w:r>
-            <w:r>
-              <w:t xml:space="preserve"> conmutada. diseño</w:t>
+              <w:t>satisfactoria</w:t>
+            </w:r>
+            <w:r>
+              <w:t xml:space="preserve"> </w:t>
+            </w:r>
+            <w:r>
+              <w:t>los contenidos</w:t>
+            </w:r>
+            <w:r>
+              <w:t xml:space="preserve"> </w:t>
+            </w:r>
+            <w:r>
+              <w:t>abordados</w:t>
+            </w:r>
+            <w:r>
+              <w:t xml:space="preserve"> durante la </w:t>
+            </w:r>
+            <w:r>
+              <w:t>cursada</w:t>
+            </w:r>
+            <w:r>
+              <w:t>.</w:t>
             </w:r>
           </w:p>
           <w:p>
@@ -3289,9 +3580,43 @@
                 <w:tab w:val="left" w:pos="3279"/>
               </w:tabs>
               <w:ind w:right="-46"/>
+              <w:jc w:val="both"/>
             </w:pPr>
           </w:p>
-          <w:p/>
+          <w:p>
+            <w:pPr>
+              <w:tabs>
+                <w:tab w:val="left" w:pos="3279"/>
+              </w:tabs>
+              <w:ind w:right="-46"/>
+              <w:jc w:val="both"/>
+            </w:pPr>
+            <w:r>
+              <w:rPr>
+                <w:b/>
+                <w:bCs/>
+              </w:rPr>
+              <w:t>Palabras claves</w:t>
+            </w:r>
+            <w:r>
+              <w:t xml:space="preserve">: </w:t>
+            </w:r>
+            <w:r>
+              <w:t xml:space="preserve"> </w:t>
+            </w:r>
+            <w:r>
+              <w:t>Buck, MC34063A</w:t>
+            </w:r>
+            <w:r>
+              <w:t>, conmutada</w:t>
+            </w:r>
+            <w:r>
+              <w:t>, fuente</w:t>
+            </w:r>
+            <w:r>
+              <w:t xml:space="preserve"> conmutada. diseño</w:t>
+            </w:r>
+          </w:p>
         </w:tc>
       </w:tr>
     </w:tbl>
@@ -3315,16 +3640,12 @@
       <w:pPr>
         <w:pStyle w:val="Ttulo1"/>
         <w:rPr>
-          <w:b/>
-          <w:bCs/>
           <w:color w:val="8FBC8F"/>
         </w:rPr>
       </w:pPr>
-      <w:bookmarkStart w:id="0" w:name="_Toc202545709"/>
+      <w:bookmarkStart w:id="0" w:name="_Toc202734997"/>
       <w:r>
         <w:rPr>
-          <w:b/>
-          <w:bCs/>
           <w:color w:val="8FBC8F"/>
         </w:rPr>
         <w:lastRenderedPageBreak/>
@@ -3337,11 +3658,35 @@
         <w:jc w:val="both"/>
       </w:pPr>
       <w:r>
-        <w:t xml:space="preserve">En la actualidad, la eficiencia energética y la miniaturización de dispositivos electrónicos han impulsado el uso generalizado de las fuentes de alimentación conmutadas (Switch Mode </w:t>
-      </w:r>
-      <w:r>
-        <w:t>Power Supplies</w:t>
-      </w:r>
+        <w:t xml:space="preserve">En la actualidad, la eficiencia energética y la miniaturización de dispositivos electrónicos </w:t>
+      </w:r>
+      <w:r>
+        <w:t>impulsaron</w:t>
+      </w:r>
+      <w:r>
+        <w:t xml:space="preserve"> el uso generalizado de las fuentes de alimentación conmutadas (Switch </w:t>
+      </w:r>
+      <w:proofErr w:type="spellStart"/>
+      <w:r>
+        <w:t>Mode</w:t>
+      </w:r>
+      <w:proofErr w:type="spellEnd"/>
+      <w:r>
+        <w:t xml:space="preserve"> </w:t>
+      </w:r>
+      <w:proofErr w:type="spellStart"/>
+      <w:r>
+        <w:t>Power</w:t>
+      </w:r>
+      <w:proofErr w:type="spellEnd"/>
+      <w:r>
+        <w:t xml:space="preserve"> </w:t>
+      </w:r>
+      <w:proofErr w:type="spellStart"/>
+      <w:r>
+        <w:t>Supplies</w:t>
+      </w:r>
+      <w:proofErr w:type="spellEnd"/>
       <w:r>
         <w:t xml:space="preserve">) </w:t>
       </w:r>
@@ -3402,7 +3747,13 @@
         <w:t xml:space="preserve">obtener fuentes de alimentación </w:t>
       </w:r>
       <w:r>
-        <w:t>compactas, ligeras.</w:t>
+        <w:t>compactas</w:t>
+      </w:r>
+      <w:r>
+        <w:t xml:space="preserve"> y </w:t>
+      </w:r>
+      <w:r>
+        <w:t>ligeras.</w:t>
       </w:r>
     </w:p>
     <w:p>
@@ -3427,8 +3778,13 @@
       <w:r>
         <w:t xml:space="preserve">como los convertidores </w:t>
       </w:r>
-      <w:r>
-        <w:t xml:space="preserve">Flyback </w:t>
+      <w:proofErr w:type="spellStart"/>
+      <w:r>
+        <w:t>Flyback</w:t>
+      </w:r>
+      <w:proofErr w:type="spellEnd"/>
+      <w:r>
+        <w:t xml:space="preserve"> </w:t>
       </w:r>
       <w:r>
         <w:t xml:space="preserve">y </w:t>
@@ -3452,16 +3808,12 @@
       <w:pPr>
         <w:pStyle w:val="Ttulo1"/>
         <w:rPr>
-          <w:b/>
-          <w:bCs/>
           <w:color w:val="8FBC8F"/>
         </w:rPr>
       </w:pPr>
-      <w:bookmarkStart w:id="1" w:name="_Toc202545710"/>
+      <w:bookmarkStart w:id="1" w:name="_Toc202734998"/>
       <w:r>
         <w:rPr>
-          <w:b/>
-          <w:bCs/>
           <w:color w:val="8FBC8F"/>
         </w:rPr>
         <w:t>PRINCIPIO DE FUNCINAMIENTO</w:t>
@@ -3524,7 +3876,13 @@
         <w:t>, un inductor y un capacitor</w:t>
       </w:r>
       <w:r>
-        <w:t>, que juntos conforma un circuito de conversión reductor.</w:t>
+        <w:t>, que juntos conforma</w:t>
+      </w:r>
+      <w:r>
+        <w:t>n</w:t>
+      </w:r>
+      <w:r>
+        <w:t xml:space="preserve"> un circuito de conversión reductor.</w:t>
       </w:r>
     </w:p>
     <w:p>
@@ -3594,24 +3952,14 @@
       <w:r>
         <w:t xml:space="preserve">Fig. </w:t>
       </w:r>
-      <w:r>
-        <w:fldChar w:fldCharType="begin"/>
-      </w:r>
-      <w:r>
-        <w:instrText xml:space="preserve"> SEQ Fig. \* ARABIC </w:instrText>
-      </w:r>
-      <w:r>
-        <w:fldChar w:fldCharType="separate"/>
-      </w:r>
-      <w:r>
-        <w:rPr>
-          <w:noProof/>
-        </w:rPr>
-        <w:t>1</w:t>
-      </w:r>
-      <w:r>
-        <w:fldChar w:fldCharType="end"/>
-      </w:r>
+      <w:fldSimple w:instr=" SEQ Fig. \* ARABIC ">
+        <w:r>
+          <w:rPr>
+            <w:noProof/>
+          </w:rPr>
+          <w:t>1</w:t>
+        </w:r>
+      </w:fldSimple>
       <w:r>
         <w:t xml:space="preserve">: </w:t>
       </w:r>
@@ -3636,7 +3984,10 @@
         <w:t xml:space="preserve"> </w:t>
       </w:r>
       <w:r>
-        <w:t>en dos fases</w:t>
+        <w:t xml:space="preserve">en dos </w:t>
+      </w:r>
+      <w:r>
+        <w:t>etapas</w:t>
       </w:r>
       <w:r>
         <w:t xml:space="preserve"> diferentes</w:t>
@@ -3726,7 +4077,13 @@
         <w:t>principal de corriente</w:t>
       </w:r>
       <w:r>
-        <w:t xml:space="preserve"> durante esta fase.</w:t>
+        <w:t xml:space="preserve"> durante esta </w:t>
+      </w:r>
+      <w:r>
+        <w:t>etapa</w:t>
+      </w:r>
+      <w:r>
+        <w:t>.</w:t>
       </w:r>
     </w:p>
     <w:p>
@@ -3784,24 +4141,14 @@
       <w:r>
         <w:t xml:space="preserve">Fig. </w:t>
       </w:r>
-      <w:r>
-        <w:fldChar w:fldCharType="begin"/>
-      </w:r>
-      <w:r>
-        <w:instrText xml:space="preserve"> SEQ Fig. \* ARABIC </w:instrText>
-      </w:r>
-      <w:r>
-        <w:fldChar w:fldCharType="separate"/>
-      </w:r>
-      <w:r>
-        <w:rPr>
-          <w:noProof/>
-        </w:rPr>
-        <w:t>2</w:t>
-      </w:r>
-      <w:r>
-        <w:fldChar w:fldCharType="end"/>
-      </w:r>
+      <w:fldSimple w:instr=" SEQ Fig. \* ARABIC ">
+        <w:r>
+          <w:rPr>
+            <w:noProof/>
+          </w:rPr>
+          <w:t>2</w:t>
+        </w:r>
+      </w:fldSimple>
       <w:r>
         <w:t xml:space="preserve">: </w:t>
       </w:r>
@@ -3832,7 +4179,13 @@
         <w:t>(Interruptor abierto)</w:t>
       </w:r>
       <w:r>
-        <w:t xml:space="preserve">: Cuando el interruptor está se abre, el inductor se opone </w:t>
+        <w:t xml:space="preserve">: Cuando el interruptor </w:t>
+      </w:r>
+      <w:r>
+        <w:t>se abre</w:t>
+      </w:r>
+      <w:r>
+        <w:t xml:space="preserve">, el inductor se opone </w:t>
       </w:r>
       <w:r>
         <w:t xml:space="preserve">al cambio abrupto de la corriente, </w:t>
@@ -3850,16 +4203,22 @@
         <w:t xml:space="preserve">ahora fluye a través del </w:t>
       </w:r>
       <w:r>
-        <w:t>diodo, que</w:t>
-      </w:r>
-      <w:r>
-        <w:t xml:space="preserve"> queda polarizado en directa</w:t>
-      </w:r>
-      <w:r>
-        <w:t>, hacia la carga y el capacitor, manteniendo la entrega de energía</w:t>
-      </w:r>
-      <w:r>
-        <w:t xml:space="preserve">. En esta fase, la corriente a través del inductor </w:t>
+        <w:t xml:space="preserve">diodo </w:t>
+      </w:r>
+      <w:r>
+        <w:t xml:space="preserve">y </w:t>
+      </w:r>
+      <w:r>
+        <w:t>hacia la carga y el capacitor, manteniendo la entrega de energía</w:t>
+      </w:r>
+      <w:r>
+        <w:t xml:space="preserve">. En esta </w:t>
+      </w:r>
+      <w:r>
+        <w:t>etapa</w:t>
+      </w:r>
+      <w:r>
+        <w:t xml:space="preserve">, la corriente a través del inductor </w:t>
       </w:r>
       <w:r>
         <w:t>disminuye progresivamente</w:t>
@@ -3874,7 +4233,13 @@
         <w:t xml:space="preserve"> repone lo que dejo de entregar el inductor</w:t>
       </w:r>
       <w:r>
-        <w:t>, hasta que se convierte en la fuente principal de corriente durante esta fase.</w:t>
+        <w:t xml:space="preserve">, hasta que se convierte en la fuente principal de corriente durante </w:t>
+      </w:r>
+      <w:r>
+        <w:t>hasta finalizar el ciclo de conmutación</w:t>
+      </w:r>
+      <w:r>
+        <w:t>.</w:t>
       </w:r>
       <w:r>
         <w:rPr>
@@ -3938,24 +4303,14 @@
       <w:r>
         <w:t xml:space="preserve">Fig. </w:t>
       </w:r>
-      <w:r>
-        <w:fldChar w:fldCharType="begin"/>
-      </w:r>
-      <w:r>
-        <w:instrText xml:space="preserve"> SEQ Fig. \* ARABIC </w:instrText>
-      </w:r>
-      <w:r>
-        <w:fldChar w:fldCharType="separate"/>
-      </w:r>
-      <w:r>
-        <w:rPr>
-          <w:noProof/>
-        </w:rPr>
-        <w:t>3</w:t>
-      </w:r>
-      <w:r>
-        <w:fldChar w:fldCharType="end"/>
-      </w:r>
+      <w:fldSimple w:instr=" SEQ Fig. \* ARABIC ">
+        <w:r>
+          <w:rPr>
+            <w:noProof/>
+          </w:rPr>
+          <w:t>3</w:t>
+        </w:r>
+      </w:fldSimple>
       <w:r>
         <w:t xml:space="preserve">: </w:t>
       </w:r>
@@ -4258,7 +4613,7 @@
           <w:color w:val="8FBC8F"/>
         </w:rPr>
       </w:pPr>
-      <w:bookmarkStart w:id="2" w:name="_Toc202545711"/>
+      <w:bookmarkStart w:id="2" w:name="_Toc202734999"/>
       <w:r>
         <w:rPr>
           <w:color w:val="8FBC8F"/>
@@ -4275,7 +4630,7 @@
           <w:color w:val="8FBC8F"/>
         </w:rPr>
       </w:pPr>
-      <w:bookmarkStart w:id="3" w:name="_Toc202545712"/>
+      <w:bookmarkStart w:id="3" w:name="_Toc202735000"/>
       <w:r>
         <w:rPr>
           <w:color w:val="8FBC8F"/>
@@ -5059,7 +5414,7 @@
           <w:color w:val="8FBC8F"/>
         </w:rPr>
       </w:pPr>
-      <w:bookmarkStart w:id="4" w:name="_Toc202545713"/>
+      <w:bookmarkStart w:id="4" w:name="_Toc202735001"/>
       <w:r>
         <w:rPr>
           <w:color w:val="8FBC8F"/>
@@ -5511,23 +5866,7 @@
                     <w:sz w:val="24"/>
                     <w:szCs w:val="24"/>
                   </w:rPr>
-                  <m:t xml:space="preserve"> </m:t>
-                </m:r>
-                <m:r>
-                  <w:rPr>
-                    <w:rFonts w:ascii="Cambria Math" w:eastAsia="Calibri" w:hAnsi="Cambria Math" w:cs="Arial"/>
-                    <w:sz w:val="24"/>
-                    <w:szCs w:val="24"/>
-                  </w:rPr>
-                  <m:t xml:space="preserve">25→100  </m:t>
-                </m:r>
-                <m:r>
-                  <w:rPr>
-                    <w:rFonts w:ascii="Cambria Math" w:eastAsia="Calibri" w:hAnsi="Cambria Math" w:cs="Arial"/>
-                    <w:sz w:val="24"/>
-                    <w:szCs w:val="24"/>
-                  </w:rPr>
-                  <m:t>KHz</m:t>
+                  <m:t xml:space="preserve"> 25→100  KHz</m:t>
                 </m:r>
               </m:oMath>
             </m:oMathPara>
@@ -5775,7 +6114,7 @@
           <w:color w:val="8FBC8F"/>
         </w:rPr>
       </w:pPr>
-      <w:bookmarkStart w:id="5" w:name="_Toc202545714"/>
+      <w:bookmarkStart w:id="5" w:name="_Toc202735002"/>
       <w:r>
         <w:rPr>
           <w:color w:val="8FBC8F"/>
@@ -7919,7 +8258,7 @@
       <w:pPr>
         <w:pStyle w:val="Ttulo2"/>
       </w:pPr>
-      <w:bookmarkStart w:id="6" w:name="_Toc202545715"/>
+      <w:bookmarkStart w:id="6" w:name="_Toc202735003"/>
       <w:r>
         <w:rPr>
           <w:color w:val="8FBC8F"/>
@@ -8001,24 +8340,14 @@
       <w:r>
         <w:t xml:space="preserve">Fig. </w:t>
       </w:r>
-      <w:r>
-        <w:fldChar w:fldCharType="begin"/>
-      </w:r>
-      <w:r>
-        <w:instrText xml:space="preserve"> SEQ Fig. \* ARABIC </w:instrText>
-      </w:r>
-      <w:r>
-        <w:fldChar w:fldCharType="separate"/>
-      </w:r>
-      <w:r>
-        <w:rPr>
-          <w:noProof/>
-        </w:rPr>
-        <w:t>4</w:t>
-      </w:r>
-      <w:r>
-        <w:fldChar w:fldCharType="end"/>
-      </w:r>
+      <w:fldSimple w:instr=" SEQ Fig. \* ARABIC ">
+        <w:r>
+          <w:rPr>
+            <w:noProof/>
+          </w:rPr>
+          <w:t>4</w:t>
+        </w:r>
+      </w:fldSimple>
       <w:r>
         <w:t xml:space="preserve">: </w:t>
       </w:r>
@@ -8033,7 +8362,7 @@
           <w:color w:val="8FBC8F"/>
         </w:rPr>
       </w:pPr>
-      <w:bookmarkStart w:id="7" w:name="_Toc202545716"/>
+      <w:bookmarkStart w:id="7" w:name="_Toc202735004"/>
       <w:r>
         <w:rPr>
           <w:color w:val="8FBC8F"/>
@@ -8333,13 +8662,7 @@
                 <w:rPr>
                   <w:rFonts w:ascii="Cambria Math" w:eastAsiaTheme="majorEastAsia" w:hAnsi="Cambria Math" w:cstheme="majorBidi"/>
                 </w:rPr>
-                <m:t>5V+</m:t>
-              </m:r>
-              <m:r>
-                <w:rPr>
-                  <w:rFonts w:ascii="Cambria Math" w:eastAsiaTheme="majorEastAsia" w:hAnsi="Cambria Math" w:cstheme="majorBidi"/>
-                </w:rPr>
-                <m:t>0.5V</m:t>
+                <m:t>5V+0.5V</m:t>
               </m:r>
             </m:num>
             <m:den>
@@ -8428,19 +8751,7 @@
                 <w:rPr>
                   <w:rFonts w:ascii="Cambria Math" w:eastAsiaTheme="majorEastAsia" w:hAnsi="Cambria Math" w:cstheme="majorBidi"/>
                 </w:rPr>
-                <m:t>40</m:t>
-              </m:r>
-              <m:r>
-                <w:rPr>
-                  <w:rFonts w:ascii="Cambria Math" w:eastAsiaTheme="majorEastAsia" w:hAnsi="Cambria Math" w:cstheme="majorBidi"/>
-                </w:rPr>
-                <m:t>k</m:t>
-              </m:r>
-              <m:r>
-                <w:rPr>
-                  <w:rFonts w:ascii="Cambria Math" w:eastAsiaTheme="majorEastAsia" w:hAnsi="Cambria Math" w:cstheme="majorBidi"/>
-                </w:rPr>
-                <m:t>Hz</m:t>
+                <m:t>40kHz</m:t>
               </m:r>
             </m:den>
           </m:f>
@@ -8708,13 +9019,7 @@
             <w:rPr>
               <w:rFonts w:ascii="Cambria Math" w:eastAsiaTheme="majorEastAsia" w:hAnsi="Cambria Math" w:cstheme="majorBidi"/>
             </w:rPr>
-            <m:t>=25μs-13.04μs</m:t>
-          </m:r>
-          <m:r>
-            <w:rPr>
-              <w:rFonts w:ascii="Cambria Math" w:eastAsiaTheme="majorEastAsia" w:hAnsi="Cambria Math" w:cstheme="majorBidi"/>
-            </w:rPr>
-            <m:t>= 11.96μs</m:t>
+            <m:t>=25μs-13.04μs= 11.96μs</m:t>
           </m:r>
         </m:oMath>
       </m:oMathPara>
@@ -8931,25 +9236,7 @@
             <w:rPr>
               <w:rFonts w:ascii="Cambria Math" w:eastAsiaTheme="majorEastAsia" w:hAnsi="Cambria Math" w:cstheme="majorBidi"/>
             </w:rPr>
-            <m:t xml:space="preserve">∙ </m:t>
-          </m:r>
-          <m:r>
-            <w:rPr>
-              <w:rFonts w:ascii="Cambria Math" w:eastAsiaTheme="majorEastAsia" w:hAnsi="Cambria Math" w:cstheme="majorBidi"/>
-            </w:rPr>
-            <m:t>11.96μs=</m:t>
-          </m:r>
-          <m:r>
-            <w:rPr>
-              <w:rFonts w:ascii="Cambria Math" w:eastAsiaTheme="majorEastAsia" w:hAnsi="Cambria Math" w:cstheme="majorBidi"/>
-            </w:rPr>
-            <m:t>47.8</m:t>
-          </m:r>
-          <m:r>
-            <w:rPr>
-              <w:rFonts w:ascii="Cambria Math" w:eastAsiaTheme="majorEastAsia" w:hAnsi="Cambria Math" w:cstheme="majorBidi"/>
-            </w:rPr>
-            <m:t>4×</m:t>
+            <m:t>∙ 11.96μs=47.84×</m:t>
           </m:r>
           <m:sSup>
             <m:sSupPr>
@@ -9401,13 +9688,7 @@
             <w:rPr>
               <w:rFonts w:ascii="Cambria Math" w:eastAsiaTheme="majorEastAsia" w:hAnsi="Cambria Math" w:cstheme="majorBidi"/>
             </w:rPr>
-            <m:t>=</m:t>
-          </m:r>
-          <m:r>
-            <w:rPr>
-              <w:rFonts w:ascii="Cambria Math" w:eastAsiaTheme="majorEastAsia" w:hAnsi="Cambria Math" w:cstheme="majorBidi"/>
-            </w:rPr>
-            <m:t>11.75μs</m:t>
+            <m:t>=11.75μs</m:t>
           </m:r>
         </m:oMath>
       </m:oMathPara>
@@ -9461,13 +9742,7 @@
             <w:rPr>
               <w:rFonts w:ascii="Cambria Math" w:eastAsiaTheme="majorEastAsia" w:hAnsi="Cambria Math" w:cstheme="majorBidi"/>
             </w:rPr>
-            <m:t>=11.96μs-11.75μs=</m:t>
-          </m:r>
-          <m:r>
-            <w:rPr>
-              <w:rFonts w:ascii="Cambria Math" w:eastAsiaTheme="majorEastAsia" w:hAnsi="Cambria Math" w:cstheme="majorBidi"/>
-            </w:rPr>
-            <m:t>0.21μs (Diferencia despreciable)</m:t>
+            <m:t>=11.96μs-11.75μs=0.21μs (Diferencia despreciable)</m:t>
           </m:r>
         </m:oMath>
       </m:oMathPara>
@@ -9662,13 +9937,7 @@
             <w:rPr>
               <w:rFonts w:ascii="Cambria Math" w:eastAsiaTheme="majorEastAsia" w:hAnsi="Cambria Math" w:cstheme="majorBidi"/>
             </w:rPr>
-            <m:t>=2</m:t>
-          </m:r>
-          <m:r>
-            <w:rPr>
-              <w:rFonts w:ascii="Cambria Math" w:eastAsiaTheme="majorEastAsia" w:hAnsi="Cambria Math" w:cstheme="majorBidi"/>
-            </w:rPr>
-            <m:t>×1A=2A</m:t>
+            <m:t>=2×1A=2A</m:t>
           </m:r>
         </m:oMath>
       </m:oMathPara>
@@ -10528,13 +10797,7 @@
             <w:rPr>
               <w:rFonts w:ascii="Cambria Math" w:eastAsiaTheme="majorEastAsia" w:hAnsi="Cambria Math" w:cstheme="majorBidi"/>
             </w:rPr>
-            <m:t>×11.96μs=</m:t>
-          </m:r>
-          <m:r>
-            <w:rPr>
-              <w:rFonts w:ascii="Cambria Math" w:eastAsiaTheme="majorEastAsia" w:hAnsi="Cambria Math" w:cstheme="majorBidi"/>
-            </w:rPr>
-            <m:t>35.88μH</m:t>
+            <m:t>×11.96μs=35.88μH</m:t>
           </m:r>
         </m:oMath>
       </m:oMathPara>
@@ -11179,13 +11442,7 @@
             <w:rPr>
               <w:rFonts w:ascii="Cambria Math" w:eastAsiaTheme="majorEastAsia" w:hAnsi="Cambria Math" w:cstheme="majorBidi"/>
             </w:rPr>
-            <m:t>=</m:t>
-          </m:r>
-          <m:r>
-            <w:rPr>
-              <w:rFonts w:ascii="Cambria Math" w:eastAsiaTheme="majorEastAsia" w:hAnsi="Cambria Math" w:cstheme="majorBidi"/>
-            </w:rPr>
-            <m:t>1A+</m:t>
+            <m:t>=1A+</m:t>
           </m:r>
           <m:f>
             <m:fPr>
@@ -11218,13 +11475,7 @@
             <w:rPr>
               <w:rFonts w:ascii="Cambria Math" w:eastAsiaTheme="majorEastAsia" w:hAnsi="Cambria Math" w:cstheme="majorBidi"/>
             </w:rPr>
-            <m:t>=</m:t>
-          </m:r>
-          <m:r>
-            <w:rPr>
-              <w:rFonts w:ascii="Cambria Math" w:eastAsiaTheme="majorEastAsia" w:hAnsi="Cambria Math" w:cstheme="majorBidi"/>
-            </w:rPr>
-            <m:t>1.765 A</m:t>
+            <m:t>=1.765 A</m:t>
           </m:r>
         </m:oMath>
       </m:oMathPara>
@@ -11242,13 +11493,7 @@
             <w:rPr>
               <w:rFonts w:ascii="Cambria Math" w:eastAsiaTheme="majorEastAsia" w:hAnsi="Cambria Math" w:cstheme="majorBidi"/>
             </w:rPr>
-            <m:t>El inductor debe tener una corriente de saturación mayor a 1.</m:t>
-          </m:r>
-          <m:r>
-            <w:rPr>
-              <w:rFonts w:ascii="Cambria Math" w:eastAsiaTheme="majorEastAsia" w:hAnsi="Cambria Math" w:cstheme="majorBidi"/>
-            </w:rPr>
-            <m:t>765A (</m:t>
+            <m:t>El inductor debe tener una corriente de saturación mayor a 1.765A (</m:t>
           </m:r>
           <m:sSub>
             <m:sSubPr>
@@ -11610,13 +11855,7 @@
                 <w:rPr>
                   <w:rFonts w:ascii="Cambria Math" w:eastAsiaTheme="majorEastAsia" w:hAnsi="Cambria Math" w:cstheme="majorBidi"/>
                 </w:rPr>
-                <m:t>8×</m:t>
-              </m:r>
-              <m:r>
-                <w:rPr>
-                  <w:rFonts w:ascii="Cambria Math" w:eastAsiaTheme="majorEastAsia" w:hAnsi="Cambria Math" w:cstheme="majorBidi"/>
-                </w:rPr>
-                <m:t>0.025V</m:t>
+                <m:t>8×0.025V</m:t>
               </m:r>
             </m:den>
           </m:f>
@@ -11669,13 +11908,7 @@
             <w:rPr>
               <w:rFonts w:ascii="Cambria Math" w:eastAsiaTheme="majorEastAsia" w:hAnsi="Cambria Math" w:cstheme="majorBidi"/>
             </w:rPr>
-            <m:t>=220uF+33μF (</m:t>
-          </m:r>
-          <m:r>
-            <w:rPr>
-              <w:rFonts w:ascii="Cambria Math" w:eastAsiaTheme="majorEastAsia" w:hAnsi="Cambria Math" w:cstheme="majorBidi"/>
-            </w:rPr>
-            <m:t>Valores comreciales seleccionados)</m:t>
+            <m:t>=220uF+33μF (Valores comreciales seleccionados)</m:t>
           </m:r>
         </m:oMath>
       </m:oMathPara>
@@ -11942,13 +12175,7 @@
             <w:rPr>
               <w:rFonts w:ascii="Cambria Math" w:eastAsiaTheme="majorEastAsia" w:hAnsi="Cambria Math" w:cstheme="majorBidi"/>
             </w:rPr>
-            <m:t>Cálculo de l</m:t>
-          </m:r>
-          <m:r>
-            <w:rPr>
-              <w:rFonts w:ascii="Cambria Math" w:eastAsiaTheme="majorEastAsia" w:hAnsi="Cambria Math" w:cstheme="majorBidi"/>
-            </w:rPr>
-            <m:t>a relación de resistencias</m:t>
+            <m:t>Cálculo de la relación de resistencias</m:t>
           </m:r>
         </m:oMath>
       </m:oMathPara>
@@ -12291,7 +12518,7 @@
           <w:color w:val="8FBC8F"/>
         </w:rPr>
       </w:pPr>
-      <w:bookmarkStart w:id="8" w:name="_Toc202545717"/>
+      <w:bookmarkStart w:id="8" w:name="_Toc202735005"/>
       <w:r>
         <w:rPr>
           <w:color w:val="8FBC8F"/>
@@ -12540,23 +12767,7 @@
                     <w:sz w:val="24"/>
                     <w:szCs w:val="24"/>
                   </w:rPr>
-                  <m:t>478</m:t>
-                </m:r>
-                <m:r>
-                  <w:rPr>
-                    <w:rFonts w:ascii="Cambria Math" w:hAnsi="Cambria Math"/>
-                    <w:sz w:val="24"/>
-                    <w:szCs w:val="24"/>
-                  </w:rPr>
-                  <m:t>.4</m:t>
-                </m:r>
-                <m:r>
-                  <w:rPr>
-                    <w:rFonts w:ascii="Cambria Math" w:hAnsi="Cambria Math"/>
-                    <w:sz w:val="24"/>
-                    <w:szCs w:val="24"/>
-                  </w:rPr>
-                  <m:t xml:space="preserve"> pF</m:t>
+                  <m:t>478.4 pF</m:t>
                 </m:r>
               </m:oMath>
             </m:oMathPara>
@@ -13033,15 +13244,7 @@
                     <w:sz w:val="24"/>
                     <w:szCs w:val="24"/>
                   </w:rPr>
-                  <m:t>250</m:t>
-                </m:r>
-                <m:r>
-                  <w:rPr>
-                    <w:rFonts w:ascii="Cambria Math" w:eastAsia="Calibri" w:hAnsi="Cambria Math" w:cs="Arial"/>
-                    <w:sz w:val="24"/>
-                    <w:szCs w:val="24"/>
-                  </w:rPr>
-                  <m:t xml:space="preserve"> μF</m:t>
+                  <m:t>250 μF</m:t>
                 </m:r>
               </m:oMath>
             </m:oMathPara>
@@ -13461,7 +13664,7 @@
           <w:color w:val="8FBC8F"/>
         </w:rPr>
       </w:pPr>
-      <w:bookmarkStart w:id="9" w:name="_Toc202545718"/>
+      <w:bookmarkStart w:id="9" w:name="_Toc202735006"/>
       <w:r>
         <w:rPr>
           <w:color w:val="8FBC8F"/>
@@ -13475,6 +13678,9 @@
         <w:jc w:val="center"/>
       </w:pPr>
       <w:r>
+        <w:rPr>
+          <w:noProof/>
+        </w:rPr>
         <w:drawing>
           <wp:inline distT="0" distB="0" distL="0" distR="0" wp14:anchorId="47FA11D0" wp14:editId="76F7EA09">
             <wp:extent cx="5265420" cy="5739071"/>
@@ -13517,6 +13723,9 @@
         <w:jc w:val="center"/>
       </w:pPr>
       <w:r>
+        <w:rPr>
+          <w:noProof/>
+        </w:rPr>
         <w:lastRenderedPageBreak/>
         <w:drawing>
           <wp:inline distT="0" distB="0" distL="0" distR="0" wp14:anchorId="23A15189" wp14:editId="7601E006">
@@ -13591,6 +13800,9 @@
           </w:tcPr>
           <w:p>
             <w:r>
+              <w:rPr>
+                <w:noProof/>
+              </w:rPr>
               <w:drawing>
                 <wp:inline distT="0" distB="0" distL="0" distR="0" wp14:anchorId="26C06A3C" wp14:editId="0EAD65B9">
                   <wp:extent cx="1066800" cy="1143000"/>
@@ -13645,6 +13857,9 @@
           </w:tcPr>
           <w:p>
             <w:r>
+              <w:rPr>
+                <w:noProof/>
+              </w:rPr>
               <w:drawing>
                 <wp:inline distT="0" distB="0" distL="0" distR="0" wp14:anchorId="4B27D6B7" wp14:editId="55954A46">
                   <wp:extent cx="1501140" cy="1142752"/>
@@ -13699,6 +13914,9 @@
           </w:tcPr>
           <w:p>
             <w:r>
+              <w:rPr>
+                <w:noProof/>
+              </w:rPr>
               <w:drawing>
                 <wp:inline distT="0" distB="0" distL="0" distR="0" wp14:anchorId="21EE848B" wp14:editId="6BBAC9E8">
                   <wp:extent cx="1855470" cy="1111885"/>
@@ -13755,7 +13973,7 @@
           <w:color w:val="8FBC8F"/>
         </w:rPr>
       </w:pPr>
-      <w:bookmarkStart w:id="10" w:name="_Toc202545719"/>
+      <w:bookmarkStart w:id="10" w:name="_Toc202735007"/>
       <w:r>
         <w:rPr>
           <w:color w:val="8FBC8F"/>
@@ -13772,23 +13990,36 @@
         <w:rPr>
           <w:color w:val="8FBC8F"/>
         </w:rPr>
-        <w:t xml:space="preserve"> LTSpice</w:t>
+        <w:t xml:space="preserve"> L</w:t>
+      </w:r>
+      <w:r>
+        <w:rPr>
+          <w:color w:val="8FBC8F"/>
+        </w:rPr>
+        <w:t>Tsp</w:t>
+      </w:r>
+      <w:r>
+        <w:rPr>
+          <w:color w:val="8FBC8F"/>
+        </w:rPr>
+        <w:t>ice</w:t>
       </w:r>
       <w:bookmarkEnd w:id="10"/>
     </w:p>
     <w:p>
       <w:pPr>
         <w:keepNext/>
+        <w:jc w:val="center"/>
       </w:pPr>
       <w:r>
         <w:rPr>
           <w:noProof/>
         </w:rPr>
         <w:drawing>
-          <wp:inline distT="0" distB="0" distL="0" distR="0" wp14:anchorId="738A4B42" wp14:editId="51C5D644">
-            <wp:extent cx="5989329" cy="2301240"/>
-            <wp:effectExtent l="0" t="0" r="0" b="3810"/>
-            <wp:docPr id="1310446441" name="Imagen 2"/>
+          <wp:inline distT="0" distB="0" distL="0" distR="0" wp14:anchorId="105CD66C" wp14:editId="2FDB87F9">
+            <wp:extent cx="5745363" cy="2811162"/>
+            <wp:effectExtent l="0" t="0" r="8255" b="8255"/>
+            <wp:docPr id="1800783899" name="Imagen 1"/>
             <wp:cNvGraphicFramePr>
               <a:graphicFrameLocks xmlns:a="http://schemas.openxmlformats.org/drawingml/2006/main" noChangeAspect="1"/>
             </wp:cNvGraphicFramePr>
@@ -13796,20 +14027,12 @@
               <a:graphicData uri="http://schemas.openxmlformats.org/drawingml/2006/picture">
                 <pic:pic xmlns:pic="http://schemas.openxmlformats.org/drawingml/2006/picture">
                   <pic:nvPicPr>
-                    <pic:cNvPr id="0" name="Picture 3"/>
-                    <pic:cNvPicPr>
-                      <a:picLocks noChangeAspect="1" noChangeArrowheads="1"/>
-                    </pic:cNvPicPr>
+                    <pic:cNvPr id="1800783899" name=""/>
+                    <pic:cNvPicPr/>
                   </pic:nvPicPr>
                   <pic:blipFill rotWithShape="1">
-                    <a:blip r:embed="rId15">
-                      <a:extLst>
-                        <a:ext uri="{28A0092B-C50C-407E-A947-70E740481C1C}">
-                          <a14:useLocalDpi xmlns:a14="http://schemas.microsoft.com/office/drawing/2010/main" val="0"/>
-                        </a:ext>
-                      </a:extLst>
-                    </a:blip>
-                    <a:srcRect b="14179"/>
+                    <a:blip r:embed="rId15"/>
+                    <a:srcRect l="4743" r="3620"/>
                     <a:stretch>
                       <a:fillRect/>
                     </a:stretch>
@@ -13817,12 +14040,11 @@
                   <pic:spPr bwMode="auto">
                     <a:xfrm>
                       <a:off x="0" y="0"/>
-                      <a:ext cx="5990393" cy="2301649"/>
+                      <a:ext cx="5798986" cy="2837399"/>
                     </a:xfrm>
                     <a:prstGeom prst="rect">
                       <a:avLst/>
                     </a:prstGeom>
-                    <a:noFill/>
                     <a:ln>
                       <a:noFill/>
                     </a:ln>
@@ -13847,24 +14069,14 @@
       <w:r>
         <w:t xml:space="preserve">Fig. </w:t>
       </w:r>
-      <w:r>
-        <w:fldChar w:fldCharType="begin"/>
-      </w:r>
-      <w:r>
-        <w:instrText xml:space="preserve"> SEQ Fig. \* ARABIC </w:instrText>
-      </w:r>
-      <w:r>
-        <w:fldChar w:fldCharType="separate"/>
-      </w:r>
-      <w:r>
-        <w:rPr>
-          <w:noProof/>
-        </w:rPr>
-        <w:t>5</w:t>
-      </w:r>
-      <w:r>
-        <w:fldChar w:fldCharType="end"/>
-      </w:r>
+      <w:fldSimple w:instr=" SEQ Fig. \* ARABIC ">
+        <w:r>
+          <w:rPr>
+            <w:noProof/>
+          </w:rPr>
+          <w:t>5</w:t>
+        </w:r>
+      </w:fldSimple>
       <w:r>
         <w:t>:</w:t>
       </w:r>
@@ -13875,7 +14087,7 @@
     <w:p>
       <w:pPr>
         <w:keepNext/>
-        <w:ind w:left="-426"/>
+        <w:ind w:left="-426" w:right="-472"/>
         <w:jc w:val="center"/>
       </w:pPr>
       <w:r>
@@ -13884,10 +14096,10 @@
         </w:rPr>
         <w:lastRenderedPageBreak/>
         <w:drawing>
-          <wp:inline distT="0" distB="0" distL="0" distR="0" wp14:anchorId="46C44C0F" wp14:editId="2DB9C279">
-            <wp:extent cx="6340642" cy="2842260"/>
-            <wp:effectExtent l="0" t="0" r="3175" b="0"/>
-            <wp:docPr id="1220515748" name="Imagen 3"/>
+          <wp:inline distT="0" distB="0" distL="0" distR="0" wp14:anchorId="2DBCC54E" wp14:editId="77695649">
+            <wp:extent cx="6405391" cy="2871994"/>
+            <wp:effectExtent l="0" t="0" r="0" b="5080"/>
+            <wp:docPr id="1584176337" name="Imagen 1"/>
             <wp:cNvGraphicFramePr>
               <a:graphicFrameLocks xmlns:a="http://schemas.openxmlformats.org/drawingml/2006/main" noChangeAspect="1"/>
             </wp:cNvGraphicFramePr>
@@ -13895,17 +14107,11 @@
               <a:graphicData uri="http://schemas.openxmlformats.org/drawingml/2006/picture">
                 <pic:pic xmlns:pic="http://schemas.openxmlformats.org/drawingml/2006/picture">
                   <pic:nvPicPr>
-                    <pic:cNvPr id="1220515748" name="Imagen 1220515748"/>
+                    <pic:cNvPr id="1584176337" name=""/>
                     <pic:cNvPicPr/>
                   </pic:nvPicPr>
                   <pic:blipFill>
-                    <a:blip r:embed="rId16" cstate="print">
-                      <a:extLst>
-                        <a:ext uri="{28A0092B-C50C-407E-A947-70E740481C1C}">
-                          <a14:useLocalDpi xmlns:a14="http://schemas.microsoft.com/office/drawing/2010/main" val="0"/>
-                        </a:ext>
-                      </a:extLst>
-                    </a:blip>
+                    <a:blip r:embed="rId16"/>
                     <a:stretch>
                       <a:fillRect/>
                     </a:stretch>
@@ -13913,7 +14119,7 @@
                   <pic:spPr>
                     <a:xfrm>
                       <a:off x="0" y="0"/>
-                      <a:ext cx="6363523" cy="2852516"/>
+                      <a:ext cx="6457810" cy="2895497"/>
                     </a:xfrm>
                     <a:prstGeom prst="rect">
                       <a:avLst/>
@@ -13934,26 +14140,49 @@
       <w:r>
         <w:t xml:space="preserve">Fig. </w:t>
       </w:r>
-      <w:r>
-        <w:fldChar w:fldCharType="begin"/>
-      </w:r>
-      <w:r>
-        <w:instrText xml:space="preserve"> SEQ Fig. \* ARABIC </w:instrText>
-      </w:r>
-      <w:r>
-        <w:fldChar w:fldCharType="separate"/>
-      </w:r>
-      <w:r>
-        <w:rPr>
-          <w:noProof/>
-        </w:rPr>
-        <w:t>6</w:t>
-      </w:r>
-      <w:r>
-        <w:fldChar w:fldCharType="end"/>
-      </w:r>
-      <w:r>
-        <w:t xml:space="preserve"> Grafico:   1) Tensión de salida y entrada.    2) Tensión se Switching.    3) Corriente en el inductor.    4) corriente en el Diodo y en el transistor</w:t>
+      <w:fldSimple w:instr=" SEQ Fig. \* ARABIC ">
+        <w:r>
+          <w:rPr>
+            <w:noProof/>
+          </w:rPr>
+          <w:t>6</w:t>
+        </w:r>
+      </w:fldSimple>
+      <w:r>
+        <w:t xml:space="preserve"> Grafico:  1) Tensión de salida y entrada.  2) Tensión </w:t>
+      </w:r>
+      <w:r>
+        <w:t>d</w:t>
+      </w:r>
+      <w:r>
+        <w:t xml:space="preserve">e Switching.  3) Corriente en el inductor.  4) </w:t>
+      </w:r>
+      <w:r>
+        <w:t>C</w:t>
+      </w:r>
+      <w:r>
+        <w:t>orriente en el Diodo</w:t>
+      </w:r>
+      <w:r>
+        <w:t>.     5)</w:t>
+      </w:r>
+      <w:r>
+        <w:t xml:space="preserve"> </w:t>
+      </w:r>
+      <w:r>
+        <w:t>Corriente</w:t>
+      </w:r>
+      <w:r>
+        <w:t xml:space="preserve"> </w:t>
+      </w:r>
+      <w:r>
+        <w:t xml:space="preserve">en el </w:t>
+      </w:r>
+      <w:r>
+        <w:t>Switching</w:t>
+      </w:r>
+      <w:r>
+        <w:t>.</w:t>
       </w:r>
     </w:p>
     <w:p>
@@ -13963,12 +14192,24 @@
           <w:color w:val="8FBC8F"/>
         </w:rPr>
       </w:pPr>
-      <w:bookmarkStart w:id="11" w:name="_Toc202545720"/>
+      <w:bookmarkStart w:id="11" w:name="_Toc202735008"/>
       <w:r>
         <w:rPr>
           <w:color w:val="8FBC8F"/>
         </w:rPr>
-        <w:t>IMPLEMENTACIÓN PRÁCITCA</w:t>
+        <w:t>IMPLEMENTACIÓN PRÁCT</w:t>
+      </w:r>
+      <w:r>
+        <w:rPr>
+          <w:color w:val="8FBC8F"/>
+        </w:rPr>
+        <w:t>I</w:t>
+      </w:r>
+      <w:r>
+        <w:rPr>
+          <w:color w:val="8FBC8F"/>
+        </w:rPr>
+        <w:t>CA</w:t>
       </w:r>
       <w:bookmarkEnd w:id="11"/>
     </w:p>
@@ -13979,7 +14220,7 @@
           <w:color w:val="8FBC8F"/>
         </w:rPr>
       </w:pPr>
-      <w:bookmarkStart w:id="12" w:name="_Toc202545721"/>
+      <w:bookmarkStart w:id="12" w:name="_Toc202735009"/>
       <w:r>
         <w:rPr>
           <w:color w:val="8FBC8F"/>
@@ -14056,24 +14297,14 @@
       <w:r>
         <w:t xml:space="preserve">Fig. </w:t>
       </w:r>
-      <w:r>
-        <w:fldChar w:fldCharType="begin"/>
-      </w:r>
-      <w:r>
-        <w:instrText xml:space="preserve"> SEQ Fig. \* ARABIC </w:instrText>
-      </w:r>
-      <w:r>
-        <w:fldChar w:fldCharType="separate"/>
-      </w:r>
-      <w:r>
-        <w:rPr>
-          <w:noProof/>
-        </w:rPr>
-        <w:t>7</w:t>
-      </w:r>
-      <w:r>
-        <w:fldChar w:fldCharType="end"/>
-      </w:r>
+      <w:fldSimple w:instr=" SEQ Fig. \* ARABIC ">
+        <w:r>
+          <w:rPr>
+            <w:noProof/>
+          </w:rPr>
+          <w:t>7</w:t>
+        </w:r>
+      </w:fldSimple>
       <w:r>
         <w:t>:</w:t>
       </w:r>
@@ -14096,12 +14327,11 @@
           <w:color w:val="8FBC8F"/>
         </w:rPr>
       </w:pPr>
-      <w:bookmarkStart w:id="13" w:name="_Toc202545722"/>
+      <w:bookmarkStart w:id="13" w:name="_Toc202735010"/>
       <w:r>
         <w:rPr>
           <w:color w:val="8FBC8F"/>
         </w:rPr>
-        <w:lastRenderedPageBreak/>
         <w:t>PCB</w:t>
       </w:r>
       <w:bookmarkEnd w:id="13"/>
@@ -14174,24 +14404,14 @@
       <w:r>
         <w:t xml:space="preserve">Fig. </w:t>
       </w:r>
-      <w:r>
-        <w:fldChar w:fldCharType="begin"/>
-      </w:r>
-      <w:r>
-        <w:instrText xml:space="preserve"> SEQ Fig. \* ARABIC </w:instrText>
-      </w:r>
-      <w:r>
-        <w:fldChar w:fldCharType="separate"/>
-      </w:r>
-      <w:r>
-        <w:rPr>
-          <w:noProof/>
-        </w:rPr>
-        <w:t>8</w:t>
-      </w:r>
-      <w:r>
-        <w:fldChar w:fldCharType="end"/>
-      </w:r>
+      <w:fldSimple w:instr=" SEQ Fig. \* ARABIC ">
+        <w:r>
+          <w:rPr>
+            <w:noProof/>
+          </w:rPr>
+          <w:t>8</w:t>
+        </w:r>
+      </w:fldSimple>
       <w:r>
         <w:t>:</w:t>
       </w:r>
@@ -14206,7 +14426,7 @@
           <w:color w:val="8FBC8F"/>
         </w:rPr>
       </w:pPr>
-      <w:bookmarkStart w:id="14" w:name="_Toc202545723"/>
+      <w:bookmarkStart w:id="14" w:name="_Toc202735011"/>
       <w:r>
         <w:rPr>
           <w:color w:val="8FBC8F"/>
@@ -14282,24 +14502,14 @@
       <w:r>
         <w:t xml:space="preserve">Fig. </w:t>
       </w:r>
-      <w:r>
-        <w:fldChar w:fldCharType="begin"/>
-      </w:r>
-      <w:r>
-        <w:instrText xml:space="preserve"> SEQ Fig. \* ARABIC </w:instrText>
-      </w:r>
-      <w:r>
-        <w:fldChar w:fldCharType="separate"/>
-      </w:r>
-      <w:r>
-        <w:rPr>
-          <w:noProof/>
-        </w:rPr>
-        <w:t>9</w:t>
-      </w:r>
-      <w:r>
-        <w:fldChar w:fldCharType="end"/>
-      </w:r>
+      <w:fldSimple w:instr=" SEQ Fig. \* ARABIC ">
+        <w:r>
+          <w:rPr>
+            <w:noProof/>
+          </w:rPr>
+          <w:t>9</w:t>
+        </w:r>
+      </w:fldSimple>
       <w:r>
         <w:t>: imagen en 3d del PCB</w:t>
       </w:r>
@@ -14311,7 +14521,7 @@
           <w:color w:val="8FBC8F"/>
         </w:rPr>
       </w:pPr>
-      <w:bookmarkStart w:id="15" w:name="_Toc202545724"/>
+      <w:bookmarkStart w:id="15" w:name="_Toc202735012"/>
       <w:r>
         <w:rPr>
           <w:color w:val="8FBC8F"/>
@@ -14323,19 +14533,1276 @@
     </w:p>
     <w:p>
       <w:pPr>
+        <w:keepNext/>
+      </w:pPr>
+      <w:r>
+        <w:rPr>
+          <w:noProof/>
+        </w:rPr>
+        <w:drawing>
+          <wp:inline distT="0" distB="0" distL="0" distR="0" wp14:anchorId="6748411E" wp14:editId="3F677BF4">
+            <wp:extent cx="5731510" cy="3220085"/>
+            <wp:effectExtent l="0" t="0" r="2540" b="0"/>
+            <wp:docPr id="1268157262" name="Imagen 1"/>
+            <wp:cNvGraphicFramePr>
+              <a:graphicFrameLocks xmlns:a="http://schemas.openxmlformats.org/drawingml/2006/main" noChangeAspect="1"/>
+            </wp:cNvGraphicFramePr>
+            <a:graphic xmlns:a="http://schemas.openxmlformats.org/drawingml/2006/main">
+              <a:graphicData uri="http://schemas.openxmlformats.org/drawingml/2006/picture">
+                <pic:pic xmlns:pic="http://schemas.openxmlformats.org/drawingml/2006/picture">
+                  <pic:nvPicPr>
+                    <pic:cNvPr id="0" name="Picture 1"/>
+                    <pic:cNvPicPr>
+                      <a:picLocks noChangeAspect="1" noChangeArrowheads="1"/>
+                    </pic:cNvPicPr>
+                  </pic:nvPicPr>
+                  <pic:blipFill>
+                    <a:blip r:embed="rId20">
+                      <a:extLst>
+                        <a:ext uri="{28A0092B-C50C-407E-A947-70E740481C1C}">
+                          <a14:useLocalDpi xmlns:a14="http://schemas.microsoft.com/office/drawing/2010/main" val="0"/>
+                        </a:ext>
+                      </a:extLst>
+                    </a:blip>
+                    <a:srcRect/>
+                    <a:stretch>
+                      <a:fillRect/>
+                    </a:stretch>
+                  </pic:blipFill>
+                  <pic:spPr bwMode="auto">
+                    <a:xfrm>
+                      <a:off x="0" y="0"/>
+                      <a:ext cx="5731510" cy="3220085"/>
+                    </a:xfrm>
+                    <a:prstGeom prst="rect">
+                      <a:avLst/>
+                    </a:prstGeom>
+                    <a:noFill/>
+                    <a:ln>
+                      <a:noFill/>
+                    </a:ln>
+                  </pic:spPr>
+                </pic:pic>
+              </a:graphicData>
+            </a:graphic>
+          </wp:inline>
+        </w:drawing>
+      </w:r>
+    </w:p>
+    <w:p>
+      <w:pPr>
+        <w:pStyle w:val="Descripcin"/>
+        <w:jc w:val="center"/>
+        <w:rPr>
+          <w:color w:val="8FBC8F"/>
+        </w:rPr>
+      </w:pPr>
+      <w:r>
+        <w:t xml:space="preserve">Fig. </w:t>
+      </w:r>
+      <w:fldSimple w:instr=" SEQ Fig. \* ARABIC ">
+        <w:r>
+          <w:rPr>
+            <w:noProof/>
+          </w:rPr>
+          <w:t>10</w:t>
+        </w:r>
+      </w:fldSimple>
+      <w:r>
+        <w:t>: Diseño físico</w:t>
+      </w:r>
+    </w:p>
+    <w:p>
+      <w:pPr>
         <w:pStyle w:val="Ttulo1"/>
         <w:rPr>
           <w:color w:val="8FBC8F"/>
         </w:rPr>
       </w:pPr>
-      <w:bookmarkStart w:id="16" w:name="_Toc202545725"/>
+      <w:bookmarkStart w:id="16" w:name="_Toc202735013"/>
+      <w:r>
+        <w:rPr>
+          <w:color w:val="8FBC8F"/>
+        </w:rPr>
+        <w:t>MEDICIONES DE LABORATORIO</w:t>
+      </w:r>
+      <w:bookmarkEnd w:id="16"/>
+    </w:p>
+    <w:p>
+      <w:pPr>
+        <w:pStyle w:val="Ttulo2"/>
+      </w:pPr>
+      <w:bookmarkStart w:id="17" w:name="_Toc202735014"/>
+      <w:r>
+        <w:rPr>
+          <w:color w:val="8FBC8F"/>
+        </w:rPr>
+        <w:t>Condiciones de l</w:t>
+      </w:r>
+      <w:r>
+        <w:rPr>
+          <w:color w:val="8FBC8F"/>
+        </w:rPr>
+        <w:t>a medición</w:t>
+      </w:r>
+      <w:bookmarkEnd w:id="17"/>
+    </w:p>
+    <w:tbl>
+      <w:tblPr>
+        <w:tblStyle w:val="Tablaconcuadrcula"/>
+        <w:tblW w:w="9022" w:type="dxa"/>
+        <w:tblBorders>
+          <w:top w:val="single" w:sz="4" w:space="0" w:color="000000" w:themeColor="text1"/>
+          <w:left w:val="single" w:sz="4" w:space="0" w:color="000000" w:themeColor="text1"/>
+          <w:bottom w:val="single" w:sz="4" w:space="0" w:color="000000" w:themeColor="text1"/>
+          <w:right w:val="single" w:sz="4" w:space="0" w:color="000000" w:themeColor="text1"/>
+          <w:insideH w:val="single" w:sz="4" w:space="0" w:color="FFFFFF" w:themeColor="background1"/>
+          <w:insideV w:val="single" w:sz="4" w:space="0" w:color="FFFFFF" w:themeColor="background1"/>
+        </w:tblBorders>
+        <w:tblLook w:val="04A0" w:firstRow="1" w:lastRow="0" w:firstColumn="1" w:lastColumn="0" w:noHBand="0" w:noVBand="1"/>
+      </w:tblPr>
+      <w:tblGrid>
+        <w:gridCol w:w="4535"/>
+        <w:gridCol w:w="1844"/>
+        <w:gridCol w:w="2643"/>
+      </w:tblGrid>
+      <w:tr>
+        <w:trPr>
+          <w:trHeight w:val="357"/>
+        </w:trPr>
+        <w:tc>
+          <w:tcPr>
+            <w:tcW w:w="4535" w:type="dxa"/>
+            <w:shd w:val="clear" w:color="auto" w:fill="404040" w:themeFill="text1" w:themeFillTint="BF"/>
+            <w:vAlign w:val="center"/>
+          </w:tcPr>
+          <w:p>
+            <w:pPr>
+              <w:jc w:val="center"/>
+              <w:rPr>
+                <w:b/>
+                <w:bCs/>
+                <w:color w:val="FFFFFF" w:themeColor="background1"/>
+                <w:sz w:val="28"/>
+                <w:szCs w:val="28"/>
+              </w:rPr>
+            </w:pPr>
+            <w:r>
+              <w:rPr>
+                <w:b/>
+                <w:bCs/>
+                <w:color w:val="FFFFFF" w:themeColor="background1"/>
+                <w:sz w:val="28"/>
+                <w:szCs w:val="28"/>
+              </w:rPr>
+              <w:t>Parámetro</w:t>
+            </w:r>
+          </w:p>
+        </w:tc>
+        <w:tc>
+          <w:tcPr>
+            <w:tcW w:w="1844" w:type="dxa"/>
+            <w:shd w:val="clear" w:color="auto" w:fill="404040" w:themeFill="text1" w:themeFillTint="BF"/>
+            <w:vAlign w:val="center"/>
+          </w:tcPr>
+          <w:p>
+            <w:pPr>
+              <w:jc w:val="center"/>
+              <w:rPr>
+                <w:b/>
+                <w:bCs/>
+                <w:color w:val="FFFFFF" w:themeColor="background1"/>
+                <w:sz w:val="28"/>
+                <w:szCs w:val="28"/>
+              </w:rPr>
+            </w:pPr>
+            <w:r>
+              <w:rPr>
+                <w:rFonts w:eastAsiaTheme="minorEastAsia"/>
+                <w:b/>
+                <w:bCs/>
+                <w:color w:val="FFFFFF" w:themeColor="background1"/>
+                <w:sz w:val="28"/>
+                <w:szCs w:val="28"/>
+              </w:rPr>
+              <w:t>Símbolo</w:t>
+            </w:r>
+          </w:p>
+        </w:tc>
+        <w:tc>
+          <w:tcPr>
+            <w:tcW w:w="2643" w:type="dxa"/>
+            <w:shd w:val="clear" w:color="auto" w:fill="404040" w:themeFill="text1" w:themeFillTint="BF"/>
+            <w:vAlign w:val="center"/>
+          </w:tcPr>
+          <w:p>
+            <w:pPr>
+              <w:jc w:val="center"/>
+              <w:rPr>
+                <w:b/>
+                <w:bCs/>
+                <w:color w:val="FFFFFF" w:themeColor="background1"/>
+                <w:sz w:val="28"/>
+                <w:szCs w:val="28"/>
+              </w:rPr>
+            </w:pPr>
+            <w:r>
+              <w:rPr>
+                <w:b/>
+                <w:bCs/>
+                <w:color w:val="FFFFFF" w:themeColor="background1"/>
+                <w:sz w:val="28"/>
+                <w:szCs w:val="28"/>
+              </w:rPr>
+              <w:t>Valor</w:t>
+            </w:r>
+          </w:p>
+        </w:tc>
+      </w:tr>
+      <w:tr>
+        <w:trPr>
+          <w:trHeight w:val="390"/>
+        </w:trPr>
+        <w:tc>
+          <w:tcPr>
+            <w:tcW w:w="4535" w:type="dxa"/>
+            <w:vAlign w:val="center"/>
+          </w:tcPr>
+          <w:p>
+            <w:pPr>
+              <w:rPr>
+                <w:sz w:val="24"/>
+                <w:szCs w:val="24"/>
+              </w:rPr>
+            </w:pPr>
+            <w:r>
+              <w:rPr>
+                <w:sz w:val="24"/>
+                <w:szCs w:val="24"/>
+              </w:rPr>
+              <w:t xml:space="preserve">Tensión de </w:t>
+            </w:r>
+            <w:r>
+              <w:rPr>
+                <w:sz w:val="24"/>
+                <w:szCs w:val="24"/>
+              </w:rPr>
+              <w:t>Alimentación</w:t>
+            </w:r>
+          </w:p>
+        </w:tc>
+        <w:tc>
+          <w:tcPr>
+            <w:tcW w:w="1844" w:type="dxa"/>
+            <w:vAlign w:val="center"/>
+          </w:tcPr>
+          <w:p>
+            <w:pPr>
+              <w:rPr>
+                <w:rFonts w:ascii="Calibri" w:eastAsia="Calibri" w:hAnsi="Calibri" w:cs="Arial"/>
+                <w:sz w:val="24"/>
+                <w:szCs w:val="24"/>
+              </w:rPr>
+            </w:pPr>
+            <m:oMathPara>
+              <m:oMath>
+                <m:sSub>
+                  <m:sSubPr>
+                    <m:ctrlPr>
+                      <w:rPr>
+                        <w:rFonts w:ascii="Cambria Math" w:eastAsia="Calibri" w:hAnsi="Cambria Math" w:cs="Arial"/>
+                        <w:i/>
+                        <w:sz w:val="24"/>
+                        <w:szCs w:val="24"/>
+                      </w:rPr>
+                    </m:ctrlPr>
+                  </m:sSubPr>
+                  <m:e>
+                    <m:r>
+                      <w:rPr>
+                        <w:rFonts w:ascii="Cambria Math" w:eastAsia="Calibri" w:hAnsi="Cambria Math" w:cs="Arial"/>
+                        <w:sz w:val="24"/>
+                        <w:szCs w:val="24"/>
+                      </w:rPr>
+                      <m:t>V</m:t>
+                    </m:r>
+                  </m:e>
+                  <m:sub>
+                    <m:r>
+                      <w:rPr>
+                        <w:rFonts w:ascii="Cambria Math" w:eastAsia="Calibri" w:hAnsi="Cambria Math" w:cs="Arial"/>
+                        <w:sz w:val="24"/>
+                        <w:szCs w:val="24"/>
+                      </w:rPr>
+                      <m:t>in</m:t>
+                    </m:r>
+                  </m:sub>
+                </m:sSub>
+              </m:oMath>
+            </m:oMathPara>
+          </w:p>
+        </w:tc>
+        <w:tc>
+          <w:tcPr>
+            <w:tcW w:w="2643" w:type="dxa"/>
+            <w:vAlign w:val="center"/>
+          </w:tcPr>
+          <w:p>
+            <w:pPr>
+              <w:rPr>
+                <w:sz w:val="24"/>
+                <w:szCs w:val="24"/>
+              </w:rPr>
+            </w:pPr>
+            <m:oMathPara>
+              <m:oMath>
+                <m:r>
+                  <w:rPr>
+                    <w:rFonts w:ascii="Cambria Math" w:hAnsi="Cambria Math"/>
+                    <w:sz w:val="24"/>
+                    <w:szCs w:val="24"/>
+                  </w:rPr>
+                  <m:t>11.9V</m:t>
+                </m:r>
+              </m:oMath>
+            </m:oMathPara>
+          </w:p>
+        </w:tc>
+      </w:tr>
+      <w:tr>
+        <w:trPr>
+          <w:trHeight w:val="405"/>
+        </w:trPr>
+        <w:tc>
+          <w:tcPr>
+            <w:tcW w:w="4535" w:type="dxa"/>
+            <w:shd w:val="clear" w:color="auto" w:fill="D9D9D9" w:themeFill="background1" w:themeFillShade="D9"/>
+            <w:vAlign w:val="center"/>
+          </w:tcPr>
+          <w:p>
+            <w:pPr>
+              <w:rPr>
+                <w:sz w:val="24"/>
+                <w:szCs w:val="24"/>
+              </w:rPr>
+            </w:pPr>
+            <w:r>
+              <w:rPr>
+                <w:sz w:val="24"/>
+                <w:szCs w:val="24"/>
+              </w:rPr>
+              <w:t>Resistencia de Carga</w:t>
+            </w:r>
+          </w:p>
+        </w:tc>
+        <w:tc>
+          <w:tcPr>
+            <w:tcW w:w="1844" w:type="dxa"/>
+            <w:shd w:val="clear" w:color="auto" w:fill="D9D9D9" w:themeFill="background1" w:themeFillShade="D9"/>
+            <w:vAlign w:val="center"/>
+          </w:tcPr>
+          <w:p>
+            <w:pPr>
+              <w:rPr>
+                <w:rFonts w:ascii="Calibri" w:eastAsia="Calibri" w:hAnsi="Calibri" w:cs="Arial"/>
+                <w:sz w:val="24"/>
+                <w:szCs w:val="24"/>
+              </w:rPr>
+            </w:pPr>
+            <m:oMathPara>
+              <m:oMath>
+                <m:sSub>
+                  <m:sSubPr>
+                    <m:ctrlPr>
+                      <w:rPr>
+                        <w:rFonts w:ascii="Cambria Math" w:eastAsia="Calibri" w:hAnsi="Cambria Math" w:cs="Arial"/>
+                        <w:i/>
+                        <w:sz w:val="24"/>
+                        <w:szCs w:val="24"/>
+                      </w:rPr>
+                    </m:ctrlPr>
+                  </m:sSubPr>
+                  <m:e>
+                    <m:r>
+                      <w:rPr>
+                        <w:rFonts w:ascii="Cambria Math" w:eastAsia="Calibri" w:hAnsi="Cambria Math" w:cs="Arial"/>
+                        <w:sz w:val="24"/>
+                        <w:szCs w:val="24"/>
+                      </w:rPr>
+                      <m:t>R</m:t>
+                    </m:r>
+                  </m:e>
+                  <m:sub>
+                    <m:r>
+                      <w:rPr>
+                        <w:rFonts w:ascii="Cambria Math" w:eastAsia="Calibri" w:hAnsi="Cambria Math" w:cs="Arial"/>
+                        <w:sz w:val="24"/>
+                        <w:szCs w:val="24"/>
+                      </w:rPr>
+                      <m:t>L</m:t>
+                    </m:r>
+                  </m:sub>
+                </m:sSub>
+              </m:oMath>
+            </m:oMathPara>
+          </w:p>
+        </w:tc>
+        <w:tc>
+          <w:tcPr>
+            <w:tcW w:w="2643" w:type="dxa"/>
+            <w:shd w:val="clear" w:color="auto" w:fill="D9D9D9" w:themeFill="background1" w:themeFillShade="D9"/>
+            <w:vAlign w:val="center"/>
+          </w:tcPr>
+          <w:p>
+            <w:pPr>
+              <w:rPr>
+                <w:sz w:val="24"/>
+                <w:szCs w:val="24"/>
+              </w:rPr>
+            </w:pPr>
+            <m:oMathPara>
+              <m:oMath>
+                <m:r>
+                  <w:rPr>
+                    <w:rFonts w:ascii="Cambria Math" w:eastAsia="Calibri" w:hAnsi="Cambria Math" w:cs="Arial"/>
+                    <w:sz w:val="24"/>
+                    <w:szCs w:val="24"/>
+                  </w:rPr>
+                  <m:t>4.7</m:t>
+                </m:r>
+                <m:r>
+                  <m:rPr>
+                    <m:sty m:val="p"/>
+                  </m:rPr>
+                  <w:rPr>
+                    <w:rFonts w:ascii="Cambria Math" w:eastAsia="Calibri" w:hAnsi="Cambria Math" w:cs="Arial"/>
+                    <w:sz w:val="24"/>
+                    <w:szCs w:val="24"/>
+                  </w:rPr>
+                  <m:t>Ω</m:t>
+                </m:r>
+              </m:oMath>
+            </m:oMathPara>
+          </w:p>
+        </w:tc>
+      </w:tr>
+    </w:tbl>
+    <w:p>
+      <w:pPr>
+        <w:rPr>
+          <w:i/>
+          <w:iCs/>
+          <w:color w:val="000000" w:themeColor="text1"/>
+        </w:rPr>
+      </w:pPr>
+    </w:p>
+    <w:p>
+      <w:pPr>
+        <w:pStyle w:val="Ttulo2"/>
+      </w:pPr>
+      <w:bookmarkStart w:id="18" w:name="_Toc202735015"/>
+      <w:r>
+        <w:rPr>
+          <w:color w:val="8FBC8F"/>
+        </w:rPr>
+        <w:t>Instrumentos utilizados para la medición:</w:t>
+      </w:r>
+      <w:bookmarkEnd w:id="18"/>
+    </w:p>
+    <w:p>
+      <w:pPr>
+        <w:pStyle w:val="Prrafodelista"/>
+        <w:numPr>
+          <w:ilvl w:val="2"/>
+          <w:numId w:val="11"/>
+        </w:numPr>
+        <w:rPr>
+          <w:i/>
+          <w:iCs/>
+          <w:color w:val="000000" w:themeColor="text1"/>
+        </w:rPr>
+      </w:pPr>
+      <w:r>
+        <w:rPr>
+          <w:i/>
+          <w:iCs/>
+          <w:color w:val="000000" w:themeColor="text1"/>
+        </w:rPr>
+        <w:t>Fuente DC</w:t>
+      </w:r>
+    </w:p>
+    <w:p>
+      <w:pPr>
+        <w:pStyle w:val="Prrafodelista"/>
+        <w:numPr>
+          <w:ilvl w:val="2"/>
+          <w:numId w:val="11"/>
+        </w:numPr>
+        <w:rPr>
+          <w:i/>
+          <w:iCs/>
+          <w:color w:val="000000" w:themeColor="text1"/>
+        </w:rPr>
+      </w:pPr>
+      <w:r>
+        <w:rPr>
+          <w:i/>
+          <w:iCs/>
+          <w:color w:val="000000" w:themeColor="text1"/>
+        </w:rPr>
+        <w:t>Osciloscopio</w:t>
+      </w:r>
+    </w:p>
+    <w:p>
+      <w:pPr>
+        <w:pStyle w:val="Prrafodelista"/>
+        <w:numPr>
+          <w:ilvl w:val="2"/>
+          <w:numId w:val="11"/>
+        </w:numPr>
+      </w:pPr>
+      <w:r>
+        <w:rPr>
+          <w:i/>
+          <w:iCs/>
+          <w:color w:val="000000" w:themeColor="text1"/>
+        </w:rPr>
+        <w:t>Multímetro</w:t>
+      </w:r>
+    </w:p>
+    <w:p>
+      <w:pPr>
+        <w:pStyle w:val="Ttulo2"/>
+      </w:pPr>
+      <w:bookmarkStart w:id="19" w:name="_Toc202735016"/>
+      <w:r>
+        <w:rPr>
+          <w:color w:val="8FBC8F"/>
+        </w:rPr>
+        <w:t>Resultados de la medición</w:t>
+      </w:r>
+      <w:r>
+        <w:rPr>
+          <w:color w:val="8FBC8F"/>
+        </w:rPr>
+        <w:t>:</w:t>
+      </w:r>
+      <w:bookmarkEnd w:id="19"/>
+    </w:p>
+    <w:tbl>
+      <w:tblPr>
+        <w:tblStyle w:val="Tablaconcuadrcula"/>
+        <w:tblW w:w="9022" w:type="dxa"/>
+        <w:tblBorders>
+          <w:top w:val="single" w:sz="4" w:space="0" w:color="000000" w:themeColor="text1"/>
+          <w:left w:val="single" w:sz="4" w:space="0" w:color="000000" w:themeColor="text1"/>
+          <w:bottom w:val="single" w:sz="4" w:space="0" w:color="000000" w:themeColor="text1"/>
+          <w:right w:val="single" w:sz="4" w:space="0" w:color="000000" w:themeColor="text1"/>
+          <w:insideH w:val="single" w:sz="4" w:space="0" w:color="FFFFFF" w:themeColor="background1"/>
+          <w:insideV w:val="single" w:sz="4" w:space="0" w:color="FFFFFF" w:themeColor="background1"/>
+        </w:tblBorders>
+        <w:tblLook w:val="04A0" w:firstRow="1" w:lastRow="0" w:firstColumn="1" w:lastColumn="0" w:noHBand="0" w:noVBand="1"/>
+      </w:tblPr>
+      <w:tblGrid>
+        <w:gridCol w:w="4535"/>
+        <w:gridCol w:w="1844"/>
+        <w:gridCol w:w="2643"/>
+      </w:tblGrid>
+      <w:tr>
+        <w:trPr>
+          <w:trHeight w:val="357"/>
+        </w:trPr>
+        <w:tc>
+          <w:tcPr>
+            <w:tcW w:w="4535" w:type="dxa"/>
+            <w:shd w:val="clear" w:color="auto" w:fill="404040" w:themeFill="text1" w:themeFillTint="BF"/>
+            <w:vAlign w:val="center"/>
+          </w:tcPr>
+          <w:p>
+            <w:pPr>
+              <w:jc w:val="center"/>
+              <w:rPr>
+                <w:b/>
+                <w:bCs/>
+                <w:color w:val="FFFFFF" w:themeColor="background1"/>
+                <w:sz w:val="28"/>
+                <w:szCs w:val="28"/>
+              </w:rPr>
+            </w:pPr>
+            <w:r>
+              <w:rPr>
+                <w:b/>
+                <w:bCs/>
+                <w:color w:val="FFFFFF" w:themeColor="background1"/>
+                <w:sz w:val="28"/>
+                <w:szCs w:val="28"/>
+              </w:rPr>
+              <w:t>Parámetro</w:t>
+            </w:r>
+          </w:p>
+        </w:tc>
+        <w:tc>
+          <w:tcPr>
+            <w:tcW w:w="1844" w:type="dxa"/>
+            <w:shd w:val="clear" w:color="auto" w:fill="404040" w:themeFill="text1" w:themeFillTint="BF"/>
+            <w:vAlign w:val="center"/>
+          </w:tcPr>
+          <w:p>
+            <w:pPr>
+              <w:jc w:val="center"/>
+              <w:rPr>
+                <w:b/>
+                <w:bCs/>
+                <w:color w:val="FFFFFF" w:themeColor="background1"/>
+                <w:sz w:val="28"/>
+                <w:szCs w:val="28"/>
+              </w:rPr>
+            </w:pPr>
+            <w:r>
+              <w:rPr>
+                <w:rFonts w:eastAsiaTheme="minorEastAsia"/>
+                <w:b/>
+                <w:bCs/>
+                <w:color w:val="FFFFFF" w:themeColor="background1"/>
+                <w:sz w:val="28"/>
+                <w:szCs w:val="28"/>
+              </w:rPr>
+              <w:t>Símbolo</w:t>
+            </w:r>
+          </w:p>
+        </w:tc>
+        <w:tc>
+          <w:tcPr>
+            <w:tcW w:w="2643" w:type="dxa"/>
+            <w:shd w:val="clear" w:color="auto" w:fill="404040" w:themeFill="text1" w:themeFillTint="BF"/>
+            <w:vAlign w:val="center"/>
+          </w:tcPr>
+          <w:p>
+            <w:pPr>
+              <w:jc w:val="center"/>
+              <w:rPr>
+                <w:b/>
+                <w:bCs/>
+                <w:color w:val="FFFFFF" w:themeColor="background1"/>
+                <w:sz w:val="28"/>
+                <w:szCs w:val="28"/>
+              </w:rPr>
+            </w:pPr>
+            <w:r>
+              <w:rPr>
+                <w:b/>
+                <w:bCs/>
+                <w:color w:val="FFFFFF" w:themeColor="background1"/>
+                <w:sz w:val="28"/>
+                <w:szCs w:val="28"/>
+              </w:rPr>
+              <w:t>Valor</w:t>
+            </w:r>
+          </w:p>
+        </w:tc>
+      </w:tr>
+      <w:tr>
+        <w:trPr>
+          <w:trHeight w:val="390"/>
+        </w:trPr>
+        <w:tc>
+          <w:tcPr>
+            <w:tcW w:w="4535" w:type="dxa"/>
+            <w:vAlign w:val="center"/>
+          </w:tcPr>
+          <w:p>
+            <w:pPr>
+              <w:rPr>
+                <w:sz w:val="24"/>
+                <w:szCs w:val="24"/>
+              </w:rPr>
+            </w:pPr>
+            <w:r>
+              <w:rPr>
+                <w:sz w:val="24"/>
+                <w:szCs w:val="24"/>
+              </w:rPr>
+              <w:t>Tensión de Salida</w:t>
+            </w:r>
+          </w:p>
+        </w:tc>
+        <w:tc>
+          <w:tcPr>
+            <w:tcW w:w="1844" w:type="dxa"/>
+            <w:vAlign w:val="center"/>
+          </w:tcPr>
+          <w:p>
+            <w:pPr>
+              <w:rPr>
+                <w:rFonts w:ascii="Calibri" w:eastAsia="Calibri" w:hAnsi="Calibri" w:cs="Arial"/>
+                <w:sz w:val="24"/>
+                <w:szCs w:val="24"/>
+              </w:rPr>
+            </w:pPr>
+            <m:oMathPara>
+              <m:oMath>
+                <m:sSub>
+                  <m:sSubPr>
+                    <m:ctrlPr>
+                      <w:rPr>
+                        <w:rFonts w:ascii="Cambria Math" w:eastAsia="Calibri" w:hAnsi="Cambria Math" w:cs="Arial"/>
+                        <w:i/>
+                        <w:sz w:val="24"/>
+                        <w:szCs w:val="24"/>
+                      </w:rPr>
+                    </m:ctrlPr>
+                  </m:sSubPr>
+                  <m:e>
+                    <m:r>
+                      <w:rPr>
+                        <w:rFonts w:ascii="Cambria Math" w:eastAsia="Calibri" w:hAnsi="Cambria Math" w:cs="Arial"/>
+                        <w:sz w:val="24"/>
+                        <w:szCs w:val="24"/>
+                      </w:rPr>
+                      <m:t>V</m:t>
+                    </m:r>
+                  </m:e>
+                  <m:sub>
+                    <m:r>
+                      <w:rPr>
+                        <w:rFonts w:ascii="Cambria Math" w:eastAsia="Calibri" w:hAnsi="Cambria Math" w:cs="Arial"/>
+                        <w:sz w:val="24"/>
+                        <w:szCs w:val="24"/>
+                      </w:rPr>
+                      <m:t>out</m:t>
+                    </m:r>
+                  </m:sub>
+                </m:sSub>
+              </m:oMath>
+            </m:oMathPara>
+          </w:p>
+        </w:tc>
+        <w:tc>
+          <w:tcPr>
+            <w:tcW w:w="2643" w:type="dxa"/>
+            <w:vAlign w:val="center"/>
+          </w:tcPr>
+          <w:p>
+            <w:pPr>
+              <w:rPr>
+                <w:sz w:val="24"/>
+                <w:szCs w:val="24"/>
+              </w:rPr>
+            </w:pPr>
+            <m:oMathPara>
+              <m:oMath>
+                <m:r>
+                  <w:rPr>
+                    <w:rFonts w:ascii="Cambria Math" w:hAnsi="Cambria Math"/>
+                    <w:sz w:val="24"/>
+                    <w:szCs w:val="24"/>
+                  </w:rPr>
+                  <m:t>4.99V</m:t>
+                </m:r>
+              </m:oMath>
+            </m:oMathPara>
+          </w:p>
+        </w:tc>
+      </w:tr>
+      <w:tr>
+        <w:trPr>
+          <w:trHeight w:val="405"/>
+        </w:trPr>
+        <w:tc>
+          <w:tcPr>
+            <w:tcW w:w="4535" w:type="dxa"/>
+            <w:shd w:val="clear" w:color="auto" w:fill="D9D9D9" w:themeFill="background1" w:themeFillShade="D9"/>
+            <w:vAlign w:val="center"/>
+          </w:tcPr>
+          <w:p>
+            <w:pPr>
+              <w:rPr>
+                <w:sz w:val="24"/>
+                <w:szCs w:val="24"/>
+              </w:rPr>
+            </w:pPr>
+            <w:r>
+              <w:rPr>
+                <w:sz w:val="24"/>
+                <w:szCs w:val="24"/>
+              </w:rPr>
+              <w:t>Corriente de Salida</w:t>
+            </w:r>
+          </w:p>
+        </w:tc>
+        <w:tc>
+          <w:tcPr>
+            <w:tcW w:w="1844" w:type="dxa"/>
+            <w:shd w:val="clear" w:color="auto" w:fill="D9D9D9" w:themeFill="background1" w:themeFillShade="D9"/>
+            <w:vAlign w:val="center"/>
+          </w:tcPr>
+          <w:p>
+            <w:pPr>
+              <w:rPr>
+                <w:rFonts w:ascii="Calibri" w:eastAsia="Calibri" w:hAnsi="Calibri" w:cs="Arial"/>
+                <w:sz w:val="24"/>
+                <w:szCs w:val="24"/>
+              </w:rPr>
+            </w:pPr>
+            <m:oMathPara>
+              <m:oMath>
+                <m:sSub>
+                  <m:sSubPr>
+                    <m:ctrlPr>
+                      <w:rPr>
+                        <w:rFonts w:ascii="Cambria Math" w:eastAsia="Calibri" w:hAnsi="Cambria Math" w:cs="Arial"/>
+                        <w:i/>
+                        <w:sz w:val="24"/>
+                        <w:szCs w:val="24"/>
+                      </w:rPr>
+                    </m:ctrlPr>
+                  </m:sSubPr>
+                  <m:e>
+                    <m:r>
+                      <w:rPr>
+                        <w:rFonts w:ascii="Cambria Math" w:eastAsia="Calibri" w:hAnsi="Cambria Math" w:cs="Arial"/>
+                        <w:sz w:val="24"/>
+                        <w:szCs w:val="24"/>
+                      </w:rPr>
+                      <m:t>I</m:t>
+                    </m:r>
+                  </m:e>
+                  <m:sub>
+                    <m:r>
+                      <w:rPr>
+                        <w:rFonts w:ascii="Cambria Math" w:eastAsia="Calibri" w:hAnsi="Cambria Math" w:cs="Arial"/>
+                        <w:sz w:val="24"/>
+                        <w:szCs w:val="24"/>
+                      </w:rPr>
+                      <m:t>out</m:t>
+                    </m:r>
+                  </m:sub>
+                </m:sSub>
+              </m:oMath>
+            </m:oMathPara>
+          </w:p>
+        </w:tc>
+        <w:tc>
+          <w:tcPr>
+            <w:tcW w:w="2643" w:type="dxa"/>
+            <w:shd w:val="clear" w:color="auto" w:fill="D9D9D9" w:themeFill="background1" w:themeFillShade="D9"/>
+            <w:vAlign w:val="center"/>
+          </w:tcPr>
+          <w:p>
+            <w:pPr>
+              <w:rPr>
+                <w:sz w:val="24"/>
+                <w:szCs w:val="24"/>
+              </w:rPr>
+            </w:pPr>
+            <m:oMathPara>
+              <m:oMath>
+                <m:r>
+                  <w:rPr>
+                    <w:rFonts w:ascii="Cambria Math" w:eastAsia="Calibri" w:hAnsi="Cambria Math" w:cs="Arial"/>
+                    <w:sz w:val="24"/>
+                    <w:szCs w:val="24"/>
+                  </w:rPr>
+                  <m:t>1.062 A</m:t>
+                </m:r>
+              </m:oMath>
+            </m:oMathPara>
+          </w:p>
+        </w:tc>
+      </w:tr>
+      <w:tr>
+        <w:trPr>
+          <w:trHeight w:val="390"/>
+        </w:trPr>
+        <w:tc>
+          <w:tcPr>
+            <w:tcW w:w="4535" w:type="dxa"/>
+            <w:vAlign w:val="center"/>
+          </w:tcPr>
+          <w:p>
+            <w:pPr>
+              <w:rPr>
+                <w:sz w:val="24"/>
+                <w:szCs w:val="24"/>
+              </w:rPr>
+            </w:pPr>
+            <w:r>
+              <w:rPr>
+                <w:sz w:val="24"/>
+                <w:szCs w:val="24"/>
+              </w:rPr>
+              <w:t>Ripple de Salida</w:t>
+            </w:r>
+          </w:p>
+        </w:tc>
+        <w:tc>
+          <w:tcPr>
+            <w:tcW w:w="1844" w:type="dxa"/>
+            <w:vAlign w:val="center"/>
+          </w:tcPr>
+          <w:p>
+            <w:pPr>
+              <w:rPr>
+                <w:rFonts w:ascii="Calibri" w:eastAsia="Calibri" w:hAnsi="Calibri" w:cs="Arial"/>
+                <w:sz w:val="24"/>
+                <w:szCs w:val="24"/>
+              </w:rPr>
+            </w:pPr>
+            <m:oMathPara>
+              <m:oMath>
+                <m:r>
+                  <m:rPr>
+                    <m:sty m:val="p"/>
+                  </m:rPr>
+                  <w:rPr>
+                    <w:rFonts w:ascii="Cambria Math" w:eastAsia="Calibri" w:hAnsi="Cambria Math" w:cs="Arial"/>
+                    <w:sz w:val="24"/>
+                    <w:szCs w:val="24"/>
+                  </w:rPr>
+                  <m:t>Δ</m:t>
+                </m:r>
+                <m:sSub>
+                  <m:sSubPr>
+                    <m:ctrlPr>
+                      <w:rPr>
+                        <w:rFonts w:ascii="Cambria Math" w:eastAsia="Calibri" w:hAnsi="Cambria Math" w:cs="Arial"/>
+                        <w:i/>
+                        <w:sz w:val="24"/>
+                        <w:szCs w:val="24"/>
+                      </w:rPr>
+                    </m:ctrlPr>
+                  </m:sSubPr>
+                  <m:e>
+                    <m:r>
+                      <w:rPr>
+                        <w:rFonts w:ascii="Cambria Math" w:eastAsia="Calibri" w:hAnsi="Cambria Math" w:cs="Arial"/>
+                        <w:sz w:val="24"/>
+                        <w:szCs w:val="24"/>
+                      </w:rPr>
+                      <m:t>V</m:t>
+                    </m:r>
+                  </m:e>
+                  <m:sub>
+                    <m:r>
+                      <w:rPr>
+                        <w:rFonts w:ascii="Cambria Math" w:eastAsia="Calibri" w:hAnsi="Cambria Math" w:cs="Arial"/>
+                        <w:sz w:val="24"/>
+                        <w:szCs w:val="24"/>
+                      </w:rPr>
+                      <m:t>out</m:t>
+                    </m:r>
+                  </m:sub>
+                </m:sSub>
+              </m:oMath>
+            </m:oMathPara>
+          </w:p>
+        </w:tc>
+        <w:tc>
+          <w:tcPr>
+            <w:tcW w:w="2643" w:type="dxa"/>
+            <w:vAlign w:val="center"/>
+          </w:tcPr>
+          <w:p>
+            <w:pPr>
+              <w:rPr>
+                <w:rFonts w:ascii="Calibri" w:eastAsia="Calibri" w:hAnsi="Calibri" w:cs="Arial"/>
+                <w:sz w:val="24"/>
+                <w:szCs w:val="24"/>
+              </w:rPr>
+            </w:pPr>
+            <m:oMathPara>
+              <m:oMath>
+                <m:r>
+                  <w:rPr>
+                    <w:rFonts w:ascii="Cambria Math" w:eastAsia="Calibri" w:hAnsi="Cambria Math" w:cs="Arial"/>
+                    <w:sz w:val="24"/>
+                    <w:szCs w:val="24"/>
+                  </w:rPr>
+                  <m:t>60mV</m:t>
+                </m:r>
+              </m:oMath>
+            </m:oMathPara>
+          </w:p>
+        </w:tc>
+      </w:tr>
+    </w:tbl>
+    <w:p>
+      <w:pPr>
+        <w:rPr>
+          <w:noProof/>
+        </w:rPr>
+      </w:pPr>
+    </w:p>
+    <w:p>
+      <w:pPr>
+        <w:keepNext/>
+        <w:jc w:val="center"/>
+      </w:pPr>
+      <w:r>
+        <w:rPr>
+          <w:noProof/>
+        </w:rPr>
+        <w:lastRenderedPageBreak/>
+        <w:drawing>
+          <wp:inline distT="0" distB="0" distL="0" distR="0" wp14:anchorId="671A5091" wp14:editId="67304097">
+            <wp:extent cx="5668010" cy="3380127"/>
+            <wp:effectExtent l="0" t="0" r="8890" b="0"/>
+            <wp:docPr id="1749488859" name="Imagen 2"/>
+            <wp:cNvGraphicFramePr>
+              <a:graphicFrameLocks xmlns:a="http://schemas.openxmlformats.org/drawingml/2006/main" noChangeAspect="1"/>
+            </wp:cNvGraphicFramePr>
+            <a:graphic xmlns:a="http://schemas.openxmlformats.org/drawingml/2006/main">
+              <a:graphicData uri="http://schemas.openxmlformats.org/drawingml/2006/picture">
+                <pic:pic xmlns:pic="http://schemas.openxmlformats.org/drawingml/2006/picture">
+                  <pic:nvPicPr>
+                    <pic:cNvPr id="0" name="Picture 3"/>
+                    <pic:cNvPicPr>
+                      <a:picLocks noChangeAspect="1" noChangeArrowheads="1"/>
+                    </pic:cNvPicPr>
+                  </pic:nvPicPr>
+                  <pic:blipFill rotWithShape="1">
+                    <a:blip r:embed="rId21" cstate="print">
+                      <a:extLst>
+                        <a:ext uri="{28A0092B-C50C-407E-A947-70E740481C1C}">
+                          <a14:useLocalDpi xmlns:a14="http://schemas.microsoft.com/office/drawing/2010/main" val="0"/>
+                        </a:ext>
+                      </a:extLst>
+                    </a:blip>
+                    <a:srcRect t="4597" b="15923"/>
+                    <a:stretch>
+                      <a:fillRect/>
+                    </a:stretch>
+                  </pic:blipFill>
+                  <pic:spPr bwMode="auto">
+                    <a:xfrm>
+                      <a:off x="0" y="0"/>
+                      <a:ext cx="5670348" cy="3381521"/>
+                    </a:xfrm>
+                    <a:prstGeom prst="rect">
+                      <a:avLst/>
+                    </a:prstGeom>
+                    <a:noFill/>
+                    <a:ln>
+                      <a:noFill/>
+                    </a:ln>
+                    <a:extLst>
+                      <a:ext uri="{53640926-AAD7-44D8-BBD7-CCE9431645EC}">
+                        <a14:shadowObscured xmlns:a14="http://schemas.microsoft.com/office/drawing/2010/main"/>
+                      </a:ext>
+                    </a:extLst>
+                  </pic:spPr>
+                </pic:pic>
+              </a:graphicData>
+            </a:graphic>
+          </wp:inline>
+        </w:drawing>
+      </w:r>
+    </w:p>
+    <w:p>
+      <w:pPr>
+        <w:pStyle w:val="Descripcin"/>
+        <w:jc w:val="center"/>
+      </w:pPr>
+      <w:r>
+        <w:t xml:space="preserve">Fig. </w:t>
+      </w:r>
+      <w:fldSimple w:instr=" SEQ Fig. \* ARABIC ">
+        <w:r>
+          <w:rPr>
+            <w:noProof/>
+          </w:rPr>
+          <w:t>11</w:t>
+        </w:r>
+      </w:fldSimple>
+      <w:r>
+        <w:t>: Mediciones realizadas en el laboratorio</w:t>
+      </w:r>
+    </w:p>
+    <w:p>
+      <w:pPr>
+        <w:pStyle w:val="Ttulo1"/>
+        <w:rPr>
+          <w:color w:val="8FBC8F"/>
+        </w:rPr>
+      </w:pPr>
+      <w:bookmarkStart w:id="20" w:name="_Toc202735017"/>
       <w:r>
         <w:rPr>
           <w:color w:val="8FBC8F"/>
         </w:rPr>
         <w:t>CONCLUCIÓN</w:t>
       </w:r>
-      <w:bookmarkEnd w:id="16"/>
+      <w:bookmarkEnd w:id="20"/>
+    </w:p>
+    <w:p>
+      <w:pPr>
+        <w:jc w:val="both"/>
+      </w:pPr>
+      <w:r>
+        <w:t xml:space="preserve">La realización de </w:t>
+      </w:r>
+      <w:r>
+        <w:t>este proyecto</w:t>
+      </w:r>
+      <w:r>
+        <w:t xml:space="preserve"> resulto </w:t>
+      </w:r>
+      <w:r>
+        <w:t>altamente didáctica</w:t>
+      </w:r>
+      <w:r>
+        <w:t xml:space="preserve">, </w:t>
+      </w:r>
+      <w:r>
+        <w:t xml:space="preserve">ya </w:t>
+      </w:r>
+      <w:r>
+        <w:t xml:space="preserve">que permitió </w:t>
+      </w:r>
+      <w:r>
+        <w:t xml:space="preserve">integrar y aplicar </w:t>
+      </w:r>
+      <w:r>
+        <w:t xml:space="preserve">de manera efectiva </w:t>
+      </w:r>
+      <w:r>
+        <w:t xml:space="preserve">los </w:t>
+      </w:r>
+      <w:r>
+        <w:t>conocimientos teóricos</w:t>
+      </w:r>
+      <w:r>
+        <w:t xml:space="preserve"> y </w:t>
+      </w:r>
+      <w:r>
+        <w:t xml:space="preserve">prácticos </w:t>
+      </w:r>
+      <w:r>
+        <w:t>abordados</w:t>
+      </w:r>
+      <w:r>
+        <w:t xml:space="preserve"> en la cursada. </w:t>
+      </w:r>
+      <w:r>
+        <w:t>Esto se v</w:t>
+      </w:r>
+      <w:r>
+        <w:t>io</w:t>
+      </w:r>
+      <w:r>
+        <w:t xml:space="preserve"> reflejado </w:t>
+      </w:r>
+      <w:r>
+        <w:t xml:space="preserve">especialmente </w:t>
+      </w:r>
+      <w:r>
+        <w:t>en las pruebas experimentales</w:t>
+      </w:r>
+      <w:r>
+        <w:t xml:space="preserve">, </w:t>
+      </w:r>
+      <w:r>
+        <w:t>donde</w:t>
+      </w:r>
+      <w:r>
+        <w:t xml:space="preserve"> los</w:t>
+      </w:r>
+      <w:r>
+        <w:t xml:space="preserve"> resultados</w:t>
+      </w:r>
+      <w:r>
+        <w:t xml:space="preserve"> obtenidos fueron </w:t>
+      </w:r>
+      <w:r>
+        <w:t>incluso mejores de lo esperado</w:t>
+      </w:r>
+      <w:r>
+        <w:t xml:space="preserve">. </w:t>
+      </w:r>
+    </w:p>
+    <w:p>
+      <w:pPr>
+        <w:jc w:val="both"/>
+      </w:pPr>
+      <w:r>
+        <w:t xml:space="preserve">Durante el desarrollo </w:t>
+      </w:r>
+      <w:r>
+        <w:t xml:space="preserve">se identificó la </w:t>
+      </w:r>
+      <w:r>
+        <w:t>posibilidad</w:t>
+      </w:r>
+      <w:r>
+        <w:t xml:space="preserve"> de incorporar elementos de protección (</w:t>
+      </w:r>
+      <w:r>
+        <w:t>como un poliswith y/o un diodo TVS), los cuales n</w:t>
+      </w:r>
+      <w:r>
+        <w:t>o se implementaron por cuestiones de tiem</w:t>
+      </w:r>
+      <w:r>
+        <w:t>po</w:t>
+      </w:r>
+      <w:r>
+        <w:t xml:space="preserve">. </w:t>
+      </w:r>
+      <w:r>
+        <w:t>Siendo est</w:t>
+      </w:r>
+      <w:r>
+        <w:t>as,</w:t>
+      </w:r>
+      <w:r>
+        <w:t xml:space="preserve"> </w:t>
+      </w:r>
+      <w:r>
+        <w:t xml:space="preserve">mejoras </w:t>
+      </w:r>
+      <w:r>
+        <w:t>para</w:t>
+      </w:r>
+      <w:r>
+        <w:t xml:space="preserve"> tener en cuenta </w:t>
+      </w:r>
+      <w:r>
+        <w:t>en</w:t>
+      </w:r>
+      <w:r>
+        <w:t xml:space="preserve"> futuras versiones del </w:t>
+      </w:r>
+      <w:r>
+        <w:t>proyecto</w:t>
+      </w:r>
+      <w:r>
+        <w:t>.</w:t>
+      </w:r>
+    </w:p>
+    <w:p>
+      <w:pPr>
+        <w:jc w:val="both"/>
+      </w:pPr>
+      <w:r>
+        <w:t xml:space="preserve">Asimismo, el trabajo en equipo </w:t>
+      </w:r>
+      <w:r>
+        <w:t>fue clave para alcanzar los objetivos, con una correcta división de tareas y colaboración constante entre los integrantes.</w:t>
+      </w:r>
+    </w:p>
+    <w:p>
+      <w:pPr>
+        <w:jc w:val="both"/>
+      </w:pPr>
+      <w:r>
+        <w:t xml:space="preserve">En definitiva, el proyecto no solo permitió cumplir con los objetivos académicos propuestos, sino que también despertó interés por seguir diseñando </w:t>
+      </w:r>
+      <w:r>
+        <w:t>otras topologías de fuentes conmutadas, aplicando el mismo enfoque sistemático de análisis, diseño, simulación e implementación</w:t>
+      </w:r>
+      <w:r>
+        <w:t>.</w:t>
+      </w:r>
     </w:p>
     <w:p>
       <w:pPr>
@@ -14344,23 +15811,130 @@
           <w:color w:val="8FBC8F"/>
         </w:rPr>
       </w:pPr>
-      <w:bookmarkStart w:id="17" w:name="_Toc202545726"/>
+      <w:bookmarkStart w:id="21" w:name="_Toc202735018"/>
       <w:r>
         <w:rPr>
           <w:color w:val="8FBC8F"/>
         </w:rPr>
         <w:t>REFERENCIAS</w:t>
       </w:r>
-      <w:bookmarkEnd w:id="17"/>
+      <w:bookmarkEnd w:id="21"/>
+    </w:p>
+    <w:p>
+      <w:pPr>
+        <w:pStyle w:val="Prrafodelista"/>
+        <w:numPr>
+          <w:ilvl w:val="0"/>
+          <w:numId w:val="11"/>
+        </w:numPr>
+      </w:pPr>
+      <w:r>
+        <w:t>Hoja de datos del integrado</w:t>
+      </w:r>
+      <w:r>
+        <w:t xml:space="preserve">: </w:t>
+      </w:r>
+      <w:hyperlink r:id="rId22" w:history="1">
+        <w:r>
+          <w:rPr>
+            <w:rStyle w:val="Hipervnculo"/>
+          </w:rPr>
+          <w:t>MC34063A - Inverting Regulator - Buck, Boost, Switching 1.5 A</w:t>
+        </w:r>
+      </w:hyperlink>
+    </w:p>
+    <w:p>
+      <w:pPr>
+        <w:pStyle w:val="Prrafodelista"/>
+        <w:numPr>
+          <w:ilvl w:val="0"/>
+          <w:numId w:val="11"/>
+        </w:numPr>
+      </w:pPr>
+      <w:r>
+        <w:t xml:space="preserve">Repositorio GitHub: </w:t>
+      </w:r>
+      <w:hyperlink r:id="rId23" w:history="1">
+        <w:r>
+          <w:rPr>
+            <w:rStyle w:val="Hipervnculo"/>
+          </w:rPr>
+          <w:t>Proyecto-G2-EDP-R5053-2025</w:t>
+        </w:r>
+      </w:hyperlink>
+    </w:p>
+    <w:p>
+      <w:pPr>
+        <w:pStyle w:val="Prrafodelista"/>
+        <w:numPr>
+          <w:ilvl w:val="0"/>
+          <w:numId w:val="11"/>
+        </w:numPr>
+        <w:rPr>
+          <w:lang w:val="en-US"/>
+        </w:rPr>
+      </w:pPr>
+      <w:r>
+        <w:rPr>
+          <w:lang w:val="en-US"/>
+        </w:rPr>
+        <w:t>Informe</w:t>
+      </w:r>
+      <w:r>
+        <w:rPr>
+          <w:lang w:val="en-US"/>
+        </w:rPr>
+        <w:t xml:space="preserve"> en formato cuaderno</w:t>
+      </w:r>
+      <w:r>
+        <w:rPr>
+          <w:lang w:val="en-US"/>
+        </w:rPr>
+        <w:t xml:space="preserve">: </w:t>
+      </w:r>
+      <w:hyperlink r:id="rId24" w:history="1">
+        <w:r>
+          <w:rPr>
+            <w:rStyle w:val="Hipervnculo"/>
+            <w:lang w:val="en-US"/>
+          </w:rPr>
+          <w:t>Jupyter Notebook Viewer</w:t>
+        </w:r>
+      </w:hyperlink>
+    </w:p>
+    <w:p>
+      <w:pPr>
+        <w:pStyle w:val="Prrafodelista"/>
+        <w:numPr>
+          <w:ilvl w:val="0"/>
+          <w:numId w:val="11"/>
+        </w:numPr>
+      </w:pPr>
+      <w:r>
+        <w:t xml:space="preserve">Video demostrativo: </w:t>
+      </w:r>
+      <w:hyperlink r:id="rId25" w:history="1">
+        <w:r>
+          <w:rPr>
+            <w:rStyle w:val="Hipervnculo"/>
+          </w:rPr>
+          <w:t>https://www.youtube.com/embed/OiL7ilHiBNU</w:t>
+        </w:r>
+      </w:hyperlink>
+      <w:r>
+        <w:t xml:space="preserve"> </w:t>
+      </w:r>
+      <w:r>
+        <w:t xml:space="preserve"> </w:t>
+      </w:r>
     </w:p>
     <w:sectPr>
-      <w:headerReference w:type="default" r:id="rId20"/>
-      <w:footerReference w:type="default" r:id="rId21"/>
-      <w:headerReference w:type="first" r:id="rId22"/>
-      <w:footerReference w:type="first" r:id="rId23"/>
+      <w:headerReference w:type="default" r:id="rId26"/>
+      <w:footerReference w:type="default" r:id="rId27"/>
+      <w:headerReference w:type="first" r:id="rId28"/>
+      <w:footerReference w:type="first" r:id="rId29"/>
       <w:pgSz w:w="11906" w:h="16838"/>
       <w:pgMar w:top="1702" w:right="1440" w:bottom="851" w:left="1440" w:header="426" w:footer="547" w:gutter="0"/>
-      <w:pgNumType w:start="0"/>
       <w:cols w:space="708"/>
       <w:titlePg/>
       <w:docGrid w:linePitch="360"/>
@@ -14522,27 +16096,7 @@
               <w:sz w:val="20"/>
               <w:szCs w:val="20"/>
             </w:rPr>
-            <w:t xml:space="preserve">Departamento de Ingeniería Electrónica </w:t>
-          </w:r>
-          <w:r>
-            <w:rPr>
-              <w:i/>
-              <w:iCs/>
-              <w:color w:val="8FBC8F"/>
-              <w:sz w:val="20"/>
-              <w:szCs w:val="20"/>
-            </w:rPr>
-            <w:t>–</w:t>
-          </w:r>
-          <w:r>
-            <w:rPr>
-              <w:i/>
-              <w:iCs/>
-              <w:color w:val="8FBC8F"/>
-              <w:sz w:val="20"/>
-              <w:szCs w:val="20"/>
-            </w:rPr>
-            <w:t xml:space="preserve"> 2025</w:t>
+            <w:t>Departamento de Ingeniería Electrónica</w:t>
           </w:r>
         </w:p>
       </w:tc>
@@ -15935,7 +17489,7 @@
   <w:abstractNum w:abstractNumId="8" w15:restartNumberingAfterBreak="0">
     <w:nsid w:val="5B2E3DEE"/>
     <w:multiLevelType w:val="hybridMultilevel"/>
-    <w:tmpl w:val="2238274A"/>
+    <w:tmpl w:val="92EA9C56"/>
     <w:lvl w:ilvl="0" w:tplc="2C0A0001">
       <w:start w:val="1"/>
       <w:numFmt w:val="bullet"/>
@@ -15948,7 +17502,7 @@
         <w:rFonts w:ascii="Symbol" w:hAnsi="Symbol" w:hint="default"/>
       </w:rPr>
     </w:lvl>
-    <w:lvl w:ilvl="1" w:tplc="2C0A0003" w:tentative="1">
+    <w:lvl w:ilvl="1" w:tplc="2C0A0003">
       <w:start w:val="1"/>
       <w:numFmt w:val="bullet"/>
       <w:lvlText w:val="o"/>
@@ -15960,7 +17514,7 @@
         <w:rFonts w:ascii="Courier New" w:hAnsi="Courier New" w:cs="Courier New" w:hint="default"/>
       </w:rPr>
     </w:lvl>
-    <w:lvl w:ilvl="2" w:tplc="2C0A0005" w:tentative="1">
+    <w:lvl w:ilvl="2" w:tplc="2C0A0005">
       <w:start w:val="1"/>
       <w:numFmt w:val="bullet"/>
       <w:lvlText w:val=""/>
@@ -15972,7 +17526,7 @@
         <w:rFonts w:ascii="Wingdings" w:hAnsi="Wingdings" w:hint="default"/>
       </w:rPr>
     </w:lvl>
-    <w:lvl w:ilvl="3" w:tplc="2C0A0001" w:tentative="1">
+    <w:lvl w:ilvl="3" w:tplc="2C0A0001">
       <w:start w:val="1"/>
       <w:numFmt w:val="bullet"/>
       <w:lvlText w:val=""/>
@@ -16710,7 +18264,7 @@
   <w:style w:type="paragraph" w:default="1" w:styleId="Normal">
     <w:name w:val="Normal"/>
     <w:qFormat/>
-    <w:rsid w:val="004857F5"/>
+    <w:rsid w:val="00DB2175"/>
   </w:style>
   <w:style w:type="paragraph" w:styleId="Ttulo1">
     <w:name w:val="heading 1"/>
@@ -16918,6 +18472,7 @@
   <w:style w:type="character" w:default="1" w:styleId="Fuentedeprrafopredeter">
     <w:name w:val="Default Paragraph Font"/>
     <w:uiPriority w:val="1"/>
+    <w:semiHidden/>
     <w:unhideWhenUsed/>
   </w:style>
   <w:style w:type="table" w:default="1" w:styleId="Tablanormal">

--- a/Proyecto 1C/Informe.docx
+++ b/Proyecto 1C/Informe.docx
@@ -3664,29 +3664,11 @@
         <w:t>impulsaron</w:t>
       </w:r>
       <w:r>
-        <w:t xml:space="preserve"> el uso generalizado de las fuentes de alimentación conmutadas (Switch </w:t>
-      </w:r>
-      <w:proofErr w:type="spellStart"/>
-      <w:r>
-        <w:t>Mode</w:t>
-      </w:r>
-      <w:proofErr w:type="spellEnd"/>
-      <w:r>
-        <w:t xml:space="preserve"> </w:t>
-      </w:r>
-      <w:proofErr w:type="spellStart"/>
-      <w:r>
-        <w:t>Power</w:t>
-      </w:r>
-      <w:proofErr w:type="spellEnd"/>
-      <w:r>
-        <w:t xml:space="preserve"> </w:t>
-      </w:r>
-      <w:proofErr w:type="spellStart"/>
-      <w:r>
-        <w:t>Supplies</w:t>
-      </w:r>
-      <w:proofErr w:type="spellEnd"/>
+        <w:t xml:space="preserve"> el uso generalizado de las fuentes de alimentación conmutadas (Switch Mode </w:t>
+      </w:r>
+      <w:r>
+        <w:t>Power Supplies</w:t>
+      </w:r>
       <w:r>
         <w:t xml:space="preserve">) </w:t>
       </w:r>
@@ -3778,13 +3760,8 @@
       <w:r>
         <w:t xml:space="preserve">como los convertidores </w:t>
       </w:r>
-      <w:proofErr w:type="spellStart"/>
-      <w:r>
-        <w:t>Flyback</w:t>
-      </w:r>
-      <w:proofErr w:type="spellEnd"/>
-      <w:r>
-        <w:t xml:space="preserve"> </w:t>
+      <w:r>
+        <w:t xml:space="preserve">Flyback </w:t>
       </w:r>
       <w:r>
         <w:t xml:space="preserve">y </w:t>
@@ -4484,7 +4461,23 @@
               <w:sz w:val="32"/>
               <w:szCs w:val="32"/>
             </w:rPr>
-            <m:t>=D∙</m:t>
+            <m:t>=</m:t>
+          </m:r>
+          <m:r>
+            <w:rPr>
+              <w:rFonts w:ascii="Cambria Math" w:hAnsi="Cambria Math"/>
+              <w:sz w:val="32"/>
+              <w:szCs w:val="32"/>
+            </w:rPr>
+            <m:t>D</m:t>
+          </m:r>
+          <m:r>
+            <w:rPr>
+              <w:rFonts w:ascii="Cambria Math" w:hAnsi="Cambria Math"/>
+              <w:sz w:val="32"/>
+              <w:szCs w:val="32"/>
+            </w:rPr>
+            <m:t>∙</m:t>
           </m:r>
           <m:sSub>
             <m:sSubPr>
@@ -6899,7 +6892,23 @@
                     <w:sz w:val="24"/>
                     <w:szCs w:val="24"/>
                   </w:rPr>
-                  <m:t>=T-</m:t>
+                  <m:t>=</m:t>
+                </m:r>
+                <m:r>
+                  <w:rPr>
+                    <w:rFonts w:ascii="Cambria Math" w:hAnsi="Cambria Math"/>
+                    <w:sz w:val="24"/>
+                    <w:szCs w:val="24"/>
+                  </w:rPr>
+                  <m:t>T</m:t>
+                </m:r>
+                <m:r>
+                  <w:rPr>
+                    <w:rFonts w:ascii="Cambria Math" w:hAnsi="Cambria Math"/>
+                    <w:sz w:val="24"/>
+                    <w:szCs w:val="24"/>
+                  </w:rPr>
+                  <m:t>-</m:t>
                 </m:r>
                 <m:sSub>
                   <m:sSubPr>
@@ -7045,7 +7054,15 @@
                         <w:sz w:val="24"/>
                         <w:szCs w:val="24"/>
                       </w:rPr>
-                      <m:t>-5</m:t>
+                      <m:t>-</m:t>
+                    </m:r>
+                    <m:r>
+                      <w:rPr>
+                        <w:rFonts w:ascii="Cambria Math" w:hAnsi="Cambria Math"/>
+                        <w:sz w:val="24"/>
+                        <w:szCs w:val="24"/>
+                      </w:rPr>
+                      <m:t>5</m:t>
                     </m:r>
                   </m:sup>
                 </m:sSup>
@@ -7184,7 +7201,15 @@
                             <w:sz w:val="24"/>
                             <w:szCs w:val="24"/>
                           </w:rPr>
-                          <m:t>switch</m:t>
+                          <m:t>switc</m:t>
+                        </m:r>
+                        <m:r>
+                          <w:rPr>
+                            <w:rFonts w:ascii="Cambria Math" w:hAnsi="Cambria Math"/>
+                            <w:sz w:val="24"/>
+                            <w:szCs w:val="24"/>
+                          </w:rPr>
+                          <m:t>h</m:t>
                         </m:r>
                       </m:e>
                     </m:d>
@@ -7246,7 +7271,23 @@
                             <w:sz w:val="24"/>
                             <w:szCs w:val="24"/>
                           </w:rPr>
-                          <m:t>máx</m:t>
+                          <m:t>m</m:t>
+                        </m:r>
+                        <m:r>
+                          <w:rPr>
+                            <w:rFonts w:ascii="Cambria Math" w:hAnsi="Cambria Math"/>
+                            <w:sz w:val="24"/>
+                            <w:szCs w:val="24"/>
+                          </w:rPr>
+                          <m:t>á</m:t>
+                        </m:r>
+                        <m:r>
+                          <w:rPr>
+                            <w:rFonts w:ascii="Cambria Math" w:hAnsi="Cambria Math"/>
+                            <w:sz w:val="24"/>
+                            <w:szCs w:val="24"/>
+                          </w:rPr>
+                          <m:t>x</m:t>
                         </m:r>
                       </m:e>
                     </m:d>
@@ -7406,7 +7447,15 @@
                                 <w:sz w:val="24"/>
                                 <w:szCs w:val="24"/>
                               </w:rPr>
-                              <m:t>switch</m:t>
+                              <m:t>switc</m:t>
+                            </m:r>
+                            <m:r>
+                              <w:rPr>
+                                <w:rFonts w:ascii="Cambria Math" w:hAnsi="Cambria Math"/>
+                                <w:sz w:val="24"/>
+                                <w:szCs w:val="24"/>
+                              </w:rPr>
+                              <m:t>h</m:t>
                             </m:r>
                           </m:e>
                         </m:d>
@@ -7488,7 +7537,23 @@
                         <w:sz w:val="24"/>
                         <w:szCs w:val="24"/>
                       </w:rPr>
-                      <m:t>mín</m:t>
+                      <m:t>m</m:t>
+                    </m:r>
+                    <m:r>
+                      <w:rPr>
+                        <w:rFonts w:ascii="Cambria Math" w:hAnsi="Cambria Math"/>
+                        <w:sz w:val="24"/>
+                        <w:szCs w:val="24"/>
+                      </w:rPr>
+                      <m:t>í</m:t>
+                    </m:r>
+                    <m:r>
+                      <w:rPr>
+                        <w:rFonts w:ascii="Cambria Math" w:hAnsi="Cambria Math"/>
+                        <w:sz w:val="24"/>
+                        <w:szCs w:val="24"/>
+                      </w:rPr>
+                      <m:t>n</m:t>
                     </m:r>
                   </m:sub>
                 </m:sSub>
@@ -7686,7 +7751,15 @@
                                     <w:sz w:val="24"/>
                                     <w:szCs w:val="24"/>
                                   </w:rPr>
-                                  <m:t>switch</m:t>
+                                  <m:t>switc</m:t>
+                                </m:r>
+                                <m:r>
+                                  <w:rPr>
+                                    <w:rFonts w:ascii="Cambria Math" w:hAnsi="Cambria Math"/>
+                                    <w:sz w:val="24"/>
+                                    <w:szCs w:val="24"/>
+                                  </w:rPr>
+                                  <m:t>h</m:t>
                                 </m:r>
                               </m:e>
                             </m:d>
@@ -7880,7 +7953,15 @@
                                 <w:sz w:val="24"/>
                                 <w:szCs w:val="24"/>
                               </w:rPr>
-                              <m:t>switch</m:t>
+                              <m:t>switc</m:t>
+                            </m:r>
+                            <m:r>
+                              <w:rPr>
+                                <w:rFonts w:ascii="Cambria Math" w:hAnsi="Cambria Math"/>
+                                <w:sz w:val="24"/>
+                                <w:szCs w:val="24"/>
+                              </w:rPr>
+                              <m:t>h</m:t>
                             </m:r>
                           </m:e>
                         </m:d>
@@ -8662,7 +8743,25 @@
                 <w:rPr>
                   <w:rFonts w:ascii="Cambria Math" w:eastAsiaTheme="majorEastAsia" w:hAnsi="Cambria Math" w:cstheme="majorBidi"/>
                 </w:rPr>
-                <m:t>5V+0.5V</m:t>
+                <m:t>5</m:t>
+              </m:r>
+              <m:r>
+                <w:rPr>
+                  <w:rFonts w:ascii="Cambria Math" w:eastAsiaTheme="majorEastAsia" w:hAnsi="Cambria Math" w:cstheme="majorBidi"/>
+                </w:rPr>
+                <m:t>V</m:t>
+              </m:r>
+              <m:r>
+                <w:rPr>
+                  <w:rFonts w:ascii="Cambria Math" w:eastAsiaTheme="majorEastAsia" w:hAnsi="Cambria Math" w:cstheme="majorBidi"/>
+                </w:rPr>
+                <m:t>+0.5</m:t>
+              </m:r>
+              <m:r>
+                <w:rPr>
+                  <w:rFonts w:ascii="Cambria Math" w:eastAsiaTheme="majorEastAsia" w:hAnsi="Cambria Math" w:cstheme="majorBidi"/>
+                </w:rPr>
+                <m:t>V</m:t>
               </m:r>
             </m:num>
             <m:den>
@@ -8670,7 +8769,49 @@
                 <w:rPr>
                   <w:rFonts w:ascii="Cambria Math" w:eastAsiaTheme="majorEastAsia" w:hAnsi="Cambria Math" w:cstheme="majorBidi"/>
                 </w:rPr>
-                <m:t>12V-1V-5V</m:t>
+                <m:t>12</m:t>
+              </m:r>
+              <m:r>
+                <w:rPr>
+                  <w:rFonts w:ascii="Cambria Math" w:eastAsiaTheme="majorEastAsia" w:hAnsi="Cambria Math" w:cstheme="majorBidi"/>
+                </w:rPr>
+                <m:t>V</m:t>
+              </m:r>
+              <m:r>
+                <w:rPr>
+                  <w:rFonts w:ascii="Cambria Math" w:eastAsiaTheme="majorEastAsia" w:hAnsi="Cambria Math" w:cstheme="majorBidi"/>
+                </w:rPr>
+                <m:t>-</m:t>
+              </m:r>
+              <m:r>
+                <w:rPr>
+                  <w:rFonts w:ascii="Cambria Math" w:eastAsiaTheme="majorEastAsia" w:hAnsi="Cambria Math" w:cstheme="majorBidi"/>
+                </w:rPr>
+                <m:t>1</m:t>
+              </m:r>
+              <m:r>
+                <w:rPr>
+                  <w:rFonts w:ascii="Cambria Math" w:eastAsiaTheme="majorEastAsia" w:hAnsi="Cambria Math" w:cstheme="majorBidi"/>
+                </w:rPr>
+                <m:t>V</m:t>
+              </m:r>
+              <m:r>
+                <w:rPr>
+                  <w:rFonts w:ascii="Cambria Math" w:eastAsiaTheme="majorEastAsia" w:hAnsi="Cambria Math" w:cstheme="majorBidi"/>
+                </w:rPr>
+                <m:t>-</m:t>
+              </m:r>
+              <m:r>
+                <w:rPr>
+                  <w:rFonts w:ascii="Cambria Math" w:eastAsiaTheme="majorEastAsia" w:hAnsi="Cambria Math" w:cstheme="majorBidi"/>
+                </w:rPr>
+                <m:t>5</m:t>
+              </m:r>
+              <m:r>
+                <w:rPr>
+                  <w:rFonts w:ascii="Cambria Math" w:eastAsiaTheme="majorEastAsia" w:hAnsi="Cambria Math" w:cstheme="majorBidi"/>
+                </w:rPr>
+                <m:t>V</m:t>
               </m:r>
             </m:den>
           </m:f>
@@ -8928,7 +9069,13 @@
                 <w:rPr>
                   <w:rFonts w:ascii="Cambria Math" w:eastAsiaTheme="majorEastAsia" w:hAnsi="Cambria Math" w:cstheme="majorBidi"/>
                 </w:rPr>
-                <m:t>25μs</m:t>
+                <m:t>25</m:t>
+              </m:r>
+              <m:r>
+                <w:rPr>
+                  <w:rFonts w:ascii="Cambria Math" w:eastAsiaTheme="majorEastAsia" w:hAnsi="Cambria Math" w:cstheme="majorBidi"/>
+                </w:rPr>
+                <m:t>μs</m:t>
               </m:r>
             </m:num>
             <m:den>
@@ -8944,7 +9091,13 @@
             <w:rPr>
               <w:rFonts w:ascii="Cambria Math" w:eastAsiaTheme="majorEastAsia" w:hAnsi="Cambria Math" w:cstheme="majorBidi"/>
             </w:rPr>
-            <m:t>=13.04μs</m:t>
+            <m:t>=13.04</m:t>
+          </m:r>
+          <m:r>
+            <w:rPr>
+              <w:rFonts w:ascii="Cambria Math" w:eastAsiaTheme="majorEastAsia" w:hAnsi="Cambria Math" w:cstheme="majorBidi"/>
+            </w:rPr>
+            <m:t>μs</m:t>
           </m:r>
         </m:oMath>
       </m:oMathPara>
@@ -8987,7 +9140,19 @@
             <w:rPr>
               <w:rFonts w:ascii="Cambria Math" w:eastAsiaTheme="majorEastAsia" w:hAnsi="Cambria Math" w:cstheme="majorBidi"/>
             </w:rPr>
-            <m:t>=T-</m:t>
+            <m:t>=</m:t>
+          </m:r>
+          <m:r>
+            <w:rPr>
+              <w:rFonts w:ascii="Cambria Math" w:eastAsiaTheme="majorEastAsia" w:hAnsi="Cambria Math" w:cstheme="majorBidi"/>
+            </w:rPr>
+            <m:t>T</m:t>
+          </m:r>
+          <m:r>
+            <w:rPr>
+              <w:rFonts w:ascii="Cambria Math" w:eastAsiaTheme="majorEastAsia" w:hAnsi="Cambria Math" w:cstheme="majorBidi"/>
+            </w:rPr>
+            <m:t>-</m:t>
           </m:r>
           <m:sSub>
             <m:sSubPr>
@@ -9019,7 +9184,43 @@
             <w:rPr>
               <w:rFonts w:ascii="Cambria Math" w:eastAsiaTheme="majorEastAsia" w:hAnsi="Cambria Math" w:cstheme="majorBidi"/>
             </w:rPr>
-            <m:t>=25μs-13.04μs= 11.96μs</m:t>
+            <m:t>=25</m:t>
+          </m:r>
+          <m:r>
+            <w:rPr>
+              <w:rFonts w:ascii="Cambria Math" w:eastAsiaTheme="majorEastAsia" w:hAnsi="Cambria Math" w:cstheme="majorBidi"/>
+            </w:rPr>
+            <m:t>μs</m:t>
+          </m:r>
+          <m:r>
+            <w:rPr>
+              <w:rFonts w:ascii="Cambria Math" w:eastAsiaTheme="majorEastAsia" w:hAnsi="Cambria Math" w:cstheme="majorBidi"/>
+            </w:rPr>
+            <m:t>-</m:t>
+          </m:r>
+          <m:r>
+            <w:rPr>
+              <w:rFonts w:ascii="Cambria Math" w:eastAsiaTheme="majorEastAsia" w:hAnsi="Cambria Math" w:cstheme="majorBidi"/>
+            </w:rPr>
+            <m:t>13.04</m:t>
+          </m:r>
+          <m:r>
+            <w:rPr>
+              <w:rFonts w:ascii="Cambria Math" w:eastAsiaTheme="majorEastAsia" w:hAnsi="Cambria Math" w:cstheme="majorBidi"/>
+            </w:rPr>
+            <m:t>μs</m:t>
+          </m:r>
+          <m:r>
+            <w:rPr>
+              <w:rFonts w:ascii="Cambria Math" w:eastAsiaTheme="majorEastAsia" w:hAnsi="Cambria Math" w:cstheme="majorBidi"/>
+            </w:rPr>
+            <m:t>= 11.96</m:t>
+          </m:r>
+          <m:r>
+            <w:rPr>
+              <w:rFonts w:ascii="Cambria Math" w:eastAsiaTheme="majorEastAsia" w:hAnsi="Cambria Math" w:cstheme="majorBidi"/>
+            </w:rPr>
+            <m:t>μs</m:t>
           </m:r>
         </m:oMath>
       </m:oMathPara>
@@ -9162,7 +9363,13 @@
                 <w:rPr>
                   <w:rFonts w:ascii="Cambria Math" w:eastAsiaTheme="majorEastAsia" w:hAnsi="Cambria Math" w:cstheme="majorBidi"/>
                 </w:rPr>
-                <m:t>-5</m:t>
+                <m:t>-</m:t>
+              </m:r>
+              <m:r>
+                <w:rPr>
+                  <w:rFonts w:ascii="Cambria Math" w:eastAsiaTheme="majorEastAsia" w:hAnsi="Cambria Math" w:cstheme="majorBidi"/>
+                </w:rPr>
+                <m:t>5</m:t>
               </m:r>
             </m:sup>
           </m:sSup>
@@ -9228,7 +9435,13 @@
                 <w:rPr>
                   <w:rFonts w:ascii="Cambria Math" w:eastAsiaTheme="majorEastAsia" w:hAnsi="Cambria Math" w:cstheme="majorBidi"/>
                 </w:rPr>
-                <m:t>-5</m:t>
+                <m:t>-</m:t>
+              </m:r>
+              <m:r>
+                <w:rPr>
+                  <w:rFonts w:ascii="Cambria Math" w:eastAsiaTheme="majorEastAsia" w:hAnsi="Cambria Math" w:cstheme="majorBidi"/>
+                </w:rPr>
+                <m:t>5</m:t>
               </m:r>
             </m:sup>
           </m:sSup>
@@ -9236,7 +9449,25 @@
             <w:rPr>
               <w:rFonts w:ascii="Cambria Math" w:eastAsiaTheme="majorEastAsia" w:hAnsi="Cambria Math" w:cstheme="majorBidi"/>
             </w:rPr>
-            <m:t>∙ 11.96μs=47.84×</m:t>
+            <m:t>∙</m:t>
+          </m:r>
+          <m:r>
+            <w:rPr>
+              <w:rFonts w:ascii="Cambria Math" w:eastAsiaTheme="majorEastAsia" w:hAnsi="Cambria Math" w:cstheme="majorBidi"/>
+            </w:rPr>
+            <m:t xml:space="preserve"> 11.96</m:t>
+          </m:r>
+          <m:r>
+            <w:rPr>
+              <w:rFonts w:ascii="Cambria Math" w:eastAsiaTheme="majorEastAsia" w:hAnsi="Cambria Math" w:cstheme="majorBidi"/>
+            </w:rPr>
+            <m:t>μs</m:t>
+          </m:r>
+          <m:r>
+            <w:rPr>
+              <w:rFonts w:ascii="Cambria Math" w:eastAsiaTheme="majorEastAsia" w:hAnsi="Cambria Math" w:cstheme="majorBidi"/>
+            </w:rPr>
+            <m:t>=47.84×</m:t>
           </m:r>
           <m:sSup>
             <m:sSupPr>
@@ -9261,7 +9492,13 @@
                 <w:rPr>
                   <w:rFonts w:ascii="Cambria Math" w:eastAsiaTheme="majorEastAsia" w:hAnsi="Cambria Math" w:cstheme="majorBidi"/>
                 </w:rPr>
-                <m:t>-11</m:t>
+                <m:t>-</m:t>
+              </m:r>
+              <m:r>
+                <w:rPr>
+                  <w:rFonts w:ascii="Cambria Math" w:eastAsiaTheme="majorEastAsia" w:hAnsi="Cambria Math" w:cstheme="majorBidi"/>
+                </w:rPr>
+                <m:t>11</m:t>
               </m:r>
             </m:sup>
           </m:sSup>
@@ -9314,7 +9551,19 @@
             <w:rPr>
               <w:rFonts w:ascii="Cambria Math" w:eastAsiaTheme="majorEastAsia" w:hAnsi="Cambria Math" w:cstheme="majorBidi"/>
             </w:rPr>
-            <m:t xml:space="preserve">=478.4 pF </m:t>
+            <m:t xml:space="preserve">=478.4 </m:t>
+          </m:r>
+          <m:r>
+            <w:rPr>
+              <w:rFonts w:ascii="Cambria Math" w:eastAsiaTheme="majorEastAsia" w:hAnsi="Cambria Math" w:cstheme="majorBidi"/>
+            </w:rPr>
+            <m:t>pF</m:t>
+          </m:r>
+          <m:r>
+            <w:rPr>
+              <w:rFonts w:ascii="Cambria Math" w:eastAsiaTheme="majorEastAsia" w:hAnsi="Cambria Math" w:cstheme="majorBidi"/>
+            </w:rPr>
+            <m:t xml:space="preserve"> </m:t>
           </m:r>
           <m:d>
             <m:dPr>
@@ -9331,7 +9580,19 @@
                 <w:rPr>
                   <w:rFonts w:ascii="Cambria Math" w:eastAsiaTheme="majorEastAsia" w:hAnsi="Cambria Math" w:cstheme="majorBidi"/>
                 </w:rPr>
-                <m:t>Valor exacto</m:t>
+                <m:t>Valor</m:t>
+              </m:r>
+              <m:r>
+                <w:rPr>
+                  <w:rFonts w:ascii="Cambria Math" w:eastAsiaTheme="majorEastAsia" w:hAnsi="Cambria Math" w:cstheme="majorBidi"/>
+                </w:rPr>
+                <m:t xml:space="preserve"> </m:t>
+              </m:r>
+              <m:r>
+                <w:rPr>
+                  <w:rFonts w:ascii="Cambria Math" w:eastAsiaTheme="majorEastAsia" w:hAnsi="Cambria Math" w:cstheme="majorBidi"/>
+                </w:rPr>
+                <m:t>exacto</m:t>
               </m:r>
             </m:e>
           </m:d>
@@ -9399,7 +9660,43 @@
             <w:rPr>
               <w:rFonts w:ascii="Cambria Math" w:eastAsiaTheme="majorEastAsia" w:hAnsi="Cambria Math" w:cstheme="majorBidi"/>
             </w:rPr>
-            <m:t>≈470 pF (Valor comercial)</m:t>
+            <m:t xml:space="preserve">≈470 </m:t>
+          </m:r>
+          <m:r>
+            <w:rPr>
+              <w:rFonts w:ascii="Cambria Math" w:eastAsiaTheme="majorEastAsia" w:hAnsi="Cambria Math" w:cstheme="majorBidi"/>
+            </w:rPr>
+            <m:t>pF</m:t>
+          </m:r>
+          <m:r>
+            <w:rPr>
+              <w:rFonts w:ascii="Cambria Math" w:eastAsiaTheme="majorEastAsia" w:hAnsi="Cambria Math" w:cstheme="majorBidi"/>
+            </w:rPr>
+            <m:t xml:space="preserve"> (</m:t>
+          </m:r>
+          <m:r>
+            <w:rPr>
+              <w:rFonts w:ascii="Cambria Math" w:eastAsiaTheme="majorEastAsia" w:hAnsi="Cambria Math" w:cstheme="majorBidi"/>
+            </w:rPr>
+            <m:t>Valor</m:t>
+          </m:r>
+          <m:r>
+            <w:rPr>
+              <w:rFonts w:ascii="Cambria Math" w:eastAsiaTheme="majorEastAsia" w:hAnsi="Cambria Math" w:cstheme="majorBidi"/>
+            </w:rPr>
+            <m:t xml:space="preserve"> </m:t>
+          </m:r>
+          <m:r>
+            <w:rPr>
+              <w:rFonts w:ascii="Cambria Math" w:eastAsiaTheme="majorEastAsia" w:hAnsi="Cambria Math" w:cstheme="majorBidi"/>
+            </w:rPr>
+            <m:t>comercial</m:t>
+          </m:r>
+          <m:r>
+            <w:rPr>
+              <w:rFonts w:ascii="Cambria Math" w:eastAsiaTheme="majorEastAsia" w:hAnsi="Cambria Math" w:cstheme="majorBidi"/>
+            </w:rPr>
+            <m:t>)</m:t>
           </m:r>
         </m:oMath>
       </m:oMathPara>
@@ -9585,7 +9882,13 @@
                     <w:rPr>
                       <w:rFonts w:ascii="Cambria Math" w:eastAsiaTheme="majorEastAsia" w:hAnsi="Cambria Math" w:cstheme="majorBidi"/>
                     </w:rPr>
-                    <m:t>-5</m:t>
+                    <m:t>-</m:t>
+                  </m:r>
+                  <m:r>
+                    <w:rPr>
+                      <w:rFonts w:ascii="Cambria Math" w:eastAsiaTheme="majorEastAsia" w:hAnsi="Cambria Math" w:cstheme="majorBidi"/>
+                    </w:rPr>
+                    <m:t>5</m:t>
                   </m:r>
                 </m:sup>
               </m:sSup>
@@ -9637,7 +9940,13 @@
                     <w:rPr>
                       <w:rFonts w:ascii="Cambria Math" w:eastAsiaTheme="majorEastAsia" w:hAnsi="Cambria Math" w:cstheme="majorBidi"/>
                     </w:rPr>
-                    <m:t>-12</m:t>
+                    <m:t>-</m:t>
+                  </m:r>
+                  <m:r>
+                    <w:rPr>
+                      <w:rFonts w:ascii="Cambria Math" w:eastAsiaTheme="majorEastAsia" w:hAnsi="Cambria Math" w:cstheme="majorBidi"/>
+                    </w:rPr>
+                    <m:t>12</m:t>
                   </m:r>
                 </m:sup>
               </m:sSup>
@@ -9678,7 +9987,13 @@
                     <w:rPr>
                       <w:rFonts w:ascii="Cambria Math" w:eastAsiaTheme="majorEastAsia" w:hAnsi="Cambria Math" w:cstheme="majorBidi"/>
                     </w:rPr>
-                    <m:t>-5</m:t>
+                    <m:t>-</m:t>
+                  </m:r>
+                  <m:r>
+                    <w:rPr>
+                      <w:rFonts w:ascii="Cambria Math" w:eastAsiaTheme="majorEastAsia" w:hAnsi="Cambria Math" w:cstheme="majorBidi"/>
+                    </w:rPr>
+                    <m:t>5</m:t>
                   </m:r>
                 </m:sup>
               </m:sSup>
@@ -9688,7 +10003,13 @@
             <w:rPr>
               <w:rFonts w:ascii="Cambria Math" w:eastAsiaTheme="majorEastAsia" w:hAnsi="Cambria Math" w:cstheme="majorBidi"/>
             </w:rPr>
-            <m:t>=11.75μs</m:t>
+            <m:t>=11.75</m:t>
+          </m:r>
+          <m:r>
+            <w:rPr>
+              <w:rFonts w:ascii="Cambria Math" w:eastAsiaTheme="majorEastAsia" w:hAnsi="Cambria Math" w:cstheme="majorBidi"/>
+            </w:rPr>
+            <m:t>μs</m:t>
           </m:r>
         </m:oMath>
       </m:oMathPara>
@@ -9927,7 +10248,19 @@
                     <w:rPr>
                       <w:rFonts w:ascii="Cambria Math" w:eastAsiaTheme="majorEastAsia" w:hAnsi="Cambria Math" w:cstheme="majorBidi"/>
                     </w:rPr>
-                    <m:t>máx</m:t>
+                    <m:t>m</m:t>
+                  </m:r>
+                  <m:r>
+                    <w:rPr>
+                      <w:rFonts w:ascii="Cambria Math" w:eastAsiaTheme="majorEastAsia" w:hAnsi="Cambria Math" w:cstheme="majorBidi"/>
+                    </w:rPr>
+                    <m:t>á</m:t>
+                  </m:r>
+                  <m:r>
+                    <w:rPr>
+                      <w:rFonts w:ascii="Cambria Math" w:eastAsiaTheme="majorEastAsia" w:hAnsi="Cambria Math" w:cstheme="majorBidi"/>
+                    </w:rPr>
+                    <m:t>x</m:t>
                   </m:r>
                 </m:e>
               </m:d>
@@ -9937,7 +10270,25 @@
             <w:rPr>
               <w:rFonts w:ascii="Cambria Math" w:eastAsiaTheme="majorEastAsia" w:hAnsi="Cambria Math" w:cstheme="majorBidi"/>
             </w:rPr>
-            <m:t>=2×1A=2A</m:t>
+            <m:t>=2×1</m:t>
+          </m:r>
+          <m:r>
+            <w:rPr>
+              <w:rFonts w:ascii="Cambria Math" w:eastAsiaTheme="majorEastAsia" w:hAnsi="Cambria Math" w:cstheme="majorBidi"/>
+            </w:rPr>
+            <m:t>A</m:t>
+          </m:r>
+          <m:r>
+            <w:rPr>
+              <w:rFonts w:ascii="Cambria Math" w:eastAsiaTheme="majorEastAsia" w:hAnsi="Cambria Math" w:cstheme="majorBidi"/>
+            </w:rPr>
+            <m:t>=2</m:t>
+          </m:r>
+          <m:r>
+            <w:rPr>
+              <w:rFonts w:ascii="Cambria Math" w:eastAsiaTheme="majorEastAsia" w:hAnsi="Cambria Math" w:cstheme="majorBidi"/>
+            </w:rPr>
+            <m:t>A</m:t>
           </m:r>
         </m:oMath>
       </m:oMathPara>
@@ -10138,7 +10489,13 @@
                 <w:rPr>
                   <w:rFonts w:ascii="Cambria Math" w:eastAsiaTheme="majorEastAsia" w:hAnsi="Cambria Math" w:cstheme="majorBidi"/>
                 </w:rPr>
-                <m:t>2A</m:t>
+                <m:t>2</m:t>
+              </m:r>
+              <m:r>
+                <w:rPr>
+                  <w:rFonts w:ascii="Cambria Math" w:eastAsiaTheme="majorEastAsia" w:hAnsi="Cambria Math" w:cstheme="majorBidi"/>
+                </w:rPr>
+                <m:t>A</m:t>
               </m:r>
             </m:den>
           </m:f>
@@ -10323,7 +10680,13 @@
                     <w:rPr>
                       <w:rFonts w:ascii="Cambria Math" w:eastAsiaTheme="majorEastAsia" w:hAnsi="Cambria Math" w:cstheme="majorBidi"/>
                     </w:rPr>
-                    <m:t>2A</m:t>
+                    <m:t>2</m:t>
+                  </m:r>
+                  <m:r>
+                    <w:rPr>
+                      <w:rFonts w:ascii="Cambria Math" w:eastAsiaTheme="majorEastAsia" w:hAnsi="Cambria Math" w:cstheme="majorBidi"/>
+                    </w:rPr>
+                    <m:t>A</m:t>
                   </m:r>
                 </m:e>
               </m:d>
@@ -10341,7 +10704,13 @@
             <w:rPr>
               <w:rFonts w:ascii="Cambria Math" w:eastAsiaTheme="majorEastAsia" w:hAnsi="Cambria Math" w:cstheme="majorBidi"/>
             </w:rPr>
-            <m:t>∙ 0.15</m:t>
+            <m:t>∙</m:t>
+          </m:r>
+          <m:r>
+            <w:rPr>
+              <w:rFonts w:ascii="Cambria Math" w:eastAsiaTheme="majorEastAsia" w:hAnsi="Cambria Math" w:cstheme="majorBidi"/>
+            </w:rPr>
+            <m:t xml:space="preserve"> 0.15</m:t>
           </m:r>
           <m:r>
             <m:rPr>
@@ -10356,7 +10725,13 @@
             <w:rPr>
               <w:rFonts w:ascii="Cambria Math" w:eastAsiaTheme="majorEastAsia" w:hAnsi="Cambria Math" w:cstheme="majorBidi"/>
             </w:rPr>
-            <m:t>=0.6W</m:t>
+            <m:t>=0.6</m:t>
+          </m:r>
+          <m:r>
+            <w:rPr>
+              <w:rFonts w:ascii="Cambria Math" w:eastAsiaTheme="majorEastAsia" w:hAnsi="Cambria Math" w:cstheme="majorBidi"/>
+            </w:rPr>
+            <m:t>W</m:t>
           </m:r>
         </m:oMath>
       </m:oMathPara>
@@ -10443,7 +10818,49 @@
             <w:rPr>
               <w:rFonts w:ascii="Cambria Math" w:eastAsiaTheme="majorEastAsia" w:hAnsi="Cambria Math" w:cstheme="majorBidi"/>
             </w:rPr>
-            <m:t>-1W (Valore comercial)</m:t>
+            <m:t>-</m:t>
+          </m:r>
+          <m:r>
+            <w:rPr>
+              <w:rFonts w:ascii="Cambria Math" w:eastAsiaTheme="majorEastAsia" w:hAnsi="Cambria Math" w:cstheme="majorBidi"/>
+            </w:rPr>
+            <m:t>1</m:t>
+          </m:r>
+          <m:r>
+            <w:rPr>
+              <w:rFonts w:ascii="Cambria Math" w:eastAsiaTheme="majorEastAsia" w:hAnsi="Cambria Math" w:cstheme="majorBidi"/>
+            </w:rPr>
+            <m:t>W</m:t>
+          </m:r>
+          <m:r>
+            <w:rPr>
+              <w:rFonts w:ascii="Cambria Math" w:eastAsiaTheme="majorEastAsia" w:hAnsi="Cambria Math" w:cstheme="majorBidi"/>
+            </w:rPr>
+            <m:t xml:space="preserve"> (</m:t>
+          </m:r>
+          <m:r>
+            <w:rPr>
+              <w:rFonts w:ascii="Cambria Math" w:eastAsiaTheme="majorEastAsia" w:hAnsi="Cambria Math" w:cstheme="majorBidi"/>
+            </w:rPr>
+            <m:t>Valore</m:t>
+          </m:r>
+          <m:r>
+            <w:rPr>
+              <w:rFonts w:ascii="Cambria Math" w:eastAsiaTheme="majorEastAsia" w:hAnsi="Cambria Math" w:cstheme="majorBidi"/>
+            </w:rPr>
+            <m:t xml:space="preserve"> </m:t>
+          </m:r>
+          <m:r>
+            <w:rPr>
+              <w:rFonts w:ascii="Cambria Math" w:eastAsiaTheme="majorEastAsia" w:hAnsi="Cambria Math" w:cstheme="majorBidi"/>
+            </w:rPr>
+            <m:t>comercial</m:t>
+          </m:r>
+          <m:r>
+            <w:rPr>
+              <w:rFonts w:ascii="Cambria Math" w:eastAsiaTheme="majorEastAsia" w:hAnsi="Cambria Math" w:cstheme="majorBidi"/>
+            </w:rPr>
+            <m:t>)</m:t>
           </m:r>
         </m:oMath>
       </m:oMathPara>
@@ -10556,7 +10973,19 @@
                 <w:rPr>
                   <w:rFonts w:ascii="Cambria Math" w:eastAsiaTheme="majorEastAsia" w:hAnsi="Cambria Math" w:cstheme="majorBidi"/>
                 </w:rPr>
-                <m:t>mín</m:t>
+                <m:t>m</m:t>
+              </m:r>
+              <m:r>
+                <w:rPr>
+                  <w:rFonts w:ascii="Cambria Math" w:eastAsiaTheme="majorEastAsia" w:hAnsi="Cambria Math" w:cstheme="majorBidi"/>
+                </w:rPr>
+                <m:t>í</m:t>
+              </m:r>
+              <m:r>
+                <w:rPr>
+                  <w:rFonts w:ascii="Cambria Math" w:eastAsiaTheme="majorEastAsia" w:hAnsi="Cambria Math" w:cstheme="majorBidi"/>
+                </w:rPr>
+                <m:t>n</m:t>
               </m:r>
             </m:sub>
           </m:sSub>
@@ -10779,7 +11208,49 @@
                     <w:rPr>
                       <w:rFonts w:ascii="Cambria Math" w:eastAsiaTheme="majorEastAsia" w:hAnsi="Cambria Math" w:cstheme="majorBidi"/>
                     </w:rPr>
-                    <m:t>12V-1V-5V</m:t>
+                    <m:t>12</m:t>
+                  </m:r>
+                  <m:r>
+                    <w:rPr>
+                      <w:rFonts w:ascii="Cambria Math" w:eastAsiaTheme="majorEastAsia" w:hAnsi="Cambria Math" w:cstheme="majorBidi"/>
+                    </w:rPr>
+                    <m:t>V</m:t>
+                  </m:r>
+                  <m:r>
+                    <w:rPr>
+                      <w:rFonts w:ascii="Cambria Math" w:eastAsiaTheme="majorEastAsia" w:hAnsi="Cambria Math" w:cstheme="majorBidi"/>
+                    </w:rPr>
+                    <m:t>-</m:t>
+                  </m:r>
+                  <m:r>
+                    <w:rPr>
+                      <w:rFonts w:ascii="Cambria Math" w:eastAsiaTheme="majorEastAsia" w:hAnsi="Cambria Math" w:cstheme="majorBidi"/>
+                    </w:rPr>
+                    <m:t>1</m:t>
+                  </m:r>
+                  <m:r>
+                    <w:rPr>
+                      <w:rFonts w:ascii="Cambria Math" w:eastAsiaTheme="majorEastAsia" w:hAnsi="Cambria Math" w:cstheme="majorBidi"/>
+                    </w:rPr>
+                    <m:t>V</m:t>
+                  </m:r>
+                  <m:r>
+                    <w:rPr>
+                      <w:rFonts w:ascii="Cambria Math" w:eastAsiaTheme="majorEastAsia" w:hAnsi="Cambria Math" w:cstheme="majorBidi"/>
+                    </w:rPr>
+                    <m:t>-</m:t>
+                  </m:r>
+                  <m:r>
+                    <w:rPr>
+                      <w:rFonts w:ascii="Cambria Math" w:eastAsiaTheme="majorEastAsia" w:hAnsi="Cambria Math" w:cstheme="majorBidi"/>
+                    </w:rPr>
+                    <m:t>5</m:t>
+                  </m:r>
+                  <m:r>
+                    <w:rPr>
+                      <w:rFonts w:ascii="Cambria Math" w:eastAsiaTheme="majorEastAsia" w:hAnsi="Cambria Math" w:cstheme="majorBidi"/>
+                    </w:rPr>
+                    <m:t>V</m:t>
                   </m:r>
                 </m:num>
                 <m:den>
@@ -10787,7 +11258,13 @@
                     <w:rPr>
                       <w:rFonts w:ascii="Cambria Math" w:eastAsiaTheme="majorEastAsia" w:hAnsi="Cambria Math" w:cstheme="majorBidi"/>
                     </w:rPr>
-                    <m:t>2A</m:t>
+                    <m:t>2</m:t>
+                  </m:r>
+                  <m:r>
+                    <w:rPr>
+                      <w:rFonts w:ascii="Cambria Math" w:eastAsiaTheme="majorEastAsia" w:hAnsi="Cambria Math" w:cstheme="majorBidi"/>
+                    </w:rPr>
+                    <m:t>A</m:t>
                   </m:r>
                 </m:den>
               </m:f>
@@ -10797,7 +11274,25 @@
             <w:rPr>
               <w:rFonts w:ascii="Cambria Math" w:eastAsiaTheme="majorEastAsia" w:hAnsi="Cambria Math" w:cstheme="majorBidi"/>
             </w:rPr>
-            <m:t>×11.96μs=35.88μH</m:t>
+            <m:t>×11.96</m:t>
+          </m:r>
+          <m:r>
+            <w:rPr>
+              <w:rFonts w:ascii="Cambria Math" w:eastAsiaTheme="majorEastAsia" w:hAnsi="Cambria Math" w:cstheme="majorBidi"/>
+            </w:rPr>
+            <m:t>μs</m:t>
+          </m:r>
+          <m:r>
+            <w:rPr>
+              <w:rFonts w:ascii="Cambria Math" w:eastAsiaTheme="majorEastAsia" w:hAnsi="Cambria Math" w:cstheme="majorBidi"/>
+            </w:rPr>
+            <m:t>=35.88</m:t>
+          </m:r>
+          <m:r>
+            <w:rPr>
+              <w:rFonts w:ascii="Cambria Math" w:eastAsiaTheme="majorEastAsia" w:hAnsi="Cambria Math" w:cstheme="majorBidi"/>
+            </w:rPr>
+            <m:t>μH</m:t>
           </m:r>
         </m:oMath>
       </m:oMathPara>
@@ -10979,7 +11474,19 @@
                     <w:rPr>
                       <w:rFonts w:ascii="Cambria Math" w:eastAsiaTheme="majorEastAsia" w:hAnsi="Cambria Math" w:cstheme="majorBidi"/>
                     </w:rPr>
-                    <m:t>máx</m:t>
+                    <m:t>m</m:t>
+                  </m:r>
+                  <m:r>
+                    <w:rPr>
+                      <w:rFonts w:ascii="Cambria Math" w:eastAsiaTheme="majorEastAsia" w:hAnsi="Cambria Math" w:cstheme="majorBidi"/>
+                    </w:rPr>
+                    <m:t>á</m:t>
+                  </m:r>
+                  <m:r>
+                    <w:rPr>
+                      <w:rFonts w:ascii="Cambria Math" w:eastAsiaTheme="majorEastAsia" w:hAnsi="Cambria Math" w:cstheme="majorBidi"/>
+                    </w:rPr>
+                    <m:t>x</m:t>
                   </m:r>
                 </m:e>
               </m:d>
@@ -10989,7 +11496,13 @@
             <w:rPr>
               <w:rFonts w:ascii="Cambria Math" w:eastAsiaTheme="majorEastAsia" w:hAnsi="Cambria Math" w:cstheme="majorBidi"/>
             </w:rPr>
-            <m:t>=1A</m:t>
+            <m:t>=1</m:t>
+          </m:r>
+          <m:r>
+            <w:rPr>
+              <w:rFonts w:ascii="Cambria Math" w:eastAsiaTheme="majorEastAsia" w:hAnsi="Cambria Math" w:cstheme="majorBidi"/>
+            </w:rPr>
+            <m:t>A</m:t>
           </m:r>
         </m:oMath>
       </m:oMathPara>
@@ -11315,7 +11828,19 @@
                     <w:rPr>
                       <w:rFonts w:ascii="Cambria Math" w:eastAsiaTheme="majorEastAsia" w:hAnsi="Cambria Math" w:cstheme="majorBidi"/>
                     </w:rPr>
-                    <m:t>máx</m:t>
+                    <m:t>m</m:t>
+                  </m:r>
+                  <m:r>
+                    <w:rPr>
+                      <w:rFonts w:ascii="Cambria Math" w:eastAsiaTheme="majorEastAsia" w:hAnsi="Cambria Math" w:cstheme="majorBidi"/>
+                    </w:rPr>
+                    <m:t>á</m:t>
+                  </m:r>
+                  <m:r>
+                    <w:rPr>
+                      <w:rFonts w:ascii="Cambria Math" w:eastAsiaTheme="majorEastAsia" w:hAnsi="Cambria Math" w:cstheme="majorBidi"/>
+                    </w:rPr>
+                    <m:t>x</m:t>
                   </m:r>
                 </m:e>
               </m:d>
@@ -11442,7 +11967,19 @@
             <w:rPr>
               <w:rFonts w:ascii="Cambria Math" w:eastAsiaTheme="majorEastAsia" w:hAnsi="Cambria Math" w:cstheme="majorBidi"/>
             </w:rPr>
-            <m:t>=1A+</m:t>
+            <m:t>=1</m:t>
+          </m:r>
+          <m:r>
+            <w:rPr>
+              <w:rFonts w:ascii="Cambria Math" w:eastAsiaTheme="majorEastAsia" w:hAnsi="Cambria Math" w:cstheme="majorBidi"/>
+            </w:rPr>
+            <m:t>A</m:t>
+          </m:r>
+          <m:r>
+            <w:rPr>
+              <w:rFonts w:ascii="Cambria Math" w:eastAsiaTheme="majorEastAsia" w:hAnsi="Cambria Math" w:cstheme="majorBidi"/>
+            </w:rPr>
+            <m:t>+</m:t>
           </m:r>
           <m:f>
             <m:fPr>
@@ -11459,7 +11996,13 @@
                 <w:rPr>
                   <w:rFonts w:ascii="Cambria Math" w:eastAsiaTheme="majorEastAsia" w:hAnsi="Cambria Math" w:cstheme="majorBidi"/>
                 </w:rPr>
-                <m:t>1.53A</m:t>
+                <m:t>1.53</m:t>
+              </m:r>
+              <m:r>
+                <w:rPr>
+                  <w:rFonts w:ascii="Cambria Math" w:eastAsiaTheme="majorEastAsia" w:hAnsi="Cambria Math" w:cstheme="majorBidi"/>
+                </w:rPr>
+                <m:t>A</m:t>
               </m:r>
             </m:num>
             <m:den>
@@ -11475,7 +12018,13 @@
             <w:rPr>
               <w:rFonts w:ascii="Cambria Math" w:eastAsiaTheme="majorEastAsia" w:hAnsi="Cambria Math" w:cstheme="majorBidi"/>
             </w:rPr>
-            <m:t>=1.765 A</m:t>
+            <m:t xml:space="preserve">=1.765 </m:t>
+          </m:r>
+          <m:r>
+            <w:rPr>
+              <w:rFonts w:ascii="Cambria Math" w:eastAsiaTheme="majorEastAsia" w:hAnsi="Cambria Math" w:cstheme="majorBidi"/>
+            </w:rPr>
+            <m:t>A</m:t>
           </m:r>
         </m:oMath>
       </m:oMathPara>
@@ -11847,7 +12396,25 @@
                 <w:rPr>
                   <w:rFonts w:ascii="Cambria Math" w:eastAsiaTheme="majorEastAsia" w:hAnsi="Cambria Math" w:cstheme="majorBidi"/>
                 </w:rPr>
-                <m:t>2A×25μs</m:t>
+                <m:t>2</m:t>
+              </m:r>
+              <m:r>
+                <w:rPr>
+                  <w:rFonts w:ascii="Cambria Math" w:eastAsiaTheme="majorEastAsia" w:hAnsi="Cambria Math" w:cstheme="majorBidi"/>
+                </w:rPr>
+                <m:t>A</m:t>
+              </m:r>
+              <m:r>
+                <w:rPr>
+                  <w:rFonts w:ascii="Cambria Math" w:eastAsiaTheme="majorEastAsia" w:hAnsi="Cambria Math" w:cstheme="majorBidi"/>
+                </w:rPr>
+                <m:t>×25</m:t>
+              </m:r>
+              <m:r>
+                <w:rPr>
+                  <w:rFonts w:ascii="Cambria Math" w:eastAsiaTheme="majorEastAsia" w:hAnsi="Cambria Math" w:cstheme="majorBidi"/>
+                </w:rPr>
+                <m:t>μs</m:t>
               </m:r>
             </m:num>
             <m:den>
@@ -11855,7 +12422,13 @@
                 <w:rPr>
                   <w:rFonts w:ascii="Cambria Math" w:eastAsiaTheme="majorEastAsia" w:hAnsi="Cambria Math" w:cstheme="majorBidi"/>
                 </w:rPr>
-                <m:t>8×0.025V</m:t>
+                <m:t>8×0.025</m:t>
+              </m:r>
+              <m:r>
+                <w:rPr>
+                  <w:rFonts w:ascii="Cambria Math" w:eastAsiaTheme="majorEastAsia" w:hAnsi="Cambria Math" w:cstheme="majorBidi"/>
+                </w:rPr>
+                <m:t>V</m:t>
               </m:r>
             </m:den>
           </m:f>
@@ -11863,7 +12436,13 @@
             <w:rPr>
               <w:rFonts w:ascii="Cambria Math" w:eastAsiaTheme="majorEastAsia" w:hAnsi="Cambria Math" w:cstheme="majorBidi"/>
             </w:rPr>
-            <m:t>=250μF</m:t>
+            <m:t>=250</m:t>
+          </m:r>
+          <m:r>
+            <w:rPr>
+              <w:rFonts w:ascii="Cambria Math" w:eastAsiaTheme="majorEastAsia" w:hAnsi="Cambria Math" w:cstheme="majorBidi"/>
+            </w:rPr>
+            <m:t>μF</m:t>
           </m:r>
         </m:oMath>
       </m:oMathPara>
@@ -11908,7 +12487,67 @@
             <w:rPr>
               <w:rFonts w:ascii="Cambria Math" w:eastAsiaTheme="majorEastAsia" w:hAnsi="Cambria Math" w:cstheme="majorBidi"/>
             </w:rPr>
-            <m:t>=220uF+33μF (Valores comreciales seleccionados)</m:t>
+            <m:t>=220</m:t>
+          </m:r>
+          <m:r>
+            <w:rPr>
+              <w:rFonts w:ascii="Cambria Math" w:eastAsiaTheme="majorEastAsia" w:hAnsi="Cambria Math" w:cstheme="majorBidi"/>
+            </w:rPr>
+            <m:t>uF</m:t>
+          </m:r>
+          <m:r>
+            <w:rPr>
+              <w:rFonts w:ascii="Cambria Math" w:eastAsiaTheme="majorEastAsia" w:hAnsi="Cambria Math" w:cstheme="majorBidi"/>
+            </w:rPr>
+            <m:t>+33</m:t>
+          </m:r>
+          <m:r>
+            <w:rPr>
+              <w:rFonts w:ascii="Cambria Math" w:eastAsiaTheme="majorEastAsia" w:hAnsi="Cambria Math" w:cstheme="majorBidi"/>
+            </w:rPr>
+            <m:t>μF</m:t>
+          </m:r>
+          <m:r>
+            <w:rPr>
+              <w:rFonts w:ascii="Cambria Math" w:eastAsiaTheme="majorEastAsia" w:hAnsi="Cambria Math" w:cstheme="majorBidi"/>
+            </w:rPr>
+            <m:t xml:space="preserve"> (</m:t>
+          </m:r>
+          <m:r>
+            <w:rPr>
+              <w:rFonts w:ascii="Cambria Math" w:eastAsiaTheme="majorEastAsia" w:hAnsi="Cambria Math" w:cstheme="majorBidi"/>
+            </w:rPr>
+            <m:t>Valores</m:t>
+          </m:r>
+          <m:r>
+            <w:rPr>
+              <w:rFonts w:ascii="Cambria Math" w:eastAsiaTheme="majorEastAsia" w:hAnsi="Cambria Math" w:cstheme="majorBidi"/>
+            </w:rPr>
+            <m:t xml:space="preserve"> </m:t>
+          </m:r>
+          <m:r>
+            <w:rPr>
+              <w:rFonts w:ascii="Cambria Math" w:eastAsiaTheme="majorEastAsia" w:hAnsi="Cambria Math" w:cstheme="majorBidi"/>
+            </w:rPr>
+            <m:t>comreciales</m:t>
+          </m:r>
+          <m:r>
+            <w:rPr>
+              <w:rFonts w:ascii="Cambria Math" w:eastAsiaTheme="majorEastAsia" w:hAnsi="Cambria Math" w:cstheme="majorBidi"/>
+            </w:rPr>
+            <m:t xml:space="preserve"> </m:t>
+          </m:r>
+          <m:r>
+            <w:rPr>
+              <w:rFonts w:ascii="Cambria Math" w:eastAsiaTheme="majorEastAsia" w:hAnsi="Cambria Math" w:cstheme="majorBidi"/>
+            </w:rPr>
+            <m:t>seleccionados</m:t>
+          </m:r>
+          <m:r>
+            <w:rPr>
+              <w:rFonts w:ascii="Cambria Math" w:eastAsiaTheme="majorEastAsia" w:hAnsi="Cambria Math" w:cstheme="majorBidi"/>
+            </w:rPr>
+            <m:t>)</m:t>
           </m:r>
         </m:oMath>
       </m:oMathPara>
@@ -12157,7 +12796,13 @@
             <w:rPr>
               <w:rFonts w:ascii="Cambria Math" w:eastAsiaTheme="majorEastAsia" w:hAnsi="Cambria Math" w:cstheme="majorBidi"/>
             </w:rPr>
-            <m:t>=5V</m:t>
+            <m:t>=5</m:t>
+          </m:r>
+          <m:r>
+            <w:rPr>
+              <w:rFonts w:ascii="Cambria Math" w:eastAsiaTheme="majorEastAsia" w:hAnsi="Cambria Math" w:cstheme="majorBidi"/>
+            </w:rPr>
+            <m:t>V</m:t>
           </m:r>
         </m:oMath>
       </m:oMathPara>
@@ -12337,7 +12982,13 @@
             <w:rPr>
               <w:rFonts w:ascii="Cambria Math" w:eastAsiaTheme="majorEastAsia" w:hAnsi="Cambria Math" w:cstheme="majorBidi"/>
             </w:rPr>
-            <m:t>-1=</m:t>
+            <m:t>-</m:t>
+          </m:r>
+          <m:r>
+            <w:rPr>
+              <w:rFonts w:ascii="Cambria Math" w:eastAsiaTheme="majorEastAsia" w:hAnsi="Cambria Math" w:cstheme="majorBidi"/>
+            </w:rPr>
+            <m:t>1=</m:t>
           </m:r>
           <m:f>
             <m:fPr>
@@ -12354,7 +13005,13 @@
                 <w:rPr>
                   <w:rFonts w:ascii="Cambria Math" w:eastAsiaTheme="majorEastAsia" w:hAnsi="Cambria Math" w:cstheme="majorBidi"/>
                 </w:rPr>
-                <m:t>5V</m:t>
+                <m:t>5</m:t>
+              </m:r>
+              <m:r>
+                <w:rPr>
+                  <w:rFonts w:ascii="Cambria Math" w:eastAsiaTheme="majorEastAsia" w:hAnsi="Cambria Math" w:cstheme="majorBidi"/>
+                </w:rPr>
+                <m:t>V</m:t>
               </m:r>
             </m:num>
             <m:den>
@@ -12362,7 +13019,13 @@
                 <w:rPr>
                   <w:rFonts w:ascii="Cambria Math" w:eastAsiaTheme="majorEastAsia" w:hAnsi="Cambria Math" w:cstheme="majorBidi"/>
                 </w:rPr>
-                <m:t>1.25V</m:t>
+                <m:t>1.25</m:t>
+              </m:r>
+              <m:r>
+                <w:rPr>
+                  <w:rFonts w:ascii="Cambria Math" w:eastAsiaTheme="majorEastAsia" w:hAnsi="Cambria Math" w:cstheme="majorBidi"/>
+                </w:rPr>
+                <m:t>V</m:t>
               </m:r>
             </m:den>
           </m:f>
@@ -12370,7 +13033,13 @@
             <w:rPr>
               <w:rFonts w:ascii="Cambria Math" w:eastAsiaTheme="majorEastAsia" w:hAnsi="Cambria Math" w:cstheme="majorBidi"/>
             </w:rPr>
-            <m:t>-1=3</m:t>
+            <m:t>-</m:t>
+          </m:r>
+          <m:r>
+            <w:rPr>
+              <w:rFonts w:ascii="Cambria Math" w:eastAsiaTheme="majorEastAsia" w:hAnsi="Cambria Math" w:cstheme="majorBidi"/>
+            </w:rPr>
+            <m:t>1=3</m:t>
           </m:r>
         </m:oMath>
       </m:oMathPara>
@@ -12433,7 +13102,13 @@
             <w:rPr>
               <w:rFonts w:ascii="Cambria Math" w:eastAsiaTheme="majorEastAsia" w:hAnsi="Cambria Math" w:cstheme="majorBidi"/>
             </w:rPr>
-            <m:t>=11K</m:t>
+            <m:t>=11</m:t>
+          </m:r>
+          <m:r>
+            <w:rPr>
+              <w:rFonts w:ascii="Cambria Math" w:eastAsiaTheme="majorEastAsia" w:hAnsi="Cambria Math" w:cstheme="majorBidi"/>
+            </w:rPr>
+            <m:t>K</m:t>
           </m:r>
           <m:r>
             <m:rPr>
@@ -12481,7 +13156,13 @@
             <w:rPr>
               <w:rFonts w:ascii="Cambria Math" w:eastAsiaTheme="majorEastAsia" w:hAnsi="Cambria Math" w:cstheme="majorBidi"/>
             </w:rPr>
-            <m:t>=33K</m:t>
+            <m:t>=33</m:t>
+          </m:r>
+          <m:r>
+            <w:rPr>
+              <w:rFonts w:ascii="Cambria Math" w:eastAsiaTheme="majorEastAsia" w:hAnsi="Cambria Math" w:cstheme="majorBidi"/>
+            </w:rPr>
+            <m:t>K</m:t>
           </m:r>
           <m:r>
             <m:rPr>
@@ -14309,7 +14990,13 @@
         <w:t>:</w:t>
       </w:r>
       <w:r>
-        <w:t xml:space="preserve"> Esquemático realizada en </w:t>
+        <w:t xml:space="preserve"> Esquemático realizad</w:t>
+      </w:r>
+      <w:r>
+        <w:t>o</w:t>
+      </w:r>
+      <w:r>
+        <w:t xml:space="preserve"> en </w:t>
       </w:r>
       <w:r>
         <w:t>K</w:t>
@@ -14416,7 +15103,13 @@
         <w:t>:</w:t>
       </w:r>
       <w:r>
-        <w:t xml:space="preserve"> PCB realizada en KiCad</w:t>
+        <w:t xml:space="preserve"> PCB realizad</w:t>
+      </w:r>
+      <w:r>
+        <w:t>o</w:t>
+      </w:r>
+      <w:r>
+        <w:t xml:space="preserve"> en KiCad</w:t>
       </w:r>
     </w:p>
     <w:p>

--- a/Proyecto 1C/Informe.docx
+++ b/Proyecto 1C/Informe.docx
@@ -3664,11 +3664,29 @@
         <w:t>impulsaron</w:t>
       </w:r>
       <w:r>
-        <w:t xml:space="preserve"> el uso generalizado de las fuentes de alimentación conmutadas (Switch Mode </w:t>
-      </w:r>
-      <w:r>
-        <w:t>Power Supplies</w:t>
-      </w:r>
+        <w:t xml:space="preserve"> el uso generalizado de las fuentes de alimentación conmutadas (Switch </w:t>
+      </w:r>
+      <w:proofErr w:type="spellStart"/>
+      <w:r>
+        <w:t>Mode</w:t>
+      </w:r>
+      <w:proofErr w:type="spellEnd"/>
+      <w:r>
+        <w:t xml:space="preserve"> </w:t>
+      </w:r>
+      <w:proofErr w:type="spellStart"/>
+      <w:r>
+        <w:t>Power</w:t>
+      </w:r>
+      <w:proofErr w:type="spellEnd"/>
+      <w:r>
+        <w:t xml:space="preserve"> </w:t>
+      </w:r>
+      <w:proofErr w:type="spellStart"/>
+      <w:r>
+        <w:t>Supplies</w:t>
+      </w:r>
+      <w:proofErr w:type="spellEnd"/>
       <w:r>
         <w:t xml:space="preserve">) </w:t>
       </w:r>
@@ -3760,8 +3778,13 @@
       <w:r>
         <w:t xml:space="preserve">como los convertidores </w:t>
       </w:r>
-      <w:r>
-        <w:t xml:space="preserve">Flyback </w:t>
+      <w:proofErr w:type="spellStart"/>
+      <w:r>
+        <w:t>Flyback</w:t>
+      </w:r>
+      <w:proofErr w:type="spellEnd"/>
+      <w:r>
+        <w:t xml:space="preserve"> </w:t>
       </w:r>
       <w:r>
         <w:t xml:space="preserve">y </w:t>
@@ -4461,23 +4484,7 @@
               <w:sz w:val="32"/>
               <w:szCs w:val="32"/>
             </w:rPr>
-            <m:t>=</m:t>
-          </m:r>
-          <m:r>
-            <w:rPr>
-              <w:rFonts w:ascii="Cambria Math" w:hAnsi="Cambria Math"/>
-              <w:sz w:val="32"/>
-              <w:szCs w:val="32"/>
-            </w:rPr>
-            <m:t>D</m:t>
-          </m:r>
-          <m:r>
-            <w:rPr>
-              <w:rFonts w:ascii="Cambria Math" w:hAnsi="Cambria Math"/>
-              <w:sz w:val="32"/>
-              <w:szCs w:val="32"/>
-            </w:rPr>
-            <m:t>∙</m:t>
+            <m:t>=D∙</m:t>
           </m:r>
           <m:sSub>
             <m:sSubPr>
@@ -6892,23 +6899,7 @@
                     <w:sz w:val="24"/>
                     <w:szCs w:val="24"/>
                   </w:rPr>
-                  <m:t>=</m:t>
-                </m:r>
-                <m:r>
-                  <w:rPr>
-                    <w:rFonts w:ascii="Cambria Math" w:hAnsi="Cambria Math"/>
-                    <w:sz w:val="24"/>
-                    <w:szCs w:val="24"/>
-                  </w:rPr>
-                  <m:t>T</m:t>
-                </m:r>
-                <m:r>
-                  <w:rPr>
-                    <w:rFonts w:ascii="Cambria Math" w:hAnsi="Cambria Math"/>
-                    <w:sz w:val="24"/>
-                    <w:szCs w:val="24"/>
-                  </w:rPr>
-                  <m:t>-</m:t>
+                  <m:t>=T-</m:t>
                 </m:r>
                 <m:sSub>
                   <m:sSubPr>
@@ -7054,15 +7045,7 @@
                         <w:sz w:val="24"/>
                         <w:szCs w:val="24"/>
                       </w:rPr>
-                      <m:t>-</m:t>
-                    </m:r>
-                    <m:r>
-                      <w:rPr>
-                        <w:rFonts w:ascii="Cambria Math" w:hAnsi="Cambria Math"/>
-                        <w:sz w:val="24"/>
-                        <w:szCs w:val="24"/>
-                      </w:rPr>
-                      <m:t>5</m:t>
+                      <m:t>-5</m:t>
                     </m:r>
                   </m:sup>
                 </m:sSup>
@@ -7201,15 +7184,7 @@
                             <w:sz w:val="24"/>
                             <w:szCs w:val="24"/>
                           </w:rPr>
-                          <m:t>switc</m:t>
-                        </m:r>
-                        <m:r>
-                          <w:rPr>
-                            <w:rFonts w:ascii="Cambria Math" w:hAnsi="Cambria Math"/>
-                            <w:sz w:val="24"/>
-                            <w:szCs w:val="24"/>
-                          </w:rPr>
-                          <m:t>h</m:t>
+                          <m:t>switch</m:t>
                         </m:r>
                       </m:e>
                     </m:d>
@@ -7271,23 +7246,7 @@
                             <w:sz w:val="24"/>
                             <w:szCs w:val="24"/>
                           </w:rPr>
-                          <m:t>m</m:t>
-                        </m:r>
-                        <m:r>
-                          <w:rPr>
-                            <w:rFonts w:ascii="Cambria Math" w:hAnsi="Cambria Math"/>
-                            <w:sz w:val="24"/>
-                            <w:szCs w:val="24"/>
-                          </w:rPr>
-                          <m:t>á</m:t>
-                        </m:r>
-                        <m:r>
-                          <w:rPr>
-                            <w:rFonts w:ascii="Cambria Math" w:hAnsi="Cambria Math"/>
-                            <w:sz w:val="24"/>
-                            <w:szCs w:val="24"/>
-                          </w:rPr>
-                          <m:t>x</m:t>
+                          <m:t>máx</m:t>
                         </m:r>
                       </m:e>
                     </m:d>
@@ -7447,15 +7406,7 @@
                                 <w:sz w:val="24"/>
                                 <w:szCs w:val="24"/>
                               </w:rPr>
-                              <m:t>switc</m:t>
-                            </m:r>
-                            <m:r>
-                              <w:rPr>
-                                <w:rFonts w:ascii="Cambria Math" w:hAnsi="Cambria Math"/>
-                                <w:sz w:val="24"/>
-                                <w:szCs w:val="24"/>
-                              </w:rPr>
-                              <m:t>h</m:t>
+                              <m:t>switch</m:t>
                             </m:r>
                           </m:e>
                         </m:d>
@@ -7537,23 +7488,7 @@
                         <w:sz w:val="24"/>
                         <w:szCs w:val="24"/>
                       </w:rPr>
-                      <m:t>m</m:t>
-                    </m:r>
-                    <m:r>
-                      <w:rPr>
-                        <w:rFonts w:ascii="Cambria Math" w:hAnsi="Cambria Math"/>
-                        <w:sz w:val="24"/>
-                        <w:szCs w:val="24"/>
-                      </w:rPr>
-                      <m:t>í</m:t>
-                    </m:r>
-                    <m:r>
-                      <w:rPr>
-                        <w:rFonts w:ascii="Cambria Math" w:hAnsi="Cambria Math"/>
-                        <w:sz w:val="24"/>
-                        <w:szCs w:val="24"/>
-                      </w:rPr>
-                      <m:t>n</m:t>
+                      <m:t>mín</m:t>
                     </m:r>
                   </m:sub>
                 </m:sSub>
@@ -7751,15 +7686,7 @@
                                     <w:sz w:val="24"/>
                                     <w:szCs w:val="24"/>
                                   </w:rPr>
-                                  <m:t>switc</m:t>
-                                </m:r>
-                                <m:r>
-                                  <w:rPr>
-                                    <w:rFonts w:ascii="Cambria Math" w:hAnsi="Cambria Math"/>
-                                    <w:sz w:val="24"/>
-                                    <w:szCs w:val="24"/>
-                                  </w:rPr>
-                                  <m:t>h</m:t>
+                                  <m:t>switch</m:t>
                                 </m:r>
                               </m:e>
                             </m:d>
@@ -7953,15 +7880,7 @@
                                 <w:sz w:val="24"/>
                                 <w:szCs w:val="24"/>
                               </w:rPr>
-                              <m:t>switc</m:t>
-                            </m:r>
-                            <m:r>
-                              <w:rPr>
-                                <w:rFonts w:ascii="Cambria Math" w:hAnsi="Cambria Math"/>
-                                <w:sz w:val="24"/>
-                                <w:szCs w:val="24"/>
-                              </w:rPr>
-                              <m:t>h</m:t>
+                              <m:t>switch</m:t>
                             </m:r>
                           </m:e>
                         </m:d>
@@ -8743,25 +8662,7 @@
                 <w:rPr>
                   <w:rFonts w:ascii="Cambria Math" w:eastAsiaTheme="majorEastAsia" w:hAnsi="Cambria Math" w:cstheme="majorBidi"/>
                 </w:rPr>
-                <m:t>5</m:t>
-              </m:r>
-              <m:r>
-                <w:rPr>
-                  <w:rFonts w:ascii="Cambria Math" w:eastAsiaTheme="majorEastAsia" w:hAnsi="Cambria Math" w:cstheme="majorBidi"/>
-                </w:rPr>
-                <m:t>V</m:t>
-              </m:r>
-              <m:r>
-                <w:rPr>
-                  <w:rFonts w:ascii="Cambria Math" w:eastAsiaTheme="majorEastAsia" w:hAnsi="Cambria Math" w:cstheme="majorBidi"/>
-                </w:rPr>
-                <m:t>+0.5</m:t>
-              </m:r>
-              <m:r>
-                <w:rPr>
-                  <w:rFonts w:ascii="Cambria Math" w:eastAsiaTheme="majorEastAsia" w:hAnsi="Cambria Math" w:cstheme="majorBidi"/>
-                </w:rPr>
-                <m:t>V</m:t>
+                <m:t>5V+0.5V</m:t>
               </m:r>
             </m:num>
             <m:den>
@@ -8769,49 +8670,7 @@
                 <w:rPr>
                   <w:rFonts w:ascii="Cambria Math" w:eastAsiaTheme="majorEastAsia" w:hAnsi="Cambria Math" w:cstheme="majorBidi"/>
                 </w:rPr>
-                <m:t>12</m:t>
-              </m:r>
-              <m:r>
-                <w:rPr>
-                  <w:rFonts w:ascii="Cambria Math" w:eastAsiaTheme="majorEastAsia" w:hAnsi="Cambria Math" w:cstheme="majorBidi"/>
-                </w:rPr>
-                <m:t>V</m:t>
-              </m:r>
-              <m:r>
-                <w:rPr>
-                  <w:rFonts w:ascii="Cambria Math" w:eastAsiaTheme="majorEastAsia" w:hAnsi="Cambria Math" w:cstheme="majorBidi"/>
-                </w:rPr>
-                <m:t>-</m:t>
-              </m:r>
-              <m:r>
-                <w:rPr>
-                  <w:rFonts w:ascii="Cambria Math" w:eastAsiaTheme="majorEastAsia" w:hAnsi="Cambria Math" w:cstheme="majorBidi"/>
-                </w:rPr>
-                <m:t>1</m:t>
-              </m:r>
-              <m:r>
-                <w:rPr>
-                  <w:rFonts w:ascii="Cambria Math" w:eastAsiaTheme="majorEastAsia" w:hAnsi="Cambria Math" w:cstheme="majorBidi"/>
-                </w:rPr>
-                <m:t>V</m:t>
-              </m:r>
-              <m:r>
-                <w:rPr>
-                  <w:rFonts w:ascii="Cambria Math" w:eastAsiaTheme="majorEastAsia" w:hAnsi="Cambria Math" w:cstheme="majorBidi"/>
-                </w:rPr>
-                <m:t>-</m:t>
-              </m:r>
-              <m:r>
-                <w:rPr>
-                  <w:rFonts w:ascii="Cambria Math" w:eastAsiaTheme="majorEastAsia" w:hAnsi="Cambria Math" w:cstheme="majorBidi"/>
-                </w:rPr>
-                <m:t>5</m:t>
-              </m:r>
-              <m:r>
-                <w:rPr>
-                  <w:rFonts w:ascii="Cambria Math" w:eastAsiaTheme="majorEastAsia" w:hAnsi="Cambria Math" w:cstheme="majorBidi"/>
-                </w:rPr>
-                <m:t>V</m:t>
+                <m:t>12V-1V-5V</m:t>
               </m:r>
             </m:den>
           </m:f>
@@ -9069,13 +8928,7 @@
                 <w:rPr>
                   <w:rFonts w:ascii="Cambria Math" w:eastAsiaTheme="majorEastAsia" w:hAnsi="Cambria Math" w:cstheme="majorBidi"/>
                 </w:rPr>
-                <m:t>25</m:t>
-              </m:r>
-              <m:r>
-                <w:rPr>
-                  <w:rFonts w:ascii="Cambria Math" w:eastAsiaTheme="majorEastAsia" w:hAnsi="Cambria Math" w:cstheme="majorBidi"/>
-                </w:rPr>
-                <m:t>μs</m:t>
+                <m:t>25μs</m:t>
               </m:r>
             </m:num>
             <m:den>
@@ -9091,13 +8944,7 @@
             <w:rPr>
               <w:rFonts w:ascii="Cambria Math" w:eastAsiaTheme="majorEastAsia" w:hAnsi="Cambria Math" w:cstheme="majorBidi"/>
             </w:rPr>
-            <m:t>=13.04</m:t>
-          </m:r>
-          <m:r>
-            <w:rPr>
-              <w:rFonts w:ascii="Cambria Math" w:eastAsiaTheme="majorEastAsia" w:hAnsi="Cambria Math" w:cstheme="majorBidi"/>
-            </w:rPr>
-            <m:t>μs</m:t>
+            <m:t>=13.04μs</m:t>
           </m:r>
         </m:oMath>
       </m:oMathPara>
@@ -9140,19 +8987,7 @@
             <w:rPr>
               <w:rFonts w:ascii="Cambria Math" w:eastAsiaTheme="majorEastAsia" w:hAnsi="Cambria Math" w:cstheme="majorBidi"/>
             </w:rPr>
-            <m:t>=</m:t>
-          </m:r>
-          <m:r>
-            <w:rPr>
-              <w:rFonts w:ascii="Cambria Math" w:eastAsiaTheme="majorEastAsia" w:hAnsi="Cambria Math" w:cstheme="majorBidi"/>
-            </w:rPr>
-            <m:t>T</m:t>
-          </m:r>
-          <m:r>
-            <w:rPr>
-              <w:rFonts w:ascii="Cambria Math" w:eastAsiaTheme="majorEastAsia" w:hAnsi="Cambria Math" w:cstheme="majorBidi"/>
-            </w:rPr>
-            <m:t>-</m:t>
+            <m:t>=T-</m:t>
           </m:r>
           <m:sSub>
             <m:sSubPr>
@@ -9184,43 +9019,7 @@
             <w:rPr>
               <w:rFonts w:ascii="Cambria Math" w:eastAsiaTheme="majorEastAsia" w:hAnsi="Cambria Math" w:cstheme="majorBidi"/>
             </w:rPr>
-            <m:t>=25</m:t>
-          </m:r>
-          <m:r>
-            <w:rPr>
-              <w:rFonts w:ascii="Cambria Math" w:eastAsiaTheme="majorEastAsia" w:hAnsi="Cambria Math" w:cstheme="majorBidi"/>
-            </w:rPr>
-            <m:t>μs</m:t>
-          </m:r>
-          <m:r>
-            <w:rPr>
-              <w:rFonts w:ascii="Cambria Math" w:eastAsiaTheme="majorEastAsia" w:hAnsi="Cambria Math" w:cstheme="majorBidi"/>
-            </w:rPr>
-            <m:t>-</m:t>
-          </m:r>
-          <m:r>
-            <w:rPr>
-              <w:rFonts w:ascii="Cambria Math" w:eastAsiaTheme="majorEastAsia" w:hAnsi="Cambria Math" w:cstheme="majorBidi"/>
-            </w:rPr>
-            <m:t>13.04</m:t>
-          </m:r>
-          <m:r>
-            <w:rPr>
-              <w:rFonts w:ascii="Cambria Math" w:eastAsiaTheme="majorEastAsia" w:hAnsi="Cambria Math" w:cstheme="majorBidi"/>
-            </w:rPr>
-            <m:t>μs</m:t>
-          </m:r>
-          <m:r>
-            <w:rPr>
-              <w:rFonts w:ascii="Cambria Math" w:eastAsiaTheme="majorEastAsia" w:hAnsi="Cambria Math" w:cstheme="majorBidi"/>
-            </w:rPr>
-            <m:t>= 11.96</m:t>
-          </m:r>
-          <m:r>
-            <w:rPr>
-              <w:rFonts w:ascii="Cambria Math" w:eastAsiaTheme="majorEastAsia" w:hAnsi="Cambria Math" w:cstheme="majorBidi"/>
-            </w:rPr>
-            <m:t>μs</m:t>
+            <m:t>=25μs-13.04μs= 11.96μs</m:t>
           </m:r>
         </m:oMath>
       </m:oMathPara>
@@ -9363,13 +9162,7 @@
                 <w:rPr>
                   <w:rFonts w:ascii="Cambria Math" w:eastAsiaTheme="majorEastAsia" w:hAnsi="Cambria Math" w:cstheme="majorBidi"/>
                 </w:rPr>
-                <m:t>-</m:t>
-              </m:r>
-              <m:r>
-                <w:rPr>
-                  <w:rFonts w:ascii="Cambria Math" w:eastAsiaTheme="majorEastAsia" w:hAnsi="Cambria Math" w:cstheme="majorBidi"/>
-                </w:rPr>
-                <m:t>5</m:t>
+                <m:t>-5</m:t>
               </m:r>
             </m:sup>
           </m:sSup>
@@ -9435,13 +9228,7 @@
                 <w:rPr>
                   <w:rFonts w:ascii="Cambria Math" w:eastAsiaTheme="majorEastAsia" w:hAnsi="Cambria Math" w:cstheme="majorBidi"/>
                 </w:rPr>
-                <m:t>-</m:t>
-              </m:r>
-              <m:r>
-                <w:rPr>
-                  <w:rFonts w:ascii="Cambria Math" w:eastAsiaTheme="majorEastAsia" w:hAnsi="Cambria Math" w:cstheme="majorBidi"/>
-                </w:rPr>
-                <m:t>5</m:t>
+                <m:t>-5</m:t>
               </m:r>
             </m:sup>
           </m:sSup>
@@ -9449,25 +9236,7 @@
             <w:rPr>
               <w:rFonts w:ascii="Cambria Math" w:eastAsiaTheme="majorEastAsia" w:hAnsi="Cambria Math" w:cstheme="majorBidi"/>
             </w:rPr>
-            <m:t>∙</m:t>
-          </m:r>
-          <m:r>
-            <w:rPr>
-              <w:rFonts w:ascii="Cambria Math" w:eastAsiaTheme="majorEastAsia" w:hAnsi="Cambria Math" w:cstheme="majorBidi"/>
-            </w:rPr>
-            <m:t xml:space="preserve"> 11.96</m:t>
-          </m:r>
-          <m:r>
-            <w:rPr>
-              <w:rFonts w:ascii="Cambria Math" w:eastAsiaTheme="majorEastAsia" w:hAnsi="Cambria Math" w:cstheme="majorBidi"/>
-            </w:rPr>
-            <m:t>μs</m:t>
-          </m:r>
-          <m:r>
-            <w:rPr>
-              <w:rFonts w:ascii="Cambria Math" w:eastAsiaTheme="majorEastAsia" w:hAnsi="Cambria Math" w:cstheme="majorBidi"/>
-            </w:rPr>
-            <m:t>=47.84×</m:t>
+            <m:t>∙ 11.96μs=47.84×</m:t>
           </m:r>
           <m:sSup>
             <m:sSupPr>
@@ -9492,13 +9261,7 @@
                 <w:rPr>
                   <w:rFonts w:ascii="Cambria Math" w:eastAsiaTheme="majorEastAsia" w:hAnsi="Cambria Math" w:cstheme="majorBidi"/>
                 </w:rPr>
-                <m:t>-</m:t>
-              </m:r>
-              <m:r>
-                <w:rPr>
-                  <w:rFonts w:ascii="Cambria Math" w:eastAsiaTheme="majorEastAsia" w:hAnsi="Cambria Math" w:cstheme="majorBidi"/>
-                </w:rPr>
-                <m:t>11</m:t>
+                <m:t>-11</m:t>
               </m:r>
             </m:sup>
           </m:sSup>
@@ -9551,19 +9314,7 @@
             <w:rPr>
               <w:rFonts w:ascii="Cambria Math" w:eastAsiaTheme="majorEastAsia" w:hAnsi="Cambria Math" w:cstheme="majorBidi"/>
             </w:rPr>
-            <m:t xml:space="preserve">=478.4 </m:t>
-          </m:r>
-          <m:r>
-            <w:rPr>
-              <w:rFonts w:ascii="Cambria Math" w:eastAsiaTheme="majorEastAsia" w:hAnsi="Cambria Math" w:cstheme="majorBidi"/>
-            </w:rPr>
-            <m:t>pF</m:t>
-          </m:r>
-          <m:r>
-            <w:rPr>
-              <w:rFonts w:ascii="Cambria Math" w:eastAsiaTheme="majorEastAsia" w:hAnsi="Cambria Math" w:cstheme="majorBidi"/>
-            </w:rPr>
-            <m:t xml:space="preserve"> </m:t>
+            <m:t xml:space="preserve">=478.4 pF </m:t>
           </m:r>
           <m:d>
             <m:dPr>
@@ -9580,19 +9331,7 @@
                 <w:rPr>
                   <w:rFonts w:ascii="Cambria Math" w:eastAsiaTheme="majorEastAsia" w:hAnsi="Cambria Math" w:cstheme="majorBidi"/>
                 </w:rPr>
-                <m:t>Valor</m:t>
-              </m:r>
-              <m:r>
-                <w:rPr>
-                  <w:rFonts w:ascii="Cambria Math" w:eastAsiaTheme="majorEastAsia" w:hAnsi="Cambria Math" w:cstheme="majorBidi"/>
-                </w:rPr>
-                <m:t xml:space="preserve"> </m:t>
-              </m:r>
-              <m:r>
-                <w:rPr>
-                  <w:rFonts w:ascii="Cambria Math" w:eastAsiaTheme="majorEastAsia" w:hAnsi="Cambria Math" w:cstheme="majorBidi"/>
-                </w:rPr>
-                <m:t>exacto</m:t>
+                <m:t>Valor exacto</m:t>
               </m:r>
             </m:e>
           </m:d>
@@ -9660,43 +9399,7 @@
             <w:rPr>
               <w:rFonts w:ascii="Cambria Math" w:eastAsiaTheme="majorEastAsia" w:hAnsi="Cambria Math" w:cstheme="majorBidi"/>
             </w:rPr>
-            <m:t xml:space="preserve">≈470 </m:t>
-          </m:r>
-          <m:r>
-            <w:rPr>
-              <w:rFonts w:ascii="Cambria Math" w:eastAsiaTheme="majorEastAsia" w:hAnsi="Cambria Math" w:cstheme="majorBidi"/>
-            </w:rPr>
-            <m:t>pF</m:t>
-          </m:r>
-          <m:r>
-            <w:rPr>
-              <w:rFonts w:ascii="Cambria Math" w:eastAsiaTheme="majorEastAsia" w:hAnsi="Cambria Math" w:cstheme="majorBidi"/>
-            </w:rPr>
-            <m:t xml:space="preserve"> (</m:t>
-          </m:r>
-          <m:r>
-            <w:rPr>
-              <w:rFonts w:ascii="Cambria Math" w:eastAsiaTheme="majorEastAsia" w:hAnsi="Cambria Math" w:cstheme="majorBidi"/>
-            </w:rPr>
-            <m:t>Valor</m:t>
-          </m:r>
-          <m:r>
-            <w:rPr>
-              <w:rFonts w:ascii="Cambria Math" w:eastAsiaTheme="majorEastAsia" w:hAnsi="Cambria Math" w:cstheme="majorBidi"/>
-            </w:rPr>
-            <m:t xml:space="preserve"> </m:t>
-          </m:r>
-          <m:r>
-            <w:rPr>
-              <w:rFonts w:ascii="Cambria Math" w:eastAsiaTheme="majorEastAsia" w:hAnsi="Cambria Math" w:cstheme="majorBidi"/>
-            </w:rPr>
-            <m:t>comercial</m:t>
-          </m:r>
-          <m:r>
-            <w:rPr>
-              <w:rFonts w:ascii="Cambria Math" w:eastAsiaTheme="majorEastAsia" w:hAnsi="Cambria Math" w:cstheme="majorBidi"/>
-            </w:rPr>
-            <m:t>)</m:t>
+            <m:t>≈470 pF (Valor comercial)</m:t>
           </m:r>
         </m:oMath>
       </m:oMathPara>
@@ -9882,13 +9585,7 @@
                     <w:rPr>
                       <w:rFonts w:ascii="Cambria Math" w:eastAsiaTheme="majorEastAsia" w:hAnsi="Cambria Math" w:cstheme="majorBidi"/>
                     </w:rPr>
-                    <m:t>-</m:t>
-                  </m:r>
-                  <m:r>
-                    <w:rPr>
-                      <w:rFonts w:ascii="Cambria Math" w:eastAsiaTheme="majorEastAsia" w:hAnsi="Cambria Math" w:cstheme="majorBidi"/>
-                    </w:rPr>
-                    <m:t>5</m:t>
+                    <m:t>-5</m:t>
                   </m:r>
                 </m:sup>
               </m:sSup>
@@ -9940,13 +9637,7 @@
                     <w:rPr>
                       <w:rFonts w:ascii="Cambria Math" w:eastAsiaTheme="majorEastAsia" w:hAnsi="Cambria Math" w:cstheme="majorBidi"/>
                     </w:rPr>
-                    <m:t>-</m:t>
-                  </m:r>
-                  <m:r>
-                    <w:rPr>
-                      <w:rFonts w:ascii="Cambria Math" w:eastAsiaTheme="majorEastAsia" w:hAnsi="Cambria Math" w:cstheme="majorBidi"/>
-                    </w:rPr>
-                    <m:t>12</m:t>
+                    <m:t>-12</m:t>
                   </m:r>
                 </m:sup>
               </m:sSup>
@@ -9987,13 +9678,7 @@
                     <w:rPr>
                       <w:rFonts w:ascii="Cambria Math" w:eastAsiaTheme="majorEastAsia" w:hAnsi="Cambria Math" w:cstheme="majorBidi"/>
                     </w:rPr>
-                    <m:t>-</m:t>
-                  </m:r>
-                  <m:r>
-                    <w:rPr>
-                      <w:rFonts w:ascii="Cambria Math" w:eastAsiaTheme="majorEastAsia" w:hAnsi="Cambria Math" w:cstheme="majorBidi"/>
-                    </w:rPr>
-                    <m:t>5</m:t>
+                    <m:t>-5</m:t>
                   </m:r>
                 </m:sup>
               </m:sSup>
@@ -10003,13 +9688,7 @@
             <w:rPr>
               <w:rFonts w:ascii="Cambria Math" w:eastAsiaTheme="majorEastAsia" w:hAnsi="Cambria Math" w:cstheme="majorBidi"/>
             </w:rPr>
-            <m:t>=11.75</m:t>
-          </m:r>
-          <m:r>
-            <w:rPr>
-              <w:rFonts w:ascii="Cambria Math" w:eastAsiaTheme="majorEastAsia" w:hAnsi="Cambria Math" w:cstheme="majorBidi"/>
-            </w:rPr>
-            <m:t>μs</m:t>
+            <m:t>=11.75μs</m:t>
           </m:r>
         </m:oMath>
       </m:oMathPara>
@@ -10248,19 +9927,7 @@
                     <w:rPr>
                       <w:rFonts w:ascii="Cambria Math" w:eastAsiaTheme="majorEastAsia" w:hAnsi="Cambria Math" w:cstheme="majorBidi"/>
                     </w:rPr>
-                    <m:t>m</m:t>
-                  </m:r>
-                  <m:r>
-                    <w:rPr>
-                      <w:rFonts w:ascii="Cambria Math" w:eastAsiaTheme="majorEastAsia" w:hAnsi="Cambria Math" w:cstheme="majorBidi"/>
-                    </w:rPr>
-                    <m:t>á</m:t>
-                  </m:r>
-                  <m:r>
-                    <w:rPr>
-                      <w:rFonts w:ascii="Cambria Math" w:eastAsiaTheme="majorEastAsia" w:hAnsi="Cambria Math" w:cstheme="majorBidi"/>
-                    </w:rPr>
-                    <m:t>x</m:t>
+                    <m:t>máx</m:t>
                   </m:r>
                 </m:e>
               </m:d>
@@ -10270,25 +9937,7 @@
             <w:rPr>
               <w:rFonts w:ascii="Cambria Math" w:eastAsiaTheme="majorEastAsia" w:hAnsi="Cambria Math" w:cstheme="majorBidi"/>
             </w:rPr>
-            <m:t>=2×1</m:t>
-          </m:r>
-          <m:r>
-            <w:rPr>
-              <w:rFonts w:ascii="Cambria Math" w:eastAsiaTheme="majorEastAsia" w:hAnsi="Cambria Math" w:cstheme="majorBidi"/>
-            </w:rPr>
-            <m:t>A</m:t>
-          </m:r>
-          <m:r>
-            <w:rPr>
-              <w:rFonts w:ascii="Cambria Math" w:eastAsiaTheme="majorEastAsia" w:hAnsi="Cambria Math" w:cstheme="majorBidi"/>
-            </w:rPr>
-            <m:t>=2</m:t>
-          </m:r>
-          <m:r>
-            <w:rPr>
-              <w:rFonts w:ascii="Cambria Math" w:eastAsiaTheme="majorEastAsia" w:hAnsi="Cambria Math" w:cstheme="majorBidi"/>
-            </w:rPr>
-            <m:t>A</m:t>
+            <m:t>=2×1A=2A</m:t>
           </m:r>
         </m:oMath>
       </m:oMathPara>
@@ -10489,13 +10138,7 @@
                 <w:rPr>
                   <w:rFonts w:ascii="Cambria Math" w:eastAsiaTheme="majorEastAsia" w:hAnsi="Cambria Math" w:cstheme="majorBidi"/>
                 </w:rPr>
-                <m:t>2</m:t>
-              </m:r>
-              <m:r>
-                <w:rPr>
-                  <w:rFonts w:ascii="Cambria Math" w:eastAsiaTheme="majorEastAsia" w:hAnsi="Cambria Math" w:cstheme="majorBidi"/>
-                </w:rPr>
-                <m:t>A</m:t>
+                <m:t>2A</m:t>
               </m:r>
             </m:den>
           </m:f>
@@ -10680,13 +10323,7 @@
                     <w:rPr>
                       <w:rFonts w:ascii="Cambria Math" w:eastAsiaTheme="majorEastAsia" w:hAnsi="Cambria Math" w:cstheme="majorBidi"/>
                     </w:rPr>
-                    <m:t>2</m:t>
-                  </m:r>
-                  <m:r>
-                    <w:rPr>
-                      <w:rFonts w:ascii="Cambria Math" w:eastAsiaTheme="majorEastAsia" w:hAnsi="Cambria Math" w:cstheme="majorBidi"/>
-                    </w:rPr>
-                    <m:t>A</m:t>
+                    <m:t>2A</m:t>
                   </m:r>
                 </m:e>
               </m:d>
@@ -10704,13 +10341,7 @@
             <w:rPr>
               <w:rFonts w:ascii="Cambria Math" w:eastAsiaTheme="majorEastAsia" w:hAnsi="Cambria Math" w:cstheme="majorBidi"/>
             </w:rPr>
-            <m:t>∙</m:t>
-          </m:r>
-          <m:r>
-            <w:rPr>
-              <w:rFonts w:ascii="Cambria Math" w:eastAsiaTheme="majorEastAsia" w:hAnsi="Cambria Math" w:cstheme="majorBidi"/>
-            </w:rPr>
-            <m:t xml:space="preserve"> 0.15</m:t>
+            <m:t>∙ 0.15</m:t>
           </m:r>
           <m:r>
             <m:rPr>
@@ -10725,13 +10356,7 @@
             <w:rPr>
               <w:rFonts w:ascii="Cambria Math" w:eastAsiaTheme="majorEastAsia" w:hAnsi="Cambria Math" w:cstheme="majorBidi"/>
             </w:rPr>
-            <m:t>=0.6</m:t>
-          </m:r>
-          <m:r>
-            <w:rPr>
-              <w:rFonts w:ascii="Cambria Math" w:eastAsiaTheme="majorEastAsia" w:hAnsi="Cambria Math" w:cstheme="majorBidi"/>
-            </w:rPr>
-            <m:t>W</m:t>
+            <m:t>=0.6W</m:t>
           </m:r>
         </m:oMath>
       </m:oMathPara>
@@ -10818,49 +10443,7 @@
             <w:rPr>
               <w:rFonts w:ascii="Cambria Math" w:eastAsiaTheme="majorEastAsia" w:hAnsi="Cambria Math" w:cstheme="majorBidi"/>
             </w:rPr>
-            <m:t>-</m:t>
-          </m:r>
-          <m:r>
-            <w:rPr>
-              <w:rFonts w:ascii="Cambria Math" w:eastAsiaTheme="majorEastAsia" w:hAnsi="Cambria Math" w:cstheme="majorBidi"/>
-            </w:rPr>
-            <m:t>1</m:t>
-          </m:r>
-          <m:r>
-            <w:rPr>
-              <w:rFonts w:ascii="Cambria Math" w:eastAsiaTheme="majorEastAsia" w:hAnsi="Cambria Math" w:cstheme="majorBidi"/>
-            </w:rPr>
-            <m:t>W</m:t>
-          </m:r>
-          <m:r>
-            <w:rPr>
-              <w:rFonts w:ascii="Cambria Math" w:eastAsiaTheme="majorEastAsia" w:hAnsi="Cambria Math" w:cstheme="majorBidi"/>
-            </w:rPr>
-            <m:t xml:space="preserve"> (</m:t>
-          </m:r>
-          <m:r>
-            <w:rPr>
-              <w:rFonts w:ascii="Cambria Math" w:eastAsiaTheme="majorEastAsia" w:hAnsi="Cambria Math" w:cstheme="majorBidi"/>
-            </w:rPr>
-            <m:t>Valore</m:t>
-          </m:r>
-          <m:r>
-            <w:rPr>
-              <w:rFonts w:ascii="Cambria Math" w:eastAsiaTheme="majorEastAsia" w:hAnsi="Cambria Math" w:cstheme="majorBidi"/>
-            </w:rPr>
-            <m:t xml:space="preserve"> </m:t>
-          </m:r>
-          <m:r>
-            <w:rPr>
-              <w:rFonts w:ascii="Cambria Math" w:eastAsiaTheme="majorEastAsia" w:hAnsi="Cambria Math" w:cstheme="majorBidi"/>
-            </w:rPr>
-            <m:t>comercial</m:t>
-          </m:r>
-          <m:r>
-            <w:rPr>
-              <w:rFonts w:ascii="Cambria Math" w:eastAsiaTheme="majorEastAsia" w:hAnsi="Cambria Math" w:cstheme="majorBidi"/>
-            </w:rPr>
-            <m:t>)</m:t>
+            <m:t>-1W (Valore comercial)</m:t>
           </m:r>
         </m:oMath>
       </m:oMathPara>
@@ -10973,19 +10556,7 @@
                 <w:rPr>
                   <w:rFonts w:ascii="Cambria Math" w:eastAsiaTheme="majorEastAsia" w:hAnsi="Cambria Math" w:cstheme="majorBidi"/>
                 </w:rPr>
-                <m:t>m</m:t>
-              </m:r>
-              <m:r>
-                <w:rPr>
-                  <w:rFonts w:ascii="Cambria Math" w:eastAsiaTheme="majorEastAsia" w:hAnsi="Cambria Math" w:cstheme="majorBidi"/>
-                </w:rPr>
-                <m:t>í</m:t>
-              </m:r>
-              <m:r>
-                <w:rPr>
-                  <w:rFonts w:ascii="Cambria Math" w:eastAsiaTheme="majorEastAsia" w:hAnsi="Cambria Math" w:cstheme="majorBidi"/>
-                </w:rPr>
-                <m:t>n</m:t>
+                <m:t>mín</m:t>
               </m:r>
             </m:sub>
           </m:sSub>
@@ -11208,49 +10779,7 @@
                     <w:rPr>
                       <w:rFonts w:ascii="Cambria Math" w:eastAsiaTheme="majorEastAsia" w:hAnsi="Cambria Math" w:cstheme="majorBidi"/>
                     </w:rPr>
-                    <m:t>12</m:t>
-                  </m:r>
-                  <m:r>
-                    <w:rPr>
-                      <w:rFonts w:ascii="Cambria Math" w:eastAsiaTheme="majorEastAsia" w:hAnsi="Cambria Math" w:cstheme="majorBidi"/>
-                    </w:rPr>
-                    <m:t>V</m:t>
-                  </m:r>
-                  <m:r>
-                    <w:rPr>
-                      <w:rFonts w:ascii="Cambria Math" w:eastAsiaTheme="majorEastAsia" w:hAnsi="Cambria Math" w:cstheme="majorBidi"/>
-                    </w:rPr>
-                    <m:t>-</m:t>
-                  </m:r>
-                  <m:r>
-                    <w:rPr>
-                      <w:rFonts w:ascii="Cambria Math" w:eastAsiaTheme="majorEastAsia" w:hAnsi="Cambria Math" w:cstheme="majorBidi"/>
-                    </w:rPr>
-                    <m:t>1</m:t>
-                  </m:r>
-                  <m:r>
-                    <w:rPr>
-                      <w:rFonts w:ascii="Cambria Math" w:eastAsiaTheme="majorEastAsia" w:hAnsi="Cambria Math" w:cstheme="majorBidi"/>
-                    </w:rPr>
-                    <m:t>V</m:t>
-                  </m:r>
-                  <m:r>
-                    <w:rPr>
-                      <w:rFonts w:ascii="Cambria Math" w:eastAsiaTheme="majorEastAsia" w:hAnsi="Cambria Math" w:cstheme="majorBidi"/>
-                    </w:rPr>
-                    <m:t>-</m:t>
-                  </m:r>
-                  <m:r>
-                    <w:rPr>
-                      <w:rFonts w:ascii="Cambria Math" w:eastAsiaTheme="majorEastAsia" w:hAnsi="Cambria Math" w:cstheme="majorBidi"/>
-                    </w:rPr>
-                    <m:t>5</m:t>
-                  </m:r>
-                  <m:r>
-                    <w:rPr>
-                      <w:rFonts w:ascii="Cambria Math" w:eastAsiaTheme="majorEastAsia" w:hAnsi="Cambria Math" w:cstheme="majorBidi"/>
-                    </w:rPr>
-                    <m:t>V</m:t>
+                    <m:t>12V-1V-5V</m:t>
                   </m:r>
                 </m:num>
                 <m:den>
@@ -11258,13 +10787,7 @@
                     <w:rPr>
                       <w:rFonts w:ascii="Cambria Math" w:eastAsiaTheme="majorEastAsia" w:hAnsi="Cambria Math" w:cstheme="majorBidi"/>
                     </w:rPr>
-                    <m:t>2</m:t>
-                  </m:r>
-                  <m:r>
-                    <w:rPr>
-                      <w:rFonts w:ascii="Cambria Math" w:eastAsiaTheme="majorEastAsia" w:hAnsi="Cambria Math" w:cstheme="majorBidi"/>
-                    </w:rPr>
-                    <m:t>A</m:t>
+                    <m:t>2A</m:t>
                   </m:r>
                 </m:den>
               </m:f>
@@ -11274,25 +10797,7 @@
             <w:rPr>
               <w:rFonts w:ascii="Cambria Math" w:eastAsiaTheme="majorEastAsia" w:hAnsi="Cambria Math" w:cstheme="majorBidi"/>
             </w:rPr>
-            <m:t>×11.96</m:t>
-          </m:r>
-          <m:r>
-            <w:rPr>
-              <w:rFonts w:ascii="Cambria Math" w:eastAsiaTheme="majorEastAsia" w:hAnsi="Cambria Math" w:cstheme="majorBidi"/>
-            </w:rPr>
-            <m:t>μs</m:t>
-          </m:r>
-          <m:r>
-            <w:rPr>
-              <w:rFonts w:ascii="Cambria Math" w:eastAsiaTheme="majorEastAsia" w:hAnsi="Cambria Math" w:cstheme="majorBidi"/>
-            </w:rPr>
-            <m:t>=35.88</m:t>
-          </m:r>
-          <m:r>
-            <w:rPr>
-              <w:rFonts w:ascii="Cambria Math" w:eastAsiaTheme="majorEastAsia" w:hAnsi="Cambria Math" w:cstheme="majorBidi"/>
-            </w:rPr>
-            <m:t>μH</m:t>
+            <m:t>×11.96μs=35.88μH</m:t>
           </m:r>
         </m:oMath>
       </m:oMathPara>
@@ -11474,19 +10979,7 @@
                     <w:rPr>
                       <w:rFonts w:ascii="Cambria Math" w:eastAsiaTheme="majorEastAsia" w:hAnsi="Cambria Math" w:cstheme="majorBidi"/>
                     </w:rPr>
-                    <m:t>m</m:t>
-                  </m:r>
-                  <m:r>
-                    <w:rPr>
-                      <w:rFonts w:ascii="Cambria Math" w:eastAsiaTheme="majorEastAsia" w:hAnsi="Cambria Math" w:cstheme="majorBidi"/>
-                    </w:rPr>
-                    <m:t>á</m:t>
-                  </m:r>
-                  <m:r>
-                    <w:rPr>
-                      <w:rFonts w:ascii="Cambria Math" w:eastAsiaTheme="majorEastAsia" w:hAnsi="Cambria Math" w:cstheme="majorBidi"/>
-                    </w:rPr>
-                    <m:t>x</m:t>
+                    <m:t>máx</m:t>
                   </m:r>
                 </m:e>
               </m:d>
@@ -11496,13 +10989,7 @@
             <w:rPr>
               <w:rFonts w:ascii="Cambria Math" w:eastAsiaTheme="majorEastAsia" w:hAnsi="Cambria Math" w:cstheme="majorBidi"/>
             </w:rPr>
-            <m:t>=1</m:t>
-          </m:r>
-          <m:r>
-            <w:rPr>
-              <w:rFonts w:ascii="Cambria Math" w:eastAsiaTheme="majorEastAsia" w:hAnsi="Cambria Math" w:cstheme="majorBidi"/>
-            </w:rPr>
-            <m:t>A</m:t>
+            <m:t>=1A</m:t>
           </m:r>
         </m:oMath>
       </m:oMathPara>
@@ -11828,19 +11315,7 @@
                     <w:rPr>
                       <w:rFonts w:ascii="Cambria Math" w:eastAsiaTheme="majorEastAsia" w:hAnsi="Cambria Math" w:cstheme="majorBidi"/>
                     </w:rPr>
-                    <m:t>m</m:t>
-                  </m:r>
-                  <m:r>
-                    <w:rPr>
-                      <w:rFonts w:ascii="Cambria Math" w:eastAsiaTheme="majorEastAsia" w:hAnsi="Cambria Math" w:cstheme="majorBidi"/>
-                    </w:rPr>
-                    <m:t>á</m:t>
-                  </m:r>
-                  <m:r>
-                    <w:rPr>
-                      <w:rFonts w:ascii="Cambria Math" w:eastAsiaTheme="majorEastAsia" w:hAnsi="Cambria Math" w:cstheme="majorBidi"/>
-                    </w:rPr>
-                    <m:t>x</m:t>
+                    <m:t>máx</m:t>
                   </m:r>
                 </m:e>
               </m:d>
@@ -11967,19 +11442,7 @@
             <w:rPr>
               <w:rFonts w:ascii="Cambria Math" w:eastAsiaTheme="majorEastAsia" w:hAnsi="Cambria Math" w:cstheme="majorBidi"/>
             </w:rPr>
-            <m:t>=1</m:t>
-          </m:r>
-          <m:r>
-            <w:rPr>
-              <w:rFonts w:ascii="Cambria Math" w:eastAsiaTheme="majorEastAsia" w:hAnsi="Cambria Math" w:cstheme="majorBidi"/>
-            </w:rPr>
-            <m:t>A</m:t>
-          </m:r>
-          <m:r>
-            <w:rPr>
-              <w:rFonts w:ascii="Cambria Math" w:eastAsiaTheme="majorEastAsia" w:hAnsi="Cambria Math" w:cstheme="majorBidi"/>
-            </w:rPr>
-            <m:t>+</m:t>
+            <m:t>=1A+</m:t>
           </m:r>
           <m:f>
             <m:fPr>
@@ -11996,13 +11459,7 @@
                 <w:rPr>
                   <w:rFonts w:ascii="Cambria Math" w:eastAsiaTheme="majorEastAsia" w:hAnsi="Cambria Math" w:cstheme="majorBidi"/>
                 </w:rPr>
-                <m:t>1.53</m:t>
-              </m:r>
-              <m:r>
-                <w:rPr>
-                  <w:rFonts w:ascii="Cambria Math" w:eastAsiaTheme="majorEastAsia" w:hAnsi="Cambria Math" w:cstheme="majorBidi"/>
-                </w:rPr>
-                <m:t>A</m:t>
+                <m:t>1.53A</m:t>
               </m:r>
             </m:num>
             <m:den>
@@ -12018,13 +11475,7 @@
             <w:rPr>
               <w:rFonts w:ascii="Cambria Math" w:eastAsiaTheme="majorEastAsia" w:hAnsi="Cambria Math" w:cstheme="majorBidi"/>
             </w:rPr>
-            <m:t xml:space="preserve">=1.765 </m:t>
-          </m:r>
-          <m:r>
-            <w:rPr>
-              <w:rFonts w:ascii="Cambria Math" w:eastAsiaTheme="majorEastAsia" w:hAnsi="Cambria Math" w:cstheme="majorBidi"/>
-            </w:rPr>
-            <m:t>A</m:t>
+            <m:t>=1.765 A</m:t>
           </m:r>
         </m:oMath>
       </m:oMathPara>
@@ -12396,25 +11847,7 @@
                 <w:rPr>
                   <w:rFonts w:ascii="Cambria Math" w:eastAsiaTheme="majorEastAsia" w:hAnsi="Cambria Math" w:cstheme="majorBidi"/>
                 </w:rPr>
-                <m:t>2</m:t>
-              </m:r>
-              <m:r>
-                <w:rPr>
-                  <w:rFonts w:ascii="Cambria Math" w:eastAsiaTheme="majorEastAsia" w:hAnsi="Cambria Math" w:cstheme="majorBidi"/>
-                </w:rPr>
-                <m:t>A</m:t>
-              </m:r>
-              <m:r>
-                <w:rPr>
-                  <w:rFonts w:ascii="Cambria Math" w:eastAsiaTheme="majorEastAsia" w:hAnsi="Cambria Math" w:cstheme="majorBidi"/>
-                </w:rPr>
-                <m:t>×25</m:t>
-              </m:r>
-              <m:r>
-                <w:rPr>
-                  <w:rFonts w:ascii="Cambria Math" w:eastAsiaTheme="majorEastAsia" w:hAnsi="Cambria Math" w:cstheme="majorBidi"/>
-                </w:rPr>
-                <m:t>μs</m:t>
+                <m:t>2A×25μs</m:t>
               </m:r>
             </m:num>
             <m:den>
@@ -12422,13 +11855,7 @@
                 <w:rPr>
                   <w:rFonts w:ascii="Cambria Math" w:eastAsiaTheme="majorEastAsia" w:hAnsi="Cambria Math" w:cstheme="majorBidi"/>
                 </w:rPr>
-                <m:t>8×0.025</m:t>
-              </m:r>
-              <m:r>
-                <w:rPr>
-                  <w:rFonts w:ascii="Cambria Math" w:eastAsiaTheme="majorEastAsia" w:hAnsi="Cambria Math" w:cstheme="majorBidi"/>
-                </w:rPr>
-                <m:t>V</m:t>
+                <m:t>8×0.025V</m:t>
               </m:r>
             </m:den>
           </m:f>
@@ -12436,13 +11863,7 @@
             <w:rPr>
               <w:rFonts w:ascii="Cambria Math" w:eastAsiaTheme="majorEastAsia" w:hAnsi="Cambria Math" w:cstheme="majorBidi"/>
             </w:rPr>
-            <m:t>=250</m:t>
-          </m:r>
-          <m:r>
-            <w:rPr>
-              <w:rFonts w:ascii="Cambria Math" w:eastAsiaTheme="majorEastAsia" w:hAnsi="Cambria Math" w:cstheme="majorBidi"/>
-            </w:rPr>
-            <m:t>μF</m:t>
+            <m:t>=250μF</m:t>
           </m:r>
         </m:oMath>
       </m:oMathPara>
@@ -12487,67 +11908,7 @@
             <w:rPr>
               <w:rFonts w:ascii="Cambria Math" w:eastAsiaTheme="majorEastAsia" w:hAnsi="Cambria Math" w:cstheme="majorBidi"/>
             </w:rPr>
-            <m:t>=220</m:t>
-          </m:r>
-          <m:r>
-            <w:rPr>
-              <w:rFonts w:ascii="Cambria Math" w:eastAsiaTheme="majorEastAsia" w:hAnsi="Cambria Math" w:cstheme="majorBidi"/>
-            </w:rPr>
-            <m:t>uF</m:t>
-          </m:r>
-          <m:r>
-            <w:rPr>
-              <w:rFonts w:ascii="Cambria Math" w:eastAsiaTheme="majorEastAsia" w:hAnsi="Cambria Math" w:cstheme="majorBidi"/>
-            </w:rPr>
-            <m:t>+33</m:t>
-          </m:r>
-          <m:r>
-            <w:rPr>
-              <w:rFonts w:ascii="Cambria Math" w:eastAsiaTheme="majorEastAsia" w:hAnsi="Cambria Math" w:cstheme="majorBidi"/>
-            </w:rPr>
-            <m:t>μF</m:t>
-          </m:r>
-          <m:r>
-            <w:rPr>
-              <w:rFonts w:ascii="Cambria Math" w:eastAsiaTheme="majorEastAsia" w:hAnsi="Cambria Math" w:cstheme="majorBidi"/>
-            </w:rPr>
-            <m:t xml:space="preserve"> (</m:t>
-          </m:r>
-          <m:r>
-            <w:rPr>
-              <w:rFonts w:ascii="Cambria Math" w:eastAsiaTheme="majorEastAsia" w:hAnsi="Cambria Math" w:cstheme="majorBidi"/>
-            </w:rPr>
-            <m:t>Valores</m:t>
-          </m:r>
-          <m:r>
-            <w:rPr>
-              <w:rFonts w:ascii="Cambria Math" w:eastAsiaTheme="majorEastAsia" w:hAnsi="Cambria Math" w:cstheme="majorBidi"/>
-            </w:rPr>
-            <m:t xml:space="preserve"> </m:t>
-          </m:r>
-          <m:r>
-            <w:rPr>
-              <w:rFonts w:ascii="Cambria Math" w:eastAsiaTheme="majorEastAsia" w:hAnsi="Cambria Math" w:cstheme="majorBidi"/>
-            </w:rPr>
-            <m:t>comreciales</m:t>
-          </m:r>
-          <m:r>
-            <w:rPr>
-              <w:rFonts w:ascii="Cambria Math" w:eastAsiaTheme="majorEastAsia" w:hAnsi="Cambria Math" w:cstheme="majorBidi"/>
-            </w:rPr>
-            <m:t xml:space="preserve"> </m:t>
-          </m:r>
-          <m:r>
-            <w:rPr>
-              <w:rFonts w:ascii="Cambria Math" w:eastAsiaTheme="majorEastAsia" w:hAnsi="Cambria Math" w:cstheme="majorBidi"/>
-            </w:rPr>
-            <m:t>seleccionados</m:t>
-          </m:r>
-          <m:r>
-            <w:rPr>
-              <w:rFonts w:ascii="Cambria Math" w:eastAsiaTheme="majorEastAsia" w:hAnsi="Cambria Math" w:cstheme="majorBidi"/>
-            </w:rPr>
-            <m:t>)</m:t>
+            <m:t>=220uF+33μF (Valores comreciales seleccionados)</m:t>
           </m:r>
         </m:oMath>
       </m:oMathPara>
@@ -12796,13 +12157,7 @@
             <w:rPr>
               <w:rFonts w:ascii="Cambria Math" w:eastAsiaTheme="majorEastAsia" w:hAnsi="Cambria Math" w:cstheme="majorBidi"/>
             </w:rPr>
-            <m:t>=5</m:t>
-          </m:r>
-          <m:r>
-            <w:rPr>
-              <w:rFonts w:ascii="Cambria Math" w:eastAsiaTheme="majorEastAsia" w:hAnsi="Cambria Math" w:cstheme="majorBidi"/>
-            </w:rPr>
-            <m:t>V</m:t>
+            <m:t>=5V</m:t>
           </m:r>
         </m:oMath>
       </m:oMathPara>
@@ -12982,13 +12337,7 @@
             <w:rPr>
               <w:rFonts w:ascii="Cambria Math" w:eastAsiaTheme="majorEastAsia" w:hAnsi="Cambria Math" w:cstheme="majorBidi"/>
             </w:rPr>
-            <m:t>-</m:t>
-          </m:r>
-          <m:r>
-            <w:rPr>
-              <w:rFonts w:ascii="Cambria Math" w:eastAsiaTheme="majorEastAsia" w:hAnsi="Cambria Math" w:cstheme="majorBidi"/>
-            </w:rPr>
-            <m:t>1=</m:t>
+            <m:t>-1=</m:t>
           </m:r>
           <m:f>
             <m:fPr>
@@ -13005,13 +12354,7 @@
                 <w:rPr>
                   <w:rFonts w:ascii="Cambria Math" w:eastAsiaTheme="majorEastAsia" w:hAnsi="Cambria Math" w:cstheme="majorBidi"/>
                 </w:rPr>
-                <m:t>5</m:t>
-              </m:r>
-              <m:r>
-                <w:rPr>
-                  <w:rFonts w:ascii="Cambria Math" w:eastAsiaTheme="majorEastAsia" w:hAnsi="Cambria Math" w:cstheme="majorBidi"/>
-                </w:rPr>
-                <m:t>V</m:t>
+                <m:t>5V</m:t>
               </m:r>
             </m:num>
             <m:den>
@@ -13019,13 +12362,7 @@
                 <w:rPr>
                   <w:rFonts w:ascii="Cambria Math" w:eastAsiaTheme="majorEastAsia" w:hAnsi="Cambria Math" w:cstheme="majorBidi"/>
                 </w:rPr>
-                <m:t>1.25</m:t>
-              </m:r>
-              <m:r>
-                <w:rPr>
-                  <w:rFonts w:ascii="Cambria Math" w:eastAsiaTheme="majorEastAsia" w:hAnsi="Cambria Math" w:cstheme="majorBidi"/>
-                </w:rPr>
-                <m:t>V</m:t>
+                <m:t>1.25V</m:t>
               </m:r>
             </m:den>
           </m:f>
@@ -13033,13 +12370,7 @@
             <w:rPr>
               <w:rFonts w:ascii="Cambria Math" w:eastAsiaTheme="majorEastAsia" w:hAnsi="Cambria Math" w:cstheme="majorBidi"/>
             </w:rPr>
-            <m:t>-</m:t>
-          </m:r>
-          <m:r>
-            <w:rPr>
-              <w:rFonts w:ascii="Cambria Math" w:eastAsiaTheme="majorEastAsia" w:hAnsi="Cambria Math" w:cstheme="majorBidi"/>
-            </w:rPr>
-            <m:t>1=3</m:t>
+            <m:t>-1=3</m:t>
           </m:r>
         </m:oMath>
       </m:oMathPara>
@@ -13102,13 +12433,7 @@
             <w:rPr>
               <w:rFonts w:ascii="Cambria Math" w:eastAsiaTheme="majorEastAsia" w:hAnsi="Cambria Math" w:cstheme="majorBidi"/>
             </w:rPr>
-            <m:t>=11</m:t>
-          </m:r>
-          <m:r>
-            <w:rPr>
-              <w:rFonts w:ascii="Cambria Math" w:eastAsiaTheme="majorEastAsia" w:hAnsi="Cambria Math" w:cstheme="majorBidi"/>
-            </w:rPr>
-            <m:t>K</m:t>
+            <m:t>=11K</m:t>
           </m:r>
           <m:r>
             <m:rPr>
@@ -13156,13 +12481,7 @@
             <w:rPr>
               <w:rFonts w:ascii="Cambria Math" w:eastAsiaTheme="majorEastAsia" w:hAnsi="Cambria Math" w:cstheme="majorBidi"/>
             </w:rPr>
-            <m:t>=33</m:t>
-          </m:r>
-          <m:r>
-            <w:rPr>
-              <w:rFonts w:ascii="Cambria Math" w:eastAsiaTheme="majorEastAsia" w:hAnsi="Cambria Math" w:cstheme="majorBidi"/>
-            </w:rPr>
-            <m:t>K</m:t>
+            <m:t>=33K</m:t>
           </m:r>
           <m:r>
             <m:rPr>
